--- a/docs/fr/Leosac Key Manager - Guide Utilisateur.docx
+++ b/docs/fr/Leosac Key Manager - Guide Utilisateur.docx
@@ -107,12 +107,7 @@
     <w:p>
       <w:pPr>
         <w:sectPr>
-          <w:headerReference w:type="even" r:id="rId8"/>
-          <w:headerReference w:type="default" r:id="rId9"/>
-          <w:footerReference w:type="even" r:id="rId10"/>
-          <w:footerReference w:type="default" r:id="rId11"/>
-          <w:headerReference w:type="first" r:id="rId12"/>
-          <w:footerReference w:type="first" r:id="rId13"/>
+          <w:footerReference w:type="default" r:id="rId8"/>
           <w:pgSz w:w="11906" w:h="16838"/>
           <w:pgMar w:top="1440" w:right="1440" w:bottom="3600" w:left="1440" w:header="0" w:footer="720" w:gutter="0"/>
           <w:cols w:space="720"/>
@@ -147,10 +142,18 @@
         </w:p>
         <w:p>
           <w:pPr>
-            <w:pStyle w:val="TM2"/>
+            <w:pStyle w:val="TM1"/>
             <w:tabs>
-              <w:tab w:val="right" w:leader="dot" w:pos="9026"/>
+              <w:tab w:val="right" w:leader="dot" w:pos="9016"/>
             </w:tabs>
+            <w:rPr>
+              <w:noProof/>
+              <w:kern w:val="2"/>
+              <w:sz w:val="24"/>
+              <w:szCs w:val="24"/>
+              <w:lang w:val="en-US" w:eastAsia="en-US"/>
+              <w14:ligatures w14:val="standardContextual"/>
+            </w:rPr>
           </w:pPr>
           <w:r>
             <w:fldChar w:fldCharType="begin"/>
@@ -168,21 +171,2251 @@
             </w:rPr>
             <w:fldChar w:fldCharType="separate"/>
           </w:r>
-          <w:hyperlink w:anchor="__RefHeading___Toc1154_2924010706">
+          <w:hyperlink w:anchor="_Toc212016881" w:history="1">
             <w:r>
               <w:rPr>
-                <w:rStyle w:val="IndexLink"/>
-                <w:webHidden/>
+                <w:rStyle w:val="Lienhypertexte"/>
+                <w:noProof/>
               </w:rPr>
-              <w:t>DOCUMENTATION UTILISATEUR</w:t>
+              <w:t>LEOSAC KEY MANAGER</w:t>
             </w:r>
             <w:r>
               <w:rPr>
-                <w:rStyle w:val="IndexLink"/>
+                <w:noProof/>
                 <w:webHidden/>
               </w:rPr>
               <w:tab/>
-              <w:t>1</w:t>
+            </w:r>
+            <w:r>
+              <w:rPr>
+                <w:noProof/>
+                <w:webHidden/>
+              </w:rPr>
+              <w:fldChar w:fldCharType="begin"/>
+            </w:r>
+            <w:r>
+              <w:rPr>
+                <w:noProof/>
+                <w:webHidden/>
+              </w:rPr>
+              <w:instrText xml:space="preserve"> PAGEREF _Toc212016881 \h </w:instrText>
+            </w:r>
+            <w:r>
+              <w:rPr>
+                <w:noProof/>
+                <w:webHidden/>
+              </w:rPr>
+            </w:r>
+            <w:r>
+              <w:rPr>
+                <w:noProof/>
+                <w:webHidden/>
+              </w:rPr>
+              <w:fldChar w:fldCharType="separate"/>
+            </w:r>
+            <w:r>
+              <w:rPr>
+                <w:noProof/>
+                <w:webHidden/>
+              </w:rPr>
+              <w:t>2</w:t>
+            </w:r>
+            <w:r>
+              <w:rPr>
+                <w:noProof/>
+                <w:webHidden/>
+              </w:rPr>
+              <w:fldChar w:fldCharType="end"/>
+            </w:r>
+          </w:hyperlink>
+        </w:p>
+        <w:p>
+          <w:pPr>
+            <w:pStyle w:val="TM2"/>
+            <w:tabs>
+              <w:tab w:val="right" w:leader="dot" w:pos="9016"/>
+            </w:tabs>
+            <w:rPr>
+              <w:noProof/>
+              <w:kern w:val="2"/>
+              <w:sz w:val="24"/>
+              <w:szCs w:val="24"/>
+              <w:lang w:val="en-US" w:eastAsia="en-US"/>
+              <w14:ligatures w14:val="standardContextual"/>
+            </w:rPr>
+          </w:pPr>
+          <w:hyperlink w:anchor="_Toc212016882" w:history="1">
+            <w:r>
+              <w:rPr>
+                <w:rStyle w:val="Lienhypertexte"/>
+                <w:noProof/>
+              </w:rPr>
+              <w:t>Prérequis</w:t>
+            </w:r>
+            <w:r>
+              <w:rPr>
+                <w:noProof/>
+                <w:webHidden/>
+              </w:rPr>
+              <w:tab/>
+            </w:r>
+            <w:r>
+              <w:rPr>
+                <w:noProof/>
+                <w:webHidden/>
+              </w:rPr>
+              <w:fldChar w:fldCharType="begin"/>
+            </w:r>
+            <w:r>
+              <w:rPr>
+                <w:noProof/>
+                <w:webHidden/>
+              </w:rPr>
+              <w:instrText xml:space="preserve"> PAGEREF _Toc212016882 \h </w:instrText>
+            </w:r>
+            <w:r>
+              <w:rPr>
+                <w:noProof/>
+                <w:webHidden/>
+              </w:rPr>
+            </w:r>
+            <w:r>
+              <w:rPr>
+                <w:noProof/>
+                <w:webHidden/>
+              </w:rPr>
+              <w:fldChar w:fldCharType="separate"/>
+            </w:r>
+            <w:r>
+              <w:rPr>
+                <w:noProof/>
+                <w:webHidden/>
+              </w:rPr>
+              <w:t>2</w:t>
+            </w:r>
+            <w:r>
+              <w:rPr>
+                <w:noProof/>
+                <w:webHidden/>
+              </w:rPr>
+              <w:fldChar w:fldCharType="end"/>
+            </w:r>
+          </w:hyperlink>
+        </w:p>
+        <w:p>
+          <w:pPr>
+            <w:pStyle w:val="TM3"/>
+            <w:tabs>
+              <w:tab w:val="right" w:leader="dot" w:pos="9016"/>
+            </w:tabs>
+            <w:rPr>
+              <w:noProof/>
+              <w:kern w:val="2"/>
+              <w:sz w:val="24"/>
+              <w:szCs w:val="24"/>
+              <w:lang w:val="en-US" w:eastAsia="en-US"/>
+              <w14:ligatures w14:val="standardContextual"/>
+            </w:rPr>
+          </w:pPr>
+          <w:hyperlink w:anchor="_Toc212016883" w:history="1">
+            <w:r>
+              <w:rPr>
+                <w:rStyle w:val="Lienhypertexte"/>
+                <w:noProof/>
+              </w:rPr>
+              <w:t>Logiciels</w:t>
+            </w:r>
+            <w:r>
+              <w:rPr>
+                <w:noProof/>
+                <w:webHidden/>
+              </w:rPr>
+              <w:tab/>
+            </w:r>
+            <w:r>
+              <w:rPr>
+                <w:noProof/>
+                <w:webHidden/>
+              </w:rPr>
+              <w:fldChar w:fldCharType="begin"/>
+            </w:r>
+            <w:r>
+              <w:rPr>
+                <w:noProof/>
+                <w:webHidden/>
+              </w:rPr>
+              <w:instrText xml:space="preserve"> PAGEREF _Toc212016883 \h </w:instrText>
+            </w:r>
+            <w:r>
+              <w:rPr>
+                <w:noProof/>
+                <w:webHidden/>
+              </w:rPr>
+            </w:r>
+            <w:r>
+              <w:rPr>
+                <w:noProof/>
+                <w:webHidden/>
+              </w:rPr>
+              <w:fldChar w:fldCharType="separate"/>
+            </w:r>
+            <w:r>
+              <w:rPr>
+                <w:noProof/>
+                <w:webHidden/>
+              </w:rPr>
+              <w:t>2</w:t>
+            </w:r>
+            <w:r>
+              <w:rPr>
+                <w:noProof/>
+                <w:webHidden/>
+              </w:rPr>
+              <w:fldChar w:fldCharType="end"/>
+            </w:r>
+          </w:hyperlink>
+        </w:p>
+        <w:p>
+          <w:pPr>
+            <w:pStyle w:val="TM3"/>
+            <w:tabs>
+              <w:tab w:val="right" w:leader="dot" w:pos="9016"/>
+            </w:tabs>
+            <w:rPr>
+              <w:noProof/>
+              <w:kern w:val="2"/>
+              <w:sz w:val="24"/>
+              <w:szCs w:val="24"/>
+              <w:lang w:val="en-US" w:eastAsia="en-US"/>
+              <w14:ligatures w14:val="standardContextual"/>
+            </w:rPr>
+          </w:pPr>
+          <w:hyperlink w:anchor="_Toc212016884" w:history="1">
+            <w:r>
+              <w:rPr>
+                <w:rStyle w:val="Lienhypertexte"/>
+                <w:noProof/>
+              </w:rPr>
+              <w:t>Matériels</w:t>
+            </w:r>
+            <w:r>
+              <w:rPr>
+                <w:noProof/>
+                <w:webHidden/>
+              </w:rPr>
+              <w:tab/>
+            </w:r>
+            <w:r>
+              <w:rPr>
+                <w:noProof/>
+                <w:webHidden/>
+              </w:rPr>
+              <w:fldChar w:fldCharType="begin"/>
+            </w:r>
+            <w:r>
+              <w:rPr>
+                <w:noProof/>
+                <w:webHidden/>
+              </w:rPr>
+              <w:instrText xml:space="preserve"> PAGEREF _Toc212016884 \h </w:instrText>
+            </w:r>
+            <w:r>
+              <w:rPr>
+                <w:noProof/>
+                <w:webHidden/>
+              </w:rPr>
+            </w:r>
+            <w:r>
+              <w:rPr>
+                <w:noProof/>
+                <w:webHidden/>
+              </w:rPr>
+              <w:fldChar w:fldCharType="separate"/>
+            </w:r>
+            <w:r>
+              <w:rPr>
+                <w:noProof/>
+                <w:webHidden/>
+              </w:rPr>
+              <w:t>2</w:t>
+            </w:r>
+            <w:r>
+              <w:rPr>
+                <w:noProof/>
+                <w:webHidden/>
+              </w:rPr>
+              <w:fldChar w:fldCharType="end"/>
+            </w:r>
+          </w:hyperlink>
+        </w:p>
+        <w:p>
+          <w:pPr>
+            <w:pStyle w:val="TM2"/>
+            <w:tabs>
+              <w:tab w:val="right" w:leader="dot" w:pos="9016"/>
+            </w:tabs>
+            <w:rPr>
+              <w:noProof/>
+              <w:kern w:val="2"/>
+              <w:sz w:val="24"/>
+              <w:szCs w:val="24"/>
+              <w:lang w:val="en-US" w:eastAsia="en-US"/>
+              <w14:ligatures w14:val="standardContextual"/>
+            </w:rPr>
+          </w:pPr>
+          <w:hyperlink w:anchor="_Toc212016885" w:history="1">
+            <w:r>
+              <w:rPr>
+                <w:rStyle w:val="Lienhypertexte"/>
+                <w:noProof/>
+              </w:rPr>
+              <w:t>Accueil</w:t>
+            </w:r>
+            <w:r>
+              <w:rPr>
+                <w:noProof/>
+                <w:webHidden/>
+              </w:rPr>
+              <w:tab/>
+            </w:r>
+            <w:r>
+              <w:rPr>
+                <w:noProof/>
+                <w:webHidden/>
+              </w:rPr>
+              <w:fldChar w:fldCharType="begin"/>
+            </w:r>
+            <w:r>
+              <w:rPr>
+                <w:noProof/>
+                <w:webHidden/>
+              </w:rPr>
+              <w:instrText xml:space="preserve"> PAGEREF _Toc212016885 \h </w:instrText>
+            </w:r>
+            <w:r>
+              <w:rPr>
+                <w:noProof/>
+                <w:webHidden/>
+              </w:rPr>
+            </w:r>
+            <w:r>
+              <w:rPr>
+                <w:noProof/>
+                <w:webHidden/>
+              </w:rPr>
+              <w:fldChar w:fldCharType="separate"/>
+            </w:r>
+            <w:r>
+              <w:rPr>
+                <w:noProof/>
+                <w:webHidden/>
+              </w:rPr>
+              <w:t>3</w:t>
+            </w:r>
+            <w:r>
+              <w:rPr>
+                <w:noProof/>
+                <w:webHidden/>
+              </w:rPr>
+              <w:fldChar w:fldCharType="end"/>
+            </w:r>
+          </w:hyperlink>
+        </w:p>
+        <w:p>
+          <w:pPr>
+            <w:pStyle w:val="TM2"/>
+            <w:tabs>
+              <w:tab w:val="right" w:leader="dot" w:pos="9016"/>
+            </w:tabs>
+            <w:rPr>
+              <w:noProof/>
+              <w:kern w:val="2"/>
+              <w:sz w:val="24"/>
+              <w:szCs w:val="24"/>
+              <w:lang w:val="en-US" w:eastAsia="en-US"/>
+              <w14:ligatures w14:val="standardContextual"/>
+            </w:rPr>
+          </w:pPr>
+          <w:hyperlink w:anchor="_Toc212016886" w:history="1">
+            <w:r>
+              <w:rPr>
+                <w:rStyle w:val="Lienhypertexte"/>
+                <w:noProof/>
+              </w:rPr>
+              <w:t>Mode Sombre</w:t>
+            </w:r>
+            <w:r>
+              <w:rPr>
+                <w:noProof/>
+                <w:webHidden/>
+              </w:rPr>
+              <w:tab/>
+            </w:r>
+            <w:r>
+              <w:rPr>
+                <w:noProof/>
+                <w:webHidden/>
+              </w:rPr>
+              <w:fldChar w:fldCharType="begin"/>
+            </w:r>
+            <w:r>
+              <w:rPr>
+                <w:noProof/>
+                <w:webHidden/>
+              </w:rPr>
+              <w:instrText xml:space="preserve"> PAGEREF _Toc212016886 \h </w:instrText>
+            </w:r>
+            <w:r>
+              <w:rPr>
+                <w:noProof/>
+                <w:webHidden/>
+              </w:rPr>
+            </w:r>
+            <w:r>
+              <w:rPr>
+                <w:noProof/>
+                <w:webHidden/>
+              </w:rPr>
+              <w:fldChar w:fldCharType="separate"/>
+            </w:r>
+            <w:r>
+              <w:rPr>
+                <w:noProof/>
+                <w:webHidden/>
+              </w:rPr>
+              <w:t>4</w:t>
+            </w:r>
+            <w:r>
+              <w:rPr>
+                <w:noProof/>
+                <w:webHidden/>
+              </w:rPr>
+              <w:fldChar w:fldCharType="end"/>
+            </w:r>
+          </w:hyperlink>
+        </w:p>
+        <w:p>
+          <w:pPr>
+            <w:pStyle w:val="TM2"/>
+            <w:tabs>
+              <w:tab w:val="right" w:leader="dot" w:pos="9016"/>
+            </w:tabs>
+            <w:rPr>
+              <w:noProof/>
+              <w:kern w:val="2"/>
+              <w:sz w:val="24"/>
+              <w:szCs w:val="24"/>
+              <w:lang w:val="en-US" w:eastAsia="en-US"/>
+              <w14:ligatures w14:val="standardContextual"/>
+            </w:rPr>
+          </w:pPr>
+          <w:hyperlink w:anchor="_Toc212016887" w:history="1">
+            <w:r>
+              <w:rPr>
+                <w:rStyle w:val="Lienhypertexte"/>
+                <w:noProof/>
+              </w:rPr>
+              <w:t>Log Console</w:t>
+            </w:r>
+            <w:r>
+              <w:rPr>
+                <w:noProof/>
+                <w:webHidden/>
+              </w:rPr>
+              <w:tab/>
+            </w:r>
+            <w:r>
+              <w:rPr>
+                <w:noProof/>
+                <w:webHidden/>
+              </w:rPr>
+              <w:fldChar w:fldCharType="begin"/>
+            </w:r>
+            <w:r>
+              <w:rPr>
+                <w:noProof/>
+                <w:webHidden/>
+              </w:rPr>
+              <w:instrText xml:space="preserve"> PAGEREF _Toc212016887 \h </w:instrText>
+            </w:r>
+            <w:r>
+              <w:rPr>
+                <w:noProof/>
+                <w:webHidden/>
+              </w:rPr>
+            </w:r>
+            <w:r>
+              <w:rPr>
+                <w:noProof/>
+                <w:webHidden/>
+              </w:rPr>
+              <w:fldChar w:fldCharType="separate"/>
+            </w:r>
+            <w:r>
+              <w:rPr>
+                <w:noProof/>
+                <w:webHidden/>
+              </w:rPr>
+              <w:t>4</w:t>
+            </w:r>
+            <w:r>
+              <w:rPr>
+                <w:noProof/>
+                <w:webHidden/>
+              </w:rPr>
+              <w:fldChar w:fldCharType="end"/>
+            </w:r>
+          </w:hyperlink>
+        </w:p>
+        <w:p>
+          <w:pPr>
+            <w:pStyle w:val="TM2"/>
+            <w:tabs>
+              <w:tab w:val="right" w:leader="dot" w:pos="9016"/>
+            </w:tabs>
+            <w:rPr>
+              <w:noProof/>
+              <w:kern w:val="2"/>
+              <w:sz w:val="24"/>
+              <w:szCs w:val="24"/>
+              <w:lang w:val="en-US" w:eastAsia="en-US"/>
+              <w14:ligatures w14:val="standardContextual"/>
+            </w:rPr>
+          </w:pPr>
+          <w:hyperlink w:anchor="_Toc212016888" w:history="1">
+            <w:r>
+              <w:rPr>
+                <w:rStyle w:val="Lienhypertexte"/>
+                <w:noProof/>
+              </w:rPr>
+              <w:t>A propos</w:t>
+            </w:r>
+            <w:r>
+              <w:rPr>
+                <w:noProof/>
+                <w:webHidden/>
+              </w:rPr>
+              <w:tab/>
+            </w:r>
+            <w:r>
+              <w:rPr>
+                <w:noProof/>
+                <w:webHidden/>
+              </w:rPr>
+              <w:fldChar w:fldCharType="begin"/>
+            </w:r>
+            <w:r>
+              <w:rPr>
+                <w:noProof/>
+                <w:webHidden/>
+              </w:rPr>
+              <w:instrText xml:space="preserve"> PAGEREF _Toc212016888 \h </w:instrText>
+            </w:r>
+            <w:r>
+              <w:rPr>
+                <w:noProof/>
+                <w:webHidden/>
+              </w:rPr>
+            </w:r>
+            <w:r>
+              <w:rPr>
+                <w:noProof/>
+                <w:webHidden/>
+              </w:rPr>
+              <w:fldChar w:fldCharType="separate"/>
+            </w:r>
+            <w:r>
+              <w:rPr>
+                <w:noProof/>
+                <w:webHidden/>
+              </w:rPr>
+              <w:t>5</w:t>
+            </w:r>
+            <w:r>
+              <w:rPr>
+                <w:noProof/>
+                <w:webHidden/>
+              </w:rPr>
+              <w:fldChar w:fldCharType="end"/>
+            </w:r>
+          </w:hyperlink>
+        </w:p>
+        <w:p>
+          <w:pPr>
+            <w:pStyle w:val="TM2"/>
+            <w:tabs>
+              <w:tab w:val="right" w:leader="dot" w:pos="9016"/>
+            </w:tabs>
+            <w:rPr>
+              <w:noProof/>
+              <w:kern w:val="2"/>
+              <w:sz w:val="24"/>
+              <w:szCs w:val="24"/>
+              <w:lang w:val="en-US" w:eastAsia="en-US"/>
+              <w14:ligatures w14:val="standardContextual"/>
+            </w:rPr>
+          </w:pPr>
+          <w:hyperlink w:anchor="_Toc212016889" w:history="1">
+            <w:r>
+              <w:rPr>
+                <w:rStyle w:val="Lienhypertexte"/>
+                <w:noProof/>
+              </w:rPr>
+              <w:t>Plan de maintenance</w:t>
+            </w:r>
+            <w:r>
+              <w:rPr>
+                <w:noProof/>
+                <w:webHidden/>
+              </w:rPr>
+              <w:tab/>
+            </w:r>
+            <w:r>
+              <w:rPr>
+                <w:noProof/>
+                <w:webHidden/>
+              </w:rPr>
+              <w:fldChar w:fldCharType="begin"/>
+            </w:r>
+            <w:r>
+              <w:rPr>
+                <w:noProof/>
+                <w:webHidden/>
+              </w:rPr>
+              <w:instrText xml:space="preserve"> PAGEREF _Toc212016889 \h </w:instrText>
+            </w:r>
+            <w:r>
+              <w:rPr>
+                <w:noProof/>
+                <w:webHidden/>
+              </w:rPr>
+            </w:r>
+            <w:r>
+              <w:rPr>
+                <w:noProof/>
+                <w:webHidden/>
+              </w:rPr>
+              <w:fldChar w:fldCharType="separate"/>
+            </w:r>
+            <w:r>
+              <w:rPr>
+                <w:noProof/>
+                <w:webHidden/>
+              </w:rPr>
+              <w:t>5</w:t>
+            </w:r>
+            <w:r>
+              <w:rPr>
+                <w:noProof/>
+                <w:webHidden/>
+              </w:rPr>
+              <w:fldChar w:fldCharType="end"/>
+            </w:r>
+          </w:hyperlink>
+        </w:p>
+        <w:p>
+          <w:pPr>
+            <w:pStyle w:val="TM1"/>
+            <w:tabs>
+              <w:tab w:val="right" w:leader="dot" w:pos="9016"/>
+            </w:tabs>
+            <w:rPr>
+              <w:noProof/>
+              <w:kern w:val="2"/>
+              <w:sz w:val="24"/>
+              <w:szCs w:val="24"/>
+              <w:lang w:val="en-US" w:eastAsia="en-US"/>
+              <w14:ligatures w14:val="standardContextual"/>
+            </w:rPr>
+          </w:pPr>
+          <w:hyperlink w:anchor="_Toc212016890" w:history="1">
+            <w:r>
+              <w:rPr>
+                <w:rStyle w:val="Lienhypertexte"/>
+                <w:noProof/>
+              </w:rPr>
+              <w:t>Magasins de clés</w:t>
+            </w:r>
+            <w:r>
+              <w:rPr>
+                <w:noProof/>
+                <w:webHidden/>
+              </w:rPr>
+              <w:tab/>
+            </w:r>
+            <w:r>
+              <w:rPr>
+                <w:noProof/>
+                <w:webHidden/>
+              </w:rPr>
+              <w:fldChar w:fldCharType="begin"/>
+            </w:r>
+            <w:r>
+              <w:rPr>
+                <w:noProof/>
+                <w:webHidden/>
+              </w:rPr>
+              <w:instrText xml:space="preserve"> PAGEREF _Toc212016890 \h </w:instrText>
+            </w:r>
+            <w:r>
+              <w:rPr>
+                <w:noProof/>
+                <w:webHidden/>
+              </w:rPr>
+            </w:r>
+            <w:r>
+              <w:rPr>
+                <w:noProof/>
+                <w:webHidden/>
+              </w:rPr>
+              <w:fldChar w:fldCharType="separate"/>
+            </w:r>
+            <w:r>
+              <w:rPr>
+                <w:noProof/>
+                <w:webHidden/>
+              </w:rPr>
+              <w:t>6</w:t>
+            </w:r>
+            <w:r>
+              <w:rPr>
+                <w:noProof/>
+                <w:webHidden/>
+              </w:rPr>
+              <w:fldChar w:fldCharType="end"/>
+            </w:r>
+          </w:hyperlink>
+        </w:p>
+        <w:p>
+          <w:pPr>
+            <w:pStyle w:val="TM2"/>
+            <w:tabs>
+              <w:tab w:val="right" w:leader="dot" w:pos="9016"/>
+            </w:tabs>
+            <w:rPr>
+              <w:noProof/>
+              <w:kern w:val="2"/>
+              <w:sz w:val="24"/>
+              <w:szCs w:val="24"/>
+              <w:lang w:val="en-US" w:eastAsia="en-US"/>
+              <w14:ligatures w14:val="standardContextual"/>
+            </w:rPr>
+          </w:pPr>
+          <w:hyperlink w:anchor="_Toc212016891" w:history="1">
+            <w:r>
+              <w:rPr>
+                <w:rStyle w:val="Lienhypertexte"/>
+                <w:noProof/>
+              </w:rPr>
+              <w:t>Liste des clés</w:t>
+            </w:r>
+            <w:r>
+              <w:rPr>
+                <w:noProof/>
+                <w:webHidden/>
+              </w:rPr>
+              <w:tab/>
+            </w:r>
+            <w:r>
+              <w:rPr>
+                <w:noProof/>
+                <w:webHidden/>
+              </w:rPr>
+              <w:fldChar w:fldCharType="begin"/>
+            </w:r>
+            <w:r>
+              <w:rPr>
+                <w:noProof/>
+                <w:webHidden/>
+              </w:rPr>
+              <w:instrText xml:space="preserve"> PAGEREF _Toc212016891 \h </w:instrText>
+            </w:r>
+            <w:r>
+              <w:rPr>
+                <w:noProof/>
+                <w:webHidden/>
+              </w:rPr>
+            </w:r>
+            <w:r>
+              <w:rPr>
+                <w:noProof/>
+                <w:webHidden/>
+              </w:rPr>
+              <w:fldChar w:fldCharType="separate"/>
+            </w:r>
+            <w:r>
+              <w:rPr>
+                <w:noProof/>
+                <w:webHidden/>
+              </w:rPr>
+              <w:t>7</w:t>
+            </w:r>
+            <w:r>
+              <w:rPr>
+                <w:noProof/>
+                <w:webHidden/>
+              </w:rPr>
+              <w:fldChar w:fldCharType="end"/>
+            </w:r>
+          </w:hyperlink>
+        </w:p>
+        <w:p>
+          <w:pPr>
+            <w:pStyle w:val="TM3"/>
+            <w:tabs>
+              <w:tab w:val="right" w:leader="dot" w:pos="9016"/>
+            </w:tabs>
+            <w:rPr>
+              <w:noProof/>
+              <w:kern w:val="2"/>
+              <w:sz w:val="24"/>
+              <w:szCs w:val="24"/>
+              <w:lang w:val="en-US" w:eastAsia="en-US"/>
+              <w14:ligatures w14:val="standardContextual"/>
+            </w:rPr>
+          </w:pPr>
+          <w:hyperlink w:anchor="_Toc212016892" w:history="1">
+            <w:r>
+              <w:rPr>
+                <w:rStyle w:val="Lienhypertexte"/>
+                <w:noProof/>
+              </w:rPr>
+              <w:t>Recherche d’une clé</w:t>
+            </w:r>
+            <w:r>
+              <w:rPr>
+                <w:noProof/>
+                <w:webHidden/>
+              </w:rPr>
+              <w:tab/>
+            </w:r>
+            <w:r>
+              <w:rPr>
+                <w:noProof/>
+                <w:webHidden/>
+              </w:rPr>
+              <w:fldChar w:fldCharType="begin"/>
+            </w:r>
+            <w:r>
+              <w:rPr>
+                <w:noProof/>
+                <w:webHidden/>
+              </w:rPr>
+              <w:instrText xml:space="preserve"> PAGEREF _Toc212016892 \h </w:instrText>
+            </w:r>
+            <w:r>
+              <w:rPr>
+                <w:noProof/>
+                <w:webHidden/>
+              </w:rPr>
+            </w:r>
+            <w:r>
+              <w:rPr>
+                <w:noProof/>
+                <w:webHidden/>
+              </w:rPr>
+              <w:fldChar w:fldCharType="separate"/>
+            </w:r>
+            <w:r>
+              <w:rPr>
+                <w:noProof/>
+                <w:webHidden/>
+              </w:rPr>
+              <w:t>7</w:t>
+            </w:r>
+            <w:r>
+              <w:rPr>
+                <w:noProof/>
+                <w:webHidden/>
+              </w:rPr>
+              <w:fldChar w:fldCharType="end"/>
+            </w:r>
+          </w:hyperlink>
+        </w:p>
+        <w:p>
+          <w:pPr>
+            <w:pStyle w:val="TM2"/>
+            <w:tabs>
+              <w:tab w:val="right" w:leader="dot" w:pos="9016"/>
+            </w:tabs>
+            <w:rPr>
+              <w:noProof/>
+              <w:kern w:val="2"/>
+              <w:sz w:val="24"/>
+              <w:szCs w:val="24"/>
+              <w:lang w:val="en-US" w:eastAsia="en-US"/>
+              <w14:ligatures w14:val="standardContextual"/>
+            </w:rPr>
+          </w:pPr>
+          <w:hyperlink w:anchor="_Toc212016893" w:history="1">
+            <w:r>
+              <w:rPr>
+                <w:rStyle w:val="Lienhypertexte"/>
+                <w:noProof/>
+              </w:rPr>
+              <w:t>Création d’une nouvelle clé</w:t>
+            </w:r>
+            <w:r>
+              <w:rPr>
+                <w:noProof/>
+                <w:webHidden/>
+              </w:rPr>
+              <w:tab/>
+            </w:r>
+            <w:r>
+              <w:rPr>
+                <w:noProof/>
+                <w:webHidden/>
+              </w:rPr>
+              <w:fldChar w:fldCharType="begin"/>
+            </w:r>
+            <w:r>
+              <w:rPr>
+                <w:noProof/>
+                <w:webHidden/>
+              </w:rPr>
+              <w:instrText xml:space="preserve"> PAGEREF _Toc212016893 \h </w:instrText>
+            </w:r>
+            <w:r>
+              <w:rPr>
+                <w:noProof/>
+                <w:webHidden/>
+              </w:rPr>
+            </w:r>
+            <w:r>
+              <w:rPr>
+                <w:noProof/>
+                <w:webHidden/>
+              </w:rPr>
+              <w:fldChar w:fldCharType="separate"/>
+            </w:r>
+            <w:r>
+              <w:rPr>
+                <w:noProof/>
+                <w:webHidden/>
+              </w:rPr>
+              <w:t>7</w:t>
+            </w:r>
+            <w:r>
+              <w:rPr>
+                <w:noProof/>
+                <w:webHidden/>
+              </w:rPr>
+              <w:fldChar w:fldCharType="end"/>
+            </w:r>
+          </w:hyperlink>
+        </w:p>
+        <w:p>
+          <w:pPr>
+            <w:pStyle w:val="TM3"/>
+            <w:tabs>
+              <w:tab w:val="right" w:leader="dot" w:pos="9016"/>
+            </w:tabs>
+            <w:rPr>
+              <w:noProof/>
+              <w:kern w:val="2"/>
+              <w:sz w:val="24"/>
+              <w:szCs w:val="24"/>
+              <w:lang w:val="en-US" w:eastAsia="en-US"/>
+              <w14:ligatures w14:val="standardContextual"/>
+            </w:rPr>
+          </w:pPr>
+          <w:hyperlink w:anchor="_Toc212016894" w:history="1">
+            <w:r>
+              <w:rPr>
+                <w:rStyle w:val="Lienhypertexte"/>
+                <w:noProof/>
+              </w:rPr>
+              <w:t>Définition manuelle</w:t>
+            </w:r>
+            <w:r>
+              <w:rPr>
+                <w:noProof/>
+                <w:webHidden/>
+              </w:rPr>
+              <w:tab/>
+            </w:r>
+            <w:r>
+              <w:rPr>
+                <w:noProof/>
+                <w:webHidden/>
+              </w:rPr>
+              <w:fldChar w:fldCharType="begin"/>
+            </w:r>
+            <w:r>
+              <w:rPr>
+                <w:noProof/>
+                <w:webHidden/>
+              </w:rPr>
+              <w:instrText xml:space="preserve"> PAGEREF _Toc212016894 \h </w:instrText>
+            </w:r>
+            <w:r>
+              <w:rPr>
+                <w:noProof/>
+                <w:webHidden/>
+              </w:rPr>
+            </w:r>
+            <w:r>
+              <w:rPr>
+                <w:noProof/>
+                <w:webHidden/>
+              </w:rPr>
+              <w:fldChar w:fldCharType="separate"/>
+            </w:r>
+            <w:r>
+              <w:rPr>
+                <w:noProof/>
+                <w:webHidden/>
+              </w:rPr>
+              <w:t>7</w:t>
+            </w:r>
+            <w:r>
+              <w:rPr>
+                <w:noProof/>
+                <w:webHidden/>
+              </w:rPr>
+              <w:fldChar w:fldCharType="end"/>
+            </w:r>
+          </w:hyperlink>
+        </w:p>
+        <w:p>
+          <w:pPr>
+            <w:pStyle w:val="TM3"/>
+            <w:tabs>
+              <w:tab w:val="right" w:leader="dot" w:pos="9016"/>
+            </w:tabs>
+            <w:rPr>
+              <w:noProof/>
+              <w:kern w:val="2"/>
+              <w:sz w:val="24"/>
+              <w:szCs w:val="24"/>
+              <w:lang w:val="en-US" w:eastAsia="en-US"/>
+              <w14:ligatures w14:val="standardContextual"/>
+            </w:rPr>
+          </w:pPr>
+          <w:hyperlink w:anchor="_Toc212016895" w:history="1">
+            <w:r>
+              <w:rPr>
+                <w:rStyle w:val="Lienhypertexte"/>
+                <w:noProof/>
+              </w:rPr>
+              <w:t>Import d’un cryptogramme</w:t>
+            </w:r>
+            <w:r>
+              <w:rPr>
+                <w:noProof/>
+                <w:webHidden/>
+              </w:rPr>
+              <w:tab/>
+            </w:r>
+            <w:r>
+              <w:rPr>
+                <w:noProof/>
+                <w:webHidden/>
+              </w:rPr>
+              <w:fldChar w:fldCharType="begin"/>
+            </w:r>
+            <w:r>
+              <w:rPr>
+                <w:noProof/>
+                <w:webHidden/>
+              </w:rPr>
+              <w:instrText xml:space="preserve"> PAGEREF _Toc212016895 \h </w:instrText>
+            </w:r>
+            <w:r>
+              <w:rPr>
+                <w:noProof/>
+                <w:webHidden/>
+              </w:rPr>
+            </w:r>
+            <w:r>
+              <w:rPr>
+                <w:noProof/>
+                <w:webHidden/>
+              </w:rPr>
+              <w:fldChar w:fldCharType="separate"/>
+            </w:r>
+            <w:r>
+              <w:rPr>
+                <w:noProof/>
+                <w:webHidden/>
+              </w:rPr>
+              <w:t>9</w:t>
+            </w:r>
+            <w:r>
+              <w:rPr>
+                <w:noProof/>
+                <w:webHidden/>
+              </w:rPr>
+              <w:fldChar w:fldCharType="end"/>
+            </w:r>
+          </w:hyperlink>
+        </w:p>
+        <w:p>
+          <w:pPr>
+            <w:pStyle w:val="TM2"/>
+            <w:tabs>
+              <w:tab w:val="right" w:leader="dot" w:pos="9016"/>
+            </w:tabs>
+            <w:rPr>
+              <w:noProof/>
+              <w:kern w:val="2"/>
+              <w:sz w:val="24"/>
+              <w:szCs w:val="24"/>
+              <w:lang w:val="en-US" w:eastAsia="en-US"/>
+              <w14:ligatures w14:val="standardContextual"/>
+            </w:rPr>
+          </w:pPr>
+          <w:hyperlink w:anchor="_Toc212016896" w:history="1">
+            <w:r>
+              <w:rPr>
+                <w:rStyle w:val="Lienhypertexte"/>
+                <w:noProof/>
+              </w:rPr>
+              <w:t>Clés symétriques</w:t>
+            </w:r>
+            <w:r>
+              <w:rPr>
+                <w:noProof/>
+                <w:webHidden/>
+              </w:rPr>
+              <w:tab/>
+            </w:r>
+            <w:r>
+              <w:rPr>
+                <w:noProof/>
+                <w:webHidden/>
+              </w:rPr>
+              <w:fldChar w:fldCharType="begin"/>
+            </w:r>
+            <w:r>
+              <w:rPr>
+                <w:noProof/>
+                <w:webHidden/>
+              </w:rPr>
+              <w:instrText xml:space="preserve"> PAGEREF _Toc212016896 \h </w:instrText>
+            </w:r>
+            <w:r>
+              <w:rPr>
+                <w:noProof/>
+                <w:webHidden/>
+              </w:rPr>
+            </w:r>
+            <w:r>
+              <w:rPr>
+                <w:noProof/>
+                <w:webHidden/>
+              </w:rPr>
+              <w:fldChar w:fldCharType="separate"/>
+            </w:r>
+            <w:r>
+              <w:rPr>
+                <w:noProof/>
+                <w:webHidden/>
+              </w:rPr>
+              <w:t>9</w:t>
+            </w:r>
+            <w:r>
+              <w:rPr>
+                <w:noProof/>
+                <w:webHidden/>
+              </w:rPr>
+              <w:fldChar w:fldCharType="end"/>
+            </w:r>
+          </w:hyperlink>
+        </w:p>
+        <w:p>
+          <w:pPr>
+            <w:pStyle w:val="TM3"/>
+            <w:tabs>
+              <w:tab w:val="right" w:leader="dot" w:pos="9016"/>
+            </w:tabs>
+            <w:rPr>
+              <w:noProof/>
+              <w:kern w:val="2"/>
+              <w:sz w:val="24"/>
+              <w:szCs w:val="24"/>
+              <w:lang w:val="en-US" w:eastAsia="en-US"/>
+              <w14:ligatures w14:val="standardContextual"/>
+            </w:rPr>
+          </w:pPr>
+          <w:hyperlink w:anchor="_Toc212016897" w:history="1">
+            <w:r>
+              <w:rPr>
+                <w:rStyle w:val="Lienhypertexte"/>
+                <w:noProof/>
+              </w:rPr>
+              <w:t>Version de la clé</w:t>
+            </w:r>
+            <w:r>
+              <w:rPr>
+                <w:noProof/>
+                <w:webHidden/>
+              </w:rPr>
+              <w:tab/>
+            </w:r>
+            <w:r>
+              <w:rPr>
+                <w:noProof/>
+                <w:webHidden/>
+              </w:rPr>
+              <w:fldChar w:fldCharType="begin"/>
+            </w:r>
+            <w:r>
+              <w:rPr>
+                <w:noProof/>
+                <w:webHidden/>
+              </w:rPr>
+              <w:instrText xml:space="preserve"> PAGEREF _Toc212016897 \h </w:instrText>
+            </w:r>
+            <w:r>
+              <w:rPr>
+                <w:noProof/>
+                <w:webHidden/>
+              </w:rPr>
+            </w:r>
+            <w:r>
+              <w:rPr>
+                <w:noProof/>
+                <w:webHidden/>
+              </w:rPr>
+              <w:fldChar w:fldCharType="separate"/>
+            </w:r>
+            <w:r>
+              <w:rPr>
+                <w:noProof/>
+                <w:webHidden/>
+              </w:rPr>
+              <w:t>9</w:t>
+            </w:r>
+            <w:r>
+              <w:rPr>
+                <w:noProof/>
+                <w:webHidden/>
+              </w:rPr>
+              <w:fldChar w:fldCharType="end"/>
+            </w:r>
+          </w:hyperlink>
+        </w:p>
+        <w:p>
+          <w:pPr>
+            <w:pStyle w:val="TM3"/>
+            <w:tabs>
+              <w:tab w:val="right" w:leader="dot" w:pos="9016"/>
+            </w:tabs>
+            <w:rPr>
+              <w:noProof/>
+              <w:kern w:val="2"/>
+              <w:sz w:val="24"/>
+              <w:szCs w:val="24"/>
+              <w:lang w:val="en-US" w:eastAsia="en-US"/>
+              <w14:ligatures w14:val="standardContextual"/>
+            </w:rPr>
+          </w:pPr>
+          <w:hyperlink w:anchor="_Toc212016898" w:history="1">
+            <w:r>
+              <w:rPr>
+                <w:rStyle w:val="Lienhypertexte"/>
+                <w:noProof/>
+              </w:rPr>
+              <w:t>Somme de contrôle</w:t>
+            </w:r>
+            <w:r>
+              <w:rPr>
+                <w:noProof/>
+                <w:webHidden/>
+              </w:rPr>
+              <w:tab/>
+            </w:r>
+            <w:r>
+              <w:rPr>
+                <w:noProof/>
+                <w:webHidden/>
+              </w:rPr>
+              <w:fldChar w:fldCharType="begin"/>
+            </w:r>
+            <w:r>
+              <w:rPr>
+                <w:noProof/>
+                <w:webHidden/>
+              </w:rPr>
+              <w:instrText xml:space="preserve"> PAGEREF _Toc212016898 \h </w:instrText>
+            </w:r>
+            <w:r>
+              <w:rPr>
+                <w:noProof/>
+                <w:webHidden/>
+              </w:rPr>
+            </w:r>
+            <w:r>
+              <w:rPr>
+                <w:noProof/>
+                <w:webHidden/>
+              </w:rPr>
+              <w:fldChar w:fldCharType="separate"/>
+            </w:r>
+            <w:r>
+              <w:rPr>
+                <w:noProof/>
+                <w:webHidden/>
+              </w:rPr>
+              <w:t>10</w:t>
+            </w:r>
+            <w:r>
+              <w:rPr>
+                <w:noProof/>
+                <w:webHidden/>
+              </w:rPr>
+              <w:fldChar w:fldCharType="end"/>
+            </w:r>
+          </w:hyperlink>
+        </w:p>
+        <w:p>
+          <w:pPr>
+            <w:pStyle w:val="TM3"/>
+            <w:tabs>
+              <w:tab w:val="right" w:leader="dot" w:pos="9016"/>
+            </w:tabs>
+            <w:rPr>
+              <w:noProof/>
+              <w:kern w:val="2"/>
+              <w:sz w:val="24"/>
+              <w:szCs w:val="24"/>
+              <w:lang w:val="en-US" w:eastAsia="en-US"/>
+              <w14:ligatures w14:val="standardContextual"/>
+            </w:rPr>
+          </w:pPr>
+          <w:hyperlink w:anchor="_Toc212016899" w:history="1">
+            <w:r>
+              <w:rPr>
+                <w:rStyle w:val="Lienhypertexte"/>
+                <w:noProof/>
+              </w:rPr>
+              <w:t>Génération</w:t>
+            </w:r>
+            <w:r>
+              <w:rPr>
+                <w:noProof/>
+                <w:webHidden/>
+              </w:rPr>
+              <w:tab/>
+            </w:r>
+            <w:r>
+              <w:rPr>
+                <w:noProof/>
+                <w:webHidden/>
+              </w:rPr>
+              <w:fldChar w:fldCharType="begin"/>
+            </w:r>
+            <w:r>
+              <w:rPr>
+                <w:noProof/>
+                <w:webHidden/>
+              </w:rPr>
+              <w:instrText xml:space="preserve"> PAGEREF _Toc212016899 \h </w:instrText>
+            </w:r>
+            <w:r>
+              <w:rPr>
+                <w:noProof/>
+                <w:webHidden/>
+              </w:rPr>
+            </w:r>
+            <w:r>
+              <w:rPr>
+                <w:noProof/>
+                <w:webHidden/>
+              </w:rPr>
+              <w:fldChar w:fldCharType="separate"/>
+            </w:r>
+            <w:r>
+              <w:rPr>
+                <w:noProof/>
+                <w:webHidden/>
+              </w:rPr>
+              <w:t>10</w:t>
+            </w:r>
+            <w:r>
+              <w:rPr>
+                <w:noProof/>
+                <w:webHidden/>
+              </w:rPr>
+              <w:fldChar w:fldCharType="end"/>
+            </w:r>
+          </w:hyperlink>
+        </w:p>
+        <w:p>
+          <w:pPr>
+            <w:pStyle w:val="TM3"/>
+            <w:tabs>
+              <w:tab w:val="right" w:leader="dot" w:pos="9016"/>
+            </w:tabs>
+            <w:rPr>
+              <w:noProof/>
+              <w:kern w:val="2"/>
+              <w:sz w:val="24"/>
+              <w:szCs w:val="24"/>
+              <w:lang w:val="en-US" w:eastAsia="en-US"/>
+              <w14:ligatures w14:val="standardContextual"/>
+            </w:rPr>
+          </w:pPr>
+          <w:hyperlink w:anchor="_Toc212016900" w:history="1">
+            <w:r>
+              <w:rPr>
+                <w:rStyle w:val="Lienhypertexte"/>
+                <w:noProof/>
+              </w:rPr>
+              <w:t>Liaison</w:t>
+            </w:r>
+            <w:r>
+              <w:rPr>
+                <w:noProof/>
+                <w:webHidden/>
+              </w:rPr>
+              <w:tab/>
+            </w:r>
+            <w:r>
+              <w:rPr>
+                <w:noProof/>
+                <w:webHidden/>
+              </w:rPr>
+              <w:fldChar w:fldCharType="begin"/>
+            </w:r>
+            <w:r>
+              <w:rPr>
+                <w:noProof/>
+                <w:webHidden/>
+              </w:rPr>
+              <w:instrText xml:space="preserve"> PAGEREF _Toc212016900 \h </w:instrText>
+            </w:r>
+            <w:r>
+              <w:rPr>
+                <w:noProof/>
+                <w:webHidden/>
+              </w:rPr>
+            </w:r>
+            <w:r>
+              <w:rPr>
+                <w:noProof/>
+                <w:webHidden/>
+              </w:rPr>
+              <w:fldChar w:fldCharType="separate"/>
+            </w:r>
+            <w:r>
+              <w:rPr>
+                <w:noProof/>
+                <w:webHidden/>
+              </w:rPr>
+              <w:t>13</w:t>
+            </w:r>
+            <w:r>
+              <w:rPr>
+                <w:noProof/>
+                <w:webHidden/>
+              </w:rPr>
+              <w:fldChar w:fldCharType="end"/>
+            </w:r>
+          </w:hyperlink>
+        </w:p>
+        <w:p>
+          <w:pPr>
+            <w:pStyle w:val="TM3"/>
+            <w:tabs>
+              <w:tab w:val="right" w:leader="dot" w:pos="9016"/>
+            </w:tabs>
+            <w:rPr>
+              <w:noProof/>
+              <w:kern w:val="2"/>
+              <w:sz w:val="24"/>
+              <w:szCs w:val="24"/>
+              <w:lang w:val="en-US" w:eastAsia="en-US"/>
+              <w14:ligatures w14:val="standardContextual"/>
+            </w:rPr>
+          </w:pPr>
+          <w:hyperlink w:anchor="_Toc212016901" w:history="1">
+            <w:r>
+              <w:rPr>
+                <w:rStyle w:val="Lienhypertexte"/>
+                <w:noProof/>
+              </w:rPr>
+              <w:t>Impression</w:t>
+            </w:r>
+            <w:r>
+              <w:rPr>
+                <w:noProof/>
+                <w:webHidden/>
+              </w:rPr>
+              <w:tab/>
+            </w:r>
+            <w:r>
+              <w:rPr>
+                <w:noProof/>
+                <w:webHidden/>
+              </w:rPr>
+              <w:fldChar w:fldCharType="begin"/>
+            </w:r>
+            <w:r>
+              <w:rPr>
+                <w:noProof/>
+                <w:webHidden/>
+              </w:rPr>
+              <w:instrText xml:space="preserve"> PAGEREF _Toc212016901 \h </w:instrText>
+            </w:r>
+            <w:r>
+              <w:rPr>
+                <w:noProof/>
+                <w:webHidden/>
+              </w:rPr>
+            </w:r>
+            <w:r>
+              <w:rPr>
+                <w:noProof/>
+                <w:webHidden/>
+              </w:rPr>
+              <w:fldChar w:fldCharType="separate"/>
+            </w:r>
+            <w:r>
+              <w:rPr>
+                <w:noProof/>
+                <w:webHidden/>
+              </w:rPr>
+              <w:t>14</w:t>
+            </w:r>
+            <w:r>
+              <w:rPr>
+                <w:noProof/>
+                <w:webHidden/>
+              </w:rPr>
+              <w:fldChar w:fldCharType="end"/>
+            </w:r>
+          </w:hyperlink>
+        </w:p>
+        <w:p>
+          <w:pPr>
+            <w:pStyle w:val="TM2"/>
+            <w:tabs>
+              <w:tab w:val="right" w:leader="dot" w:pos="9016"/>
+            </w:tabs>
+            <w:rPr>
+              <w:noProof/>
+              <w:kern w:val="2"/>
+              <w:sz w:val="24"/>
+              <w:szCs w:val="24"/>
+              <w:lang w:val="en-US" w:eastAsia="en-US"/>
+              <w14:ligatures w14:val="standardContextual"/>
+            </w:rPr>
+          </w:pPr>
+          <w:hyperlink w:anchor="_Toc212016902" w:history="1">
+            <w:r>
+              <w:rPr>
+                <w:rStyle w:val="Lienhypertexte"/>
+                <w:noProof/>
+              </w:rPr>
+              <w:t>Clés asymétriques</w:t>
+            </w:r>
+            <w:r>
+              <w:rPr>
+                <w:noProof/>
+                <w:webHidden/>
+              </w:rPr>
+              <w:tab/>
+            </w:r>
+            <w:r>
+              <w:rPr>
+                <w:noProof/>
+                <w:webHidden/>
+              </w:rPr>
+              <w:fldChar w:fldCharType="begin"/>
+            </w:r>
+            <w:r>
+              <w:rPr>
+                <w:noProof/>
+                <w:webHidden/>
+              </w:rPr>
+              <w:instrText xml:space="preserve"> PAGEREF _Toc212016902 \h </w:instrText>
+            </w:r>
+            <w:r>
+              <w:rPr>
+                <w:noProof/>
+                <w:webHidden/>
+              </w:rPr>
+            </w:r>
+            <w:r>
+              <w:rPr>
+                <w:noProof/>
+                <w:webHidden/>
+              </w:rPr>
+              <w:fldChar w:fldCharType="separate"/>
+            </w:r>
+            <w:r>
+              <w:rPr>
+                <w:noProof/>
+                <w:webHidden/>
+              </w:rPr>
+              <w:t>15</w:t>
+            </w:r>
+            <w:r>
+              <w:rPr>
+                <w:noProof/>
+                <w:webHidden/>
+              </w:rPr>
+              <w:fldChar w:fldCharType="end"/>
+            </w:r>
+          </w:hyperlink>
+        </w:p>
+        <w:p>
+          <w:pPr>
+            <w:pStyle w:val="TM2"/>
+            <w:tabs>
+              <w:tab w:val="right" w:leader="dot" w:pos="9016"/>
+            </w:tabs>
+            <w:rPr>
+              <w:noProof/>
+              <w:kern w:val="2"/>
+              <w:sz w:val="24"/>
+              <w:szCs w:val="24"/>
+              <w:lang w:val="en-US" w:eastAsia="en-US"/>
+              <w14:ligatures w14:val="standardContextual"/>
+            </w:rPr>
+          </w:pPr>
+          <w:hyperlink w:anchor="_Toc212016903" w:history="1">
+            <w:r>
+              <w:rPr>
+                <w:rStyle w:val="Lienhypertexte"/>
+                <w:noProof/>
+              </w:rPr>
+              <w:t>Enregistrement dans les favoris</w:t>
+            </w:r>
+            <w:r>
+              <w:rPr>
+                <w:noProof/>
+                <w:webHidden/>
+              </w:rPr>
+              <w:tab/>
+            </w:r>
+            <w:r>
+              <w:rPr>
+                <w:noProof/>
+                <w:webHidden/>
+              </w:rPr>
+              <w:fldChar w:fldCharType="begin"/>
+            </w:r>
+            <w:r>
+              <w:rPr>
+                <w:noProof/>
+                <w:webHidden/>
+              </w:rPr>
+              <w:instrText xml:space="preserve"> PAGEREF _Toc212016903 \h </w:instrText>
+            </w:r>
+            <w:r>
+              <w:rPr>
+                <w:noProof/>
+                <w:webHidden/>
+              </w:rPr>
+            </w:r>
+            <w:r>
+              <w:rPr>
+                <w:noProof/>
+                <w:webHidden/>
+              </w:rPr>
+              <w:fldChar w:fldCharType="separate"/>
+            </w:r>
+            <w:r>
+              <w:rPr>
+                <w:noProof/>
+                <w:webHidden/>
+              </w:rPr>
+              <w:t>15</w:t>
+            </w:r>
+            <w:r>
+              <w:rPr>
+                <w:noProof/>
+                <w:webHidden/>
+              </w:rPr>
+              <w:fldChar w:fldCharType="end"/>
+            </w:r>
+          </w:hyperlink>
+        </w:p>
+        <w:p>
+          <w:pPr>
+            <w:pStyle w:val="TM2"/>
+            <w:tabs>
+              <w:tab w:val="right" w:leader="dot" w:pos="9016"/>
+            </w:tabs>
+            <w:rPr>
+              <w:noProof/>
+              <w:kern w:val="2"/>
+              <w:sz w:val="24"/>
+              <w:szCs w:val="24"/>
+              <w:lang w:val="en-US" w:eastAsia="en-US"/>
+              <w14:ligatures w14:val="standardContextual"/>
+            </w:rPr>
+          </w:pPr>
+          <w:hyperlink w:anchor="_Toc212016904" w:history="1">
+            <w:r>
+              <w:rPr>
+                <w:rStyle w:val="Lienhypertexte"/>
+                <w:noProof/>
+              </w:rPr>
+              <w:t>Edition du favori</w:t>
+            </w:r>
+            <w:r>
+              <w:rPr>
+                <w:noProof/>
+                <w:webHidden/>
+              </w:rPr>
+              <w:tab/>
+            </w:r>
+            <w:r>
+              <w:rPr>
+                <w:noProof/>
+                <w:webHidden/>
+              </w:rPr>
+              <w:fldChar w:fldCharType="begin"/>
+            </w:r>
+            <w:r>
+              <w:rPr>
+                <w:noProof/>
+                <w:webHidden/>
+              </w:rPr>
+              <w:instrText xml:space="preserve"> PAGEREF _Toc212016904 \h </w:instrText>
+            </w:r>
+            <w:r>
+              <w:rPr>
+                <w:noProof/>
+                <w:webHidden/>
+              </w:rPr>
+            </w:r>
+            <w:r>
+              <w:rPr>
+                <w:noProof/>
+                <w:webHidden/>
+              </w:rPr>
+              <w:fldChar w:fldCharType="separate"/>
+            </w:r>
+            <w:r>
+              <w:rPr>
+                <w:noProof/>
+                <w:webHidden/>
+              </w:rPr>
+              <w:t>16</w:t>
+            </w:r>
+            <w:r>
+              <w:rPr>
+                <w:noProof/>
+                <w:webHidden/>
+              </w:rPr>
+              <w:fldChar w:fldCharType="end"/>
+            </w:r>
+          </w:hyperlink>
+        </w:p>
+        <w:p>
+          <w:pPr>
+            <w:pStyle w:val="TM2"/>
+            <w:tabs>
+              <w:tab w:val="right" w:leader="dot" w:pos="9016"/>
+            </w:tabs>
+            <w:rPr>
+              <w:noProof/>
+              <w:kern w:val="2"/>
+              <w:sz w:val="24"/>
+              <w:szCs w:val="24"/>
+              <w:lang w:val="en-US" w:eastAsia="en-US"/>
+              <w14:ligatures w14:val="standardContextual"/>
+            </w:rPr>
+          </w:pPr>
+          <w:hyperlink w:anchor="_Toc212016905" w:history="1">
+            <w:r>
+              <w:rPr>
+                <w:rStyle w:val="Lienhypertexte"/>
+                <w:noProof/>
+              </w:rPr>
+              <w:t>Fermeture du magasin de clés</w:t>
+            </w:r>
+            <w:r>
+              <w:rPr>
+                <w:noProof/>
+                <w:webHidden/>
+              </w:rPr>
+              <w:tab/>
+            </w:r>
+            <w:r>
+              <w:rPr>
+                <w:noProof/>
+                <w:webHidden/>
+              </w:rPr>
+              <w:fldChar w:fldCharType="begin"/>
+            </w:r>
+            <w:r>
+              <w:rPr>
+                <w:noProof/>
+                <w:webHidden/>
+              </w:rPr>
+              <w:instrText xml:space="preserve"> PAGEREF _Toc212016905 \h </w:instrText>
+            </w:r>
+            <w:r>
+              <w:rPr>
+                <w:noProof/>
+                <w:webHidden/>
+              </w:rPr>
+            </w:r>
+            <w:r>
+              <w:rPr>
+                <w:noProof/>
+                <w:webHidden/>
+              </w:rPr>
+              <w:fldChar w:fldCharType="separate"/>
+            </w:r>
+            <w:r>
+              <w:rPr>
+                <w:noProof/>
+                <w:webHidden/>
+              </w:rPr>
+              <w:t>16</w:t>
+            </w:r>
+            <w:r>
+              <w:rPr>
+                <w:noProof/>
+                <w:webHidden/>
+              </w:rPr>
+              <w:fldChar w:fldCharType="end"/>
+            </w:r>
+          </w:hyperlink>
+        </w:p>
+        <w:p>
+          <w:pPr>
+            <w:pStyle w:val="TM2"/>
+            <w:tabs>
+              <w:tab w:val="right" w:leader="dot" w:pos="9016"/>
+            </w:tabs>
+            <w:rPr>
+              <w:noProof/>
+              <w:kern w:val="2"/>
+              <w:sz w:val="24"/>
+              <w:szCs w:val="24"/>
+              <w:lang w:val="en-US" w:eastAsia="en-US"/>
+              <w14:ligatures w14:val="standardContextual"/>
+            </w:rPr>
+          </w:pPr>
+          <w:hyperlink w:anchor="_Toc212016906" w:history="1">
+            <w:r>
+              <w:rPr>
+                <w:rStyle w:val="Lienhypertexte"/>
+                <w:noProof/>
+              </w:rPr>
+              <w:t>Publication du magasin</w:t>
+            </w:r>
+            <w:r>
+              <w:rPr>
+                <w:noProof/>
+                <w:webHidden/>
+              </w:rPr>
+              <w:tab/>
+            </w:r>
+            <w:r>
+              <w:rPr>
+                <w:noProof/>
+                <w:webHidden/>
+              </w:rPr>
+              <w:fldChar w:fldCharType="begin"/>
+            </w:r>
+            <w:r>
+              <w:rPr>
+                <w:noProof/>
+                <w:webHidden/>
+              </w:rPr>
+              <w:instrText xml:space="preserve"> PAGEREF _Toc212016906 \h </w:instrText>
+            </w:r>
+            <w:r>
+              <w:rPr>
+                <w:noProof/>
+                <w:webHidden/>
+              </w:rPr>
+            </w:r>
+            <w:r>
+              <w:rPr>
+                <w:noProof/>
+                <w:webHidden/>
+              </w:rPr>
+              <w:fldChar w:fldCharType="separate"/>
+            </w:r>
+            <w:r>
+              <w:rPr>
+                <w:noProof/>
+                <w:webHidden/>
+              </w:rPr>
+              <w:t>16</w:t>
+            </w:r>
+            <w:r>
+              <w:rPr>
+                <w:noProof/>
+                <w:webHidden/>
+              </w:rPr>
+              <w:fldChar w:fldCharType="end"/>
+            </w:r>
+          </w:hyperlink>
+        </w:p>
+        <w:p>
+          <w:pPr>
+            <w:pStyle w:val="TM2"/>
+            <w:tabs>
+              <w:tab w:val="right" w:leader="dot" w:pos="9016"/>
+            </w:tabs>
+            <w:rPr>
+              <w:noProof/>
+              <w:kern w:val="2"/>
+              <w:sz w:val="24"/>
+              <w:szCs w:val="24"/>
+              <w:lang w:val="en-US" w:eastAsia="en-US"/>
+              <w14:ligatures w14:val="standardContextual"/>
+            </w:rPr>
+          </w:pPr>
+          <w:hyperlink w:anchor="_Toc212016907" w:history="1">
+            <w:r>
+              <w:rPr>
+                <w:rStyle w:val="Lienhypertexte"/>
+                <w:noProof/>
+              </w:rPr>
+              <w:t>Types de magasins</w:t>
+            </w:r>
+            <w:r>
+              <w:rPr>
+                <w:noProof/>
+                <w:webHidden/>
+              </w:rPr>
+              <w:tab/>
+            </w:r>
+            <w:r>
+              <w:rPr>
+                <w:noProof/>
+                <w:webHidden/>
+              </w:rPr>
+              <w:fldChar w:fldCharType="begin"/>
+            </w:r>
+            <w:r>
+              <w:rPr>
+                <w:noProof/>
+                <w:webHidden/>
+              </w:rPr>
+              <w:instrText xml:space="preserve"> PAGEREF _Toc212016907 \h </w:instrText>
+            </w:r>
+            <w:r>
+              <w:rPr>
+                <w:noProof/>
+                <w:webHidden/>
+              </w:rPr>
+            </w:r>
+            <w:r>
+              <w:rPr>
+                <w:noProof/>
+                <w:webHidden/>
+              </w:rPr>
+              <w:fldChar w:fldCharType="separate"/>
+            </w:r>
+            <w:r>
+              <w:rPr>
+                <w:noProof/>
+                <w:webHidden/>
+              </w:rPr>
+              <w:t>17</w:t>
+            </w:r>
+            <w:r>
+              <w:rPr>
+                <w:noProof/>
+                <w:webHidden/>
+              </w:rPr>
+              <w:fldChar w:fldCharType="end"/>
+            </w:r>
+          </w:hyperlink>
+        </w:p>
+        <w:p>
+          <w:pPr>
+            <w:pStyle w:val="TM3"/>
+            <w:tabs>
+              <w:tab w:val="right" w:leader="dot" w:pos="9016"/>
+            </w:tabs>
+            <w:rPr>
+              <w:noProof/>
+              <w:kern w:val="2"/>
+              <w:sz w:val="24"/>
+              <w:szCs w:val="24"/>
+              <w:lang w:val="en-US" w:eastAsia="en-US"/>
+              <w14:ligatures w14:val="standardContextual"/>
+            </w:rPr>
+          </w:pPr>
+          <w:hyperlink w:anchor="_Toc212016908" w:history="1">
+            <w:r>
+              <w:rPr>
+                <w:rStyle w:val="Lienhypertexte"/>
+                <w:noProof/>
+              </w:rPr>
+              <w:t>Fichiers</w:t>
+            </w:r>
+            <w:r>
+              <w:rPr>
+                <w:noProof/>
+                <w:webHidden/>
+              </w:rPr>
+              <w:tab/>
+            </w:r>
+            <w:r>
+              <w:rPr>
+                <w:noProof/>
+                <w:webHidden/>
+              </w:rPr>
+              <w:fldChar w:fldCharType="begin"/>
+            </w:r>
+            <w:r>
+              <w:rPr>
+                <w:noProof/>
+                <w:webHidden/>
+              </w:rPr>
+              <w:instrText xml:space="preserve"> PAGEREF _Toc212016908 \h </w:instrText>
+            </w:r>
+            <w:r>
+              <w:rPr>
+                <w:noProof/>
+                <w:webHidden/>
+              </w:rPr>
+            </w:r>
+            <w:r>
+              <w:rPr>
+                <w:noProof/>
+                <w:webHidden/>
+              </w:rPr>
+              <w:fldChar w:fldCharType="separate"/>
+            </w:r>
+            <w:r>
+              <w:rPr>
+                <w:noProof/>
+                <w:webHidden/>
+              </w:rPr>
+              <w:t>17</w:t>
+            </w:r>
+            <w:r>
+              <w:rPr>
+                <w:noProof/>
+                <w:webHidden/>
+              </w:rPr>
+              <w:fldChar w:fldCharType="end"/>
+            </w:r>
+          </w:hyperlink>
+        </w:p>
+        <w:p>
+          <w:pPr>
+            <w:pStyle w:val="TM3"/>
+            <w:tabs>
+              <w:tab w:val="right" w:leader="dot" w:pos="9016"/>
+            </w:tabs>
+            <w:rPr>
+              <w:noProof/>
+              <w:kern w:val="2"/>
+              <w:sz w:val="24"/>
+              <w:szCs w:val="24"/>
+              <w:lang w:val="en-US" w:eastAsia="en-US"/>
+              <w14:ligatures w14:val="standardContextual"/>
+            </w:rPr>
+          </w:pPr>
+          <w:hyperlink w:anchor="_Toc212016909" w:history="1">
+            <w:r>
+              <w:rPr>
+                <w:rStyle w:val="Lienhypertexte"/>
+                <w:noProof/>
+              </w:rPr>
+              <w:t>NXP SAM AV2 / AV3</w:t>
+            </w:r>
+            <w:r>
+              <w:rPr>
+                <w:noProof/>
+                <w:webHidden/>
+              </w:rPr>
+              <w:tab/>
+            </w:r>
+            <w:r>
+              <w:rPr>
+                <w:noProof/>
+                <w:webHidden/>
+              </w:rPr>
+              <w:fldChar w:fldCharType="begin"/>
+            </w:r>
+            <w:r>
+              <w:rPr>
+                <w:noProof/>
+                <w:webHidden/>
+              </w:rPr>
+              <w:instrText xml:space="preserve"> PAGEREF _Toc212016909 \h </w:instrText>
+            </w:r>
+            <w:r>
+              <w:rPr>
+                <w:noProof/>
+                <w:webHidden/>
+              </w:rPr>
+            </w:r>
+            <w:r>
+              <w:rPr>
+                <w:noProof/>
+                <w:webHidden/>
+              </w:rPr>
+              <w:fldChar w:fldCharType="separate"/>
+            </w:r>
+            <w:r>
+              <w:rPr>
+                <w:noProof/>
+                <w:webHidden/>
+              </w:rPr>
+              <w:t>18</w:t>
+            </w:r>
+            <w:r>
+              <w:rPr>
+                <w:noProof/>
+                <w:webHidden/>
+              </w:rPr>
+              <w:fldChar w:fldCharType="end"/>
+            </w:r>
+          </w:hyperlink>
+        </w:p>
+        <w:p>
+          <w:pPr>
+            <w:pStyle w:val="TM3"/>
+            <w:tabs>
+              <w:tab w:val="right" w:leader="dot" w:pos="9016"/>
+            </w:tabs>
+            <w:rPr>
+              <w:noProof/>
+              <w:kern w:val="2"/>
+              <w:sz w:val="24"/>
+              <w:szCs w:val="24"/>
+              <w:lang w:val="en-US" w:eastAsia="en-US"/>
+              <w14:ligatures w14:val="standardContextual"/>
+            </w:rPr>
+          </w:pPr>
+          <w:hyperlink w:anchor="_Toc212016910" w:history="1">
+            <w:r>
+              <w:rPr>
+                <w:rStyle w:val="Lienhypertexte"/>
+                <w:noProof/>
+              </w:rPr>
+              <w:t>HSM PKCS#11</w:t>
+            </w:r>
+            <w:r>
+              <w:rPr>
+                <w:noProof/>
+                <w:webHidden/>
+              </w:rPr>
+              <w:tab/>
+            </w:r>
+            <w:r>
+              <w:rPr>
+                <w:noProof/>
+                <w:webHidden/>
+              </w:rPr>
+              <w:fldChar w:fldCharType="begin"/>
+            </w:r>
+            <w:r>
+              <w:rPr>
+                <w:noProof/>
+                <w:webHidden/>
+              </w:rPr>
+              <w:instrText xml:space="preserve"> PAGEREF _Toc212016910 \h </w:instrText>
+            </w:r>
+            <w:r>
+              <w:rPr>
+                <w:noProof/>
+                <w:webHidden/>
+              </w:rPr>
+            </w:r>
+            <w:r>
+              <w:rPr>
+                <w:noProof/>
+                <w:webHidden/>
+              </w:rPr>
+              <w:fldChar w:fldCharType="separate"/>
+            </w:r>
+            <w:r>
+              <w:rPr>
+                <w:noProof/>
+                <w:webHidden/>
+              </w:rPr>
+              <w:t>21</w:t>
+            </w:r>
+            <w:r>
+              <w:rPr>
+                <w:noProof/>
+                <w:webHidden/>
+              </w:rPr>
+              <w:fldChar w:fldCharType="end"/>
+            </w:r>
+          </w:hyperlink>
+        </w:p>
+        <w:p>
+          <w:pPr>
+            <w:pStyle w:val="TM1"/>
+            <w:tabs>
+              <w:tab w:val="right" w:leader="dot" w:pos="9016"/>
+            </w:tabs>
+            <w:rPr>
+              <w:noProof/>
+              <w:kern w:val="2"/>
+              <w:sz w:val="24"/>
+              <w:szCs w:val="24"/>
+              <w:lang w:val="en-US" w:eastAsia="en-US"/>
+              <w14:ligatures w14:val="standardContextual"/>
+            </w:rPr>
+          </w:pPr>
+          <w:hyperlink w:anchor="_Toc212016911" w:history="1">
+            <w:r>
+              <w:rPr>
+                <w:rStyle w:val="Lienhypertexte"/>
+                <w:noProof/>
+              </w:rPr>
+              <w:t>Favoris</w:t>
+            </w:r>
+            <w:r>
+              <w:rPr>
+                <w:noProof/>
+                <w:webHidden/>
+              </w:rPr>
+              <w:tab/>
+            </w:r>
+            <w:r>
+              <w:rPr>
+                <w:noProof/>
+                <w:webHidden/>
+              </w:rPr>
+              <w:fldChar w:fldCharType="begin"/>
+            </w:r>
+            <w:r>
+              <w:rPr>
+                <w:noProof/>
+                <w:webHidden/>
+              </w:rPr>
+              <w:instrText xml:space="preserve"> PAGEREF _Toc212016911 \h </w:instrText>
+            </w:r>
+            <w:r>
+              <w:rPr>
+                <w:noProof/>
+                <w:webHidden/>
+              </w:rPr>
+            </w:r>
+            <w:r>
+              <w:rPr>
+                <w:noProof/>
+                <w:webHidden/>
+              </w:rPr>
+              <w:fldChar w:fldCharType="separate"/>
+            </w:r>
+            <w:r>
+              <w:rPr>
+                <w:noProof/>
+                <w:webHidden/>
+              </w:rPr>
+              <w:t>22</w:t>
+            </w:r>
+            <w:r>
+              <w:rPr>
+                <w:noProof/>
+                <w:webHidden/>
+              </w:rPr>
+              <w:fldChar w:fldCharType="end"/>
             </w:r>
           </w:hyperlink>
         </w:p>
@@ -193,748 +2426,6 @@
               <w:tab w:val="right" w:leader="dot" w:pos="9026"/>
             </w:tabs>
           </w:pPr>
-          <w:hyperlink w:anchor="__RefHeading___Toc1156_2924010706">
-            <w:r>
-              <w:rPr>
-                <w:rStyle w:val="IndexLink"/>
-                <w:webHidden/>
-              </w:rPr>
-              <w:t>LEOSAC KEY MANAGER</w:t>
-            </w:r>
-            <w:r>
-              <w:rPr>
-                <w:rStyle w:val="IndexLink"/>
-                <w:webHidden/>
-              </w:rPr>
-              <w:tab/>
-              <w:t>2</w:t>
-            </w:r>
-          </w:hyperlink>
-        </w:p>
-        <w:p>
-          <w:pPr>
-            <w:pStyle w:val="TM2"/>
-            <w:tabs>
-              <w:tab w:val="right" w:leader="dot" w:pos="9026"/>
-            </w:tabs>
-          </w:pPr>
-          <w:hyperlink w:anchor="__RefHeading___Toc1158_2924010706">
-            <w:r>
-              <w:rPr>
-                <w:rStyle w:val="IndexLink"/>
-                <w:webHidden/>
-              </w:rPr>
-              <w:t>Prérequis</w:t>
-            </w:r>
-            <w:r>
-              <w:rPr>
-                <w:rStyle w:val="IndexLink"/>
-                <w:webHidden/>
-              </w:rPr>
-              <w:tab/>
-              <w:t>2</w:t>
-            </w:r>
-          </w:hyperlink>
-        </w:p>
-        <w:p>
-          <w:pPr>
-            <w:pStyle w:val="TM3"/>
-            <w:tabs>
-              <w:tab w:val="right" w:leader="dot" w:pos="9026"/>
-            </w:tabs>
-          </w:pPr>
-          <w:hyperlink w:anchor="__RefHeading___Toc1160_2924010706">
-            <w:r>
-              <w:rPr>
-                <w:rStyle w:val="IndexLink"/>
-                <w:webHidden/>
-              </w:rPr>
-              <w:t>Logiciels</w:t>
-            </w:r>
-            <w:r>
-              <w:rPr>
-                <w:rStyle w:val="IndexLink"/>
-                <w:webHidden/>
-              </w:rPr>
-              <w:tab/>
-              <w:t>2</w:t>
-            </w:r>
-          </w:hyperlink>
-        </w:p>
-        <w:p>
-          <w:pPr>
-            <w:pStyle w:val="TM3"/>
-            <w:tabs>
-              <w:tab w:val="right" w:leader="dot" w:pos="9026"/>
-            </w:tabs>
-          </w:pPr>
-          <w:hyperlink w:anchor="__RefHeading___Toc1162_2924010706">
-            <w:r>
-              <w:rPr>
-                <w:rStyle w:val="IndexLink"/>
-                <w:webHidden/>
-              </w:rPr>
-              <w:t>Matériels</w:t>
-            </w:r>
-            <w:r>
-              <w:rPr>
-                <w:rStyle w:val="IndexLink"/>
-                <w:webHidden/>
-              </w:rPr>
-              <w:tab/>
-              <w:t>2</w:t>
-            </w:r>
-          </w:hyperlink>
-        </w:p>
-        <w:p>
-          <w:pPr>
-            <w:pStyle w:val="TM2"/>
-            <w:tabs>
-              <w:tab w:val="right" w:leader="dot" w:pos="9026"/>
-            </w:tabs>
-          </w:pPr>
-          <w:hyperlink w:anchor="__RefHeading___Toc1164_2924010706">
-            <w:r>
-              <w:rPr>
-                <w:rStyle w:val="IndexLink"/>
-                <w:webHidden/>
-              </w:rPr>
-              <w:t>Accueil</w:t>
-            </w:r>
-            <w:r>
-              <w:rPr>
-                <w:rStyle w:val="IndexLink"/>
-                <w:webHidden/>
-              </w:rPr>
-              <w:tab/>
-              <w:t>3</w:t>
-            </w:r>
-          </w:hyperlink>
-        </w:p>
-        <w:p>
-          <w:pPr>
-            <w:pStyle w:val="TM2"/>
-            <w:tabs>
-              <w:tab w:val="right" w:leader="dot" w:pos="9026"/>
-            </w:tabs>
-          </w:pPr>
-          <w:hyperlink w:anchor="__RefHeading___Toc1166_2924010706">
-            <w:r>
-              <w:rPr>
-                <w:rStyle w:val="IndexLink"/>
-                <w:webHidden/>
-              </w:rPr>
-              <w:t>Mode Sombre</w:t>
-            </w:r>
-            <w:r>
-              <w:rPr>
-                <w:rStyle w:val="IndexLink"/>
-                <w:webHidden/>
-              </w:rPr>
-              <w:tab/>
-              <w:t>4</w:t>
-            </w:r>
-          </w:hyperlink>
-        </w:p>
-        <w:p>
-          <w:pPr>
-            <w:pStyle w:val="TM2"/>
-            <w:tabs>
-              <w:tab w:val="right" w:leader="dot" w:pos="9026"/>
-            </w:tabs>
-          </w:pPr>
-          <w:hyperlink w:anchor="__RefHeading___Toc1168_2924010706">
-            <w:r>
-              <w:rPr>
-                <w:rStyle w:val="IndexLink"/>
-                <w:webHidden/>
-              </w:rPr>
-              <w:t>Log Console</w:t>
-            </w:r>
-            <w:r>
-              <w:rPr>
-                <w:rStyle w:val="IndexLink"/>
-                <w:webHidden/>
-              </w:rPr>
-              <w:tab/>
-              <w:t>4</w:t>
-            </w:r>
-          </w:hyperlink>
-        </w:p>
-        <w:p>
-          <w:pPr>
-            <w:pStyle w:val="TM2"/>
-            <w:tabs>
-              <w:tab w:val="right" w:leader="dot" w:pos="9026"/>
-            </w:tabs>
-          </w:pPr>
-          <w:hyperlink w:anchor="__RefHeading___Toc1170_2924010706">
-            <w:r>
-              <w:rPr>
-                <w:rStyle w:val="IndexLink"/>
-                <w:webHidden/>
-              </w:rPr>
-              <w:t>A propos</w:t>
-            </w:r>
-            <w:r>
-              <w:rPr>
-                <w:rStyle w:val="IndexLink"/>
-                <w:webHidden/>
-              </w:rPr>
-              <w:tab/>
-              <w:t>5</w:t>
-            </w:r>
-          </w:hyperlink>
-        </w:p>
-        <w:p>
-          <w:pPr>
-            <w:pStyle w:val="TM2"/>
-            <w:tabs>
-              <w:tab w:val="right" w:leader="dot" w:pos="9026"/>
-            </w:tabs>
-          </w:pPr>
-          <w:hyperlink w:anchor="__RefHeading___Toc1172_2924010706">
-            <w:r>
-              <w:rPr>
-                <w:rStyle w:val="IndexLink"/>
-                <w:webHidden/>
-              </w:rPr>
-              <w:t>Plan de maintenance</w:t>
-            </w:r>
-            <w:r>
-              <w:rPr>
-                <w:rStyle w:val="IndexLink"/>
-                <w:webHidden/>
-              </w:rPr>
-              <w:tab/>
-              <w:t>5</w:t>
-            </w:r>
-          </w:hyperlink>
-        </w:p>
-        <w:p>
-          <w:pPr>
-            <w:pStyle w:val="TM1"/>
-            <w:tabs>
-              <w:tab w:val="right" w:leader="dot" w:pos="9026"/>
-            </w:tabs>
-          </w:pPr>
-          <w:hyperlink w:anchor="__RefHeading___Toc1174_2924010706">
-            <w:r>
-              <w:rPr>
-                <w:rStyle w:val="IndexLink"/>
-                <w:webHidden/>
-              </w:rPr>
-              <w:t>Magasins de clés</w:t>
-            </w:r>
-            <w:r>
-              <w:rPr>
-                <w:rStyle w:val="IndexLink"/>
-                <w:webHidden/>
-              </w:rPr>
-              <w:tab/>
-              <w:t>6</w:t>
-            </w:r>
-          </w:hyperlink>
-        </w:p>
-        <w:p>
-          <w:pPr>
-            <w:pStyle w:val="TM2"/>
-            <w:tabs>
-              <w:tab w:val="right" w:leader="dot" w:pos="9026"/>
-            </w:tabs>
-          </w:pPr>
-          <w:hyperlink w:anchor="__RefHeading___Toc1176_2924010706">
-            <w:r>
-              <w:rPr>
-                <w:rStyle w:val="IndexLink"/>
-                <w:webHidden/>
-              </w:rPr>
-              <w:t>Liste des clés</w:t>
-            </w:r>
-            <w:r>
-              <w:rPr>
-                <w:rStyle w:val="IndexLink"/>
-                <w:webHidden/>
-              </w:rPr>
-              <w:tab/>
-              <w:t>7</w:t>
-            </w:r>
-          </w:hyperlink>
-        </w:p>
-        <w:p>
-          <w:pPr>
-            <w:pStyle w:val="TM3"/>
-            <w:tabs>
-              <w:tab w:val="right" w:leader="dot" w:pos="9026"/>
-            </w:tabs>
-          </w:pPr>
-          <w:hyperlink w:anchor="__RefHeading___Toc1178_2924010706">
-            <w:r>
-              <w:rPr>
-                <w:rStyle w:val="IndexLink"/>
-                <w:webHidden/>
-              </w:rPr>
-              <w:t>Recherche d’une clé</w:t>
-            </w:r>
-            <w:r>
-              <w:rPr>
-                <w:rStyle w:val="IndexLink"/>
-                <w:webHidden/>
-              </w:rPr>
-              <w:tab/>
-              <w:t>7</w:t>
-            </w:r>
-          </w:hyperlink>
-        </w:p>
-        <w:p>
-          <w:pPr>
-            <w:pStyle w:val="TM2"/>
-            <w:tabs>
-              <w:tab w:val="right" w:leader="dot" w:pos="9026"/>
-            </w:tabs>
-          </w:pPr>
-          <w:hyperlink w:anchor="__RefHeading___Toc1180_2924010706">
-            <w:r>
-              <w:rPr>
-                <w:rStyle w:val="IndexLink"/>
-                <w:webHidden/>
-              </w:rPr>
-              <w:t>Création d’une nouvelle clé</w:t>
-            </w:r>
-            <w:r>
-              <w:rPr>
-                <w:rStyle w:val="IndexLink"/>
-                <w:webHidden/>
-              </w:rPr>
-              <w:tab/>
-              <w:t>7</w:t>
-            </w:r>
-          </w:hyperlink>
-        </w:p>
-        <w:p>
-          <w:pPr>
-            <w:pStyle w:val="TM3"/>
-            <w:tabs>
-              <w:tab w:val="right" w:leader="dot" w:pos="9026"/>
-            </w:tabs>
-          </w:pPr>
-          <w:hyperlink w:anchor="__RefHeading___Toc1182_2924010706">
-            <w:r>
-              <w:rPr>
-                <w:rStyle w:val="IndexLink"/>
-                <w:webHidden/>
-              </w:rPr>
-              <w:t>Définition manuelle</w:t>
-            </w:r>
-            <w:r>
-              <w:rPr>
-                <w:rStyle w:val="IndexLink"/>
-                <w:webHidden/>
-              </w:rPr>
-              <w:tab/>
-              <w:t>7</w:t>
-            </w:r>
-          </w:hyperlink>
-        </w:p>
-        <w:p>
-          <w:pPr>
-            <w:pStyle w:val="TM3"/>
-            <w:tabs>
-              <w:tab w:val="right" w:leader="dot" w:pos="9026"/>
-            </w:tabs>
-          </w:pPr>
-          <w:hyperlink w:anchor="__RefHeading___Toc1184_2924010706">
-            <w:r>
-              <w:rPr>
-                <w:rStyle w:val="IndexLink"/>
-                <w:webHidden/>
-              </w:rPr>
-              <w:t>Import d’un cryptogramme</w:t>
-            </w:r>
-            <w:r>
-              <w:rPr>
-                <w:rStyle w:val="IndexLink"/>
-                <w:webHidden/>
-              </w:rPr>
-              <w:tab/>
-              <w:t>9</w:t>
-            </w:r>
-          </w:hyperlink>
-        </w:p>
-        <w:p>
-          <w:pPr>
-            <w:pStyle w:val="TM2"/>
-            <w:tabs>
-              <w:tab w:val="right" w:leader="dot" w:pos="9026"/>
-            </w:tabs>
-          </w:pPr>
-          <w:hyperlink w:anchor="__RefHeading___Toc1186_2924010706">
-            <w:r>
-              <w:rPr>
-                <w:rStyle w:val="IndexLink"/>
-                <w:webHidden/>
-              </w:rPr>
-              <w:t>Clés symétriques</w:t>
-            </w:r>
-            <w:r>
-              <w:rPr>
-                <w:rStyle w:val="IndexLink"/>
-                <w:webHidden/>
-              </w:rPr>
-              <w:tab/>
-              <w:t>10</w:t>
-            </w:r>
-          </w:hyperlink>
-        </w:p>
-        <w:p>
-          <w:pPr>
-            <w:pStyle w:val="TM3"/>
-            <w:tabs>
-              <w:tab w:val="right" w:leader="dot" w:pos="9026"/>
-            </w:tabs>
-          </w:pPr>
-          <w:hyperlink w:anchor="__RefHeading___Toc1188_2924010706">
-            <w:r>
-              <w:rPr>
-                <w:rStyle w:val="IndexLink"/>
-                <w:webHidden/>
-              </w:rPr>
-              <w:t>Version de la clé</w:t>
-            </w:r>
-            <w:r>
-              <w:rPr>
-                <w:rStyle w:val="IndexLink"/>
-                <w:webHidden/>
-              </w:rPr>
-              <w:tab/>
-              <w:t>10</w:t>
-            </w:r>
-          </w:hyperlink>
-        </w:p>
-        <w:p>
-          <w:pPr>
-            <w:pStyle w:val="TM3"/>
-            <w:tabs>
-              <w:tab w:val="right" w:leader="dot" w:pos="9026"/>
-            </w:tabs>
-          </w:pPr>
-          <w:hyperlink w:anchor="__RefHeading___Toc1190_2924010706">
-            <w:r>
-              <w:rPr>
-                <w:rStyle w:val="IndexLink"/>
-                <w:webHidden/>
-              </w:rPr>
-              <w:t>Somme de contrôle</w:t>
-            </w:r>
-            <w:r>
-              <w:rPr>
-                <w:rStyle w:val="IndexLink"/>
-                <w:webHidden/>
-              </w:rPr>
-              <w:tab/>
-              <w:t>10</w:t>
-            </w:r>
-          </w:hyperlink>
-        </w:p>
-        <w:p>
-          <w:pPr>
-            <w:pStyle w:val="TM3"/>
-            <w:tabs>
-              <w:tab w:val="right" w:leader="dot" w:pos="9026"/>
-            </w:tabs>
-          </w:pPr>
-          <w:hyperlink w:anchor="__RefHeading___Toc1192_2924010706">
-            <w:r>
-              <w:rPr>
-                <w:rStyle w:val="IndexLink"/>
-                <w:webHidden/>
-              </w:rPr>
-              <w:t>Génération</w:t>
-            </w:r>
-            <w:r>
-              <w:rPr>
-                <w:rStyle w:val="IndexLink"/>
-                <w:webHidden/>
-              </w:rPr>
-              <w:tab/>
-              <w:t>10</w:t>
-            </w:r>
-          </w:hyperlink>
-        </w:p>
-        <w:p>
-          <w:pPr>
-            <w:pStyle w:val="TM3"/>
-            <w:tabs>
-              <w:tab w:val="right" w:leader="dot" w:pos="9026"/>
-            </w:tabs>
-          </w:pPr>
-          <w:hyperlink w:anchor="__RefHeading___Toc1194_2924010706">
-            <w:r>
-              <w:rPr>
-                <w:rStyle w:val="IndexLink"/>
-                <w:webHidden/>
-              </w:rPr>
-              <w:t>Liaison</w:t>
-            </w:r>
-            <w:r>
-              <w:rPr>
-                <w:rStyle w:val="IndexLink"/>
-                <w:webHidden/>
-              </w:rPr>
-              <w:tab/>
-              <w:t>14</w:t>
-            </w:r>
-          </w:hyperlink>
-        </w:p>
-        <w:p>
-          <w:pPr>
-            <w:pStyle w:val="TM3"/>
-            <w:tabs>
-              <w:tab w:val="right" w:leader="dot" w:pos="9026"/>
-            </w:tabs>
-          </w:pPr>
-          <w:hyperlink w:anchor="__RefHeading___Toc1196_2924010706">
-            <w:r>
-              <w:rPr>
-                <w:rStyle w:val="IndexLink"/>
-                <w:webHidden/>
-              </w:rPr>
-              <w:t>Impression</w:t>
-            </w:r>
-            <w:r>
-              <w:rPr>
-                <w:rStyle w:val="IndexLink"/>
-                <w:webHidden/>
-              </w:rPr>
-              <w:tab/>
-              <w:t>14</w:t>
-            </w:r>
-          </w:hyperlink>
-        </w:p>
-        <w:p>
-          <w:pPr>
-            <w:pStyle w:val="TM2"/>
-            <w:tabs>
-              <w:tab w:val="right" w:leader="dot" w:pos="9026"/>
-            </w:tabs>
-          </w:pPr>
-          <w:hyperlink w:anchor="__RefHeading___Toc1198_2924010706">
-            <w:r>
-              <w:rPr>
-                <w:rStyle w:val="IndexLink"/>
-                <w:webHidden/>
-              </w:rPr>
-              <w:t>Clés asymétriques</w:t>
-            </w:r>
-            <w:r>
-              <w:rPr>
-                <w:rStyle w:val="IndexLink"/>
-                <w:webHidden/>
-              </w:rPr>
-              <w:tab/>
-              <w:t>15</w:t>
-            </w:r>
-          </w:hyperlink>
-        </w:p>
-        <w:p>
-          <w:pPr>
-            <w:pStyle w:val="TM2"/>
-            <w:tabs>
-              <w:tab w:val="right" w:leader="dot" w:pos="9026"/>
-            </w:tabs>
-          </w:pPr>
-          <w:hyperlink w:anchor="__RefHeading___Toc1200_2924010706">
-            <w:r>
-              <w:rPr>
-                <w:rStyle w:val="IndexLink"/>
-                <w:webHidden/>
-              </w:rPr>
-              <w:t>Enregistrement dans les favoris</w:t>
-            </w:r>
-            <w:r>
-              <w:rPr>
-                <w:rStyle w:val="IndexLink"/>
-                <w:webHidden/>
-              </w:rPr>
-              <w:tab/>
-              <w:t>15</w:t>
-            </w:r>
-          </w:hyperlink>
-        </w:p>
-        <w:p>
-          <w:pPr>
-            <w:pStyle w:val="TM2"/>
-            <w:tabs>
-              <w:tab w:val="right" w:leader="dot" w:pos="9026"/>
-            </w:tabs>
-          </w:pPr>
-          <w:hyperlink w:anchor="__RefHeading___Toc1202_2924010706">
-            <w:r>
-              <w:rPr>
-                <w:rStyle w:val="IndexLink"/>
-                <w:webHidden/>
-              </w:rPr>
-              <w:t>Edition du favori</w:t>
-            </w:r>
-            <w:r>
-              <w:rPr>
-                <w:rStyle w:val="IndexLink"/>
-                <w:webHidden/>
-              </w:rPr>
-              <w:tab/>
-              <w:t>16</w:t>
-            </w:r>
-          </w:hyperlink>
-        </w:p>
-        <w:p>
-          <w:pPr>
-            <w:pStyle w:val="TM2"/>
-            <w:tabs>
-              <w:tab w:val="right" w:leader="dot" w:pos="9026"/>
-            </w:tabs>
-          </w:pPr>
-          <w:hyperlink w:anchor="__RefHeading___Toc1204_2924010706">
-            <w:r>
-              <w:rPr>
-                <w:rStyle w:val="IndexLink"/>
-                <w:webHidden/>
-              </w:rPr>
-              <w:t>Fermeture du magasin de clés</w:t>
-            </w:r>
-            <w:r>
-              <w:rPr>
-                <w:rStyle w:val="IndexLink"/>
-                <w:webHidden/>
-              </w:rPr>
-              <w:tab/>
-              <w:t>16</w:t>
-            </w:r>
-          </w:hyperlink>
-        </w:p>
-        <w:p>
-          <w:pPr>
-            <w:pStyle w:val="TM2"/>
-            <w:tabs>
-              <w:tab w:val="right" w:leader="dot" w:pos="9026"/>
-            </w:tabs>
-          </w:pPr>
-          <w:hyperlink w:anchor="__RefHeading___Toc1206_2924010706">
-            <w:r>
-              <w:rPr>
-                <w:rStyle w:val="IndexLink"/>
-                <w:webHidden/>
-              </w:rPr>
-              <w:t>Types de magasins</w:t>
-            </w:r>
-            <w:r>
-              <w:rPr>
-                <w:rStyle w:val="IndexLink"/>
-                <w:webHidden/>
-              </w:rPr>
-              <w:tab/>
-              <w:t>16</w:t>
-            </w:r>
-          </w:hyperlink>
-        </w:p>
-        <w:p>
-          <w:pPr>
-            <w:pStyle w:val="TM3"/>
-            <w:tabs>
-              <w:tab w:val="right" w:leader="dot" w:pos="9026"/>
-            </w:tabs>
-          </w:pPr>
-          <w:hyperlink w:anchor="__RefHeading___Toc1208_2924010706">
-            <w:r>
-              <w:rPr>
-                <w:rStyle w:val="IndexLink"/>
-                <w:webHidden/>
-              </w:rPr>
-              <w:t>Fichiers</w:t>
-            </w:r>
-            <w:r>
-              <w:rPr>
-                <w:rStyle w:val="IndexLink"/>
-                <w:webHidden/>
-              </w:rPr>
-              <w:tab/>
-              <w:t>16</w:t>
-            </w:r>
-          </w:hyperlink>
-        </w:p>
-        <w:p>
-          <w:pPr>
-            <w:pStyle w:val="TM3"/>
-            <w:tabs>
-              <w:tab w:val="right" w:leader="dot" w:pos="9026"/>
-            </w:tabs>
-          </w:pPr>
-          <w:hyperlink w:anchor="__RefHeading___Toc1210_2924010706">
-            <w:r>
-              <w:rPr>
-                <w:rStyle w:val="IndexLink"/>
-                <w:webHidden/>
-              </w:rPr>
-              <w:t>NXP SAM AV2</w:t>
-            </w:r>
-            <w:r>
-              <w:rPr>
-                <w:rStyle w:val="IndexLink"/>
-                <w:webHidden/>
-              </w:rPr>
-              <w:tab/>
-              <w:t>17</w:t>
-            </w:r>
-          </w:hyperlink>
-        </w:p>
-        <w:p>
-          <w:pPr>
-            <w:pStyle w:val="TM3"/>
-            <w:tabs>
-              <w:tab w:val="right" w:leader="dot" w:pos="9026"/>
-            </w:tabs>
-          </w:pPr>
-          <w:hyperlink w:anchor="__RefHeading___Toc1212_2924010706">
-            <w:r>
-              <w:rPr>
-                <w:rStyle w:val="IndexLink"/>
-                <w:webHidden/>
-              </w:rPr>
-              <w:t>HSM PKCS#11</w:t>
-            </w:r>
-            <w:r>
-              <w:rPr>
-                <w:rStyle w:val="IndexLink"/>
-                <w:webHidden/>
-              </w:rPr>
-              <w:tab/>
-              <w:t>20</w:t>
-            </w:r>
-          </w:hyperlink>
-        </w:p>
-        <w:p>
-          <w:pPr>
-            <w:pStyle w:val="TM1"/>
-            <w:tabs>
-              <w:tab w:val="right" w:leader="dot" w:pos="9026"/>
-            </w:tabs>
-          </w:pPr>
-          <w:hyperlink w:anchor="__RefHeading___Toc1214_2924010706">
-            <w:r>
-              <w:rPr>
-                <w:rStyle w:val="IndexLink"/>
-                <w:webHidden/>
-              </w:rPr>
-              <w:t>Favoris</w:t>
-            </w:r>
-            <w:r>
-              <w:rPr>
-                <w:rStyle w:val="IndexLink"/>
-                <w:webHidden/>
-              </w:rPr>
-              <w:tab/>
-              <w:t>21</w:t>
-            </w:r>
-          </w:hyperlink>
           <w:r>
             <w:rPr>
               <w:rStyle w:val="IndexLink"/>
@@ -949,9 +2440,8 @@
         <w:br w:type="page"/>
       </w:r>
     </w:p>
-    <w:bookmarkStart w:id="2" w:name="__RefHeading___Toc1156_2924010706"/>
-    <w:bookmarkStart w:id="3" w:name="_Toc121928443"/>
-    <w:bookmarkEnd w:id="2"/>
+    <w:bookmarkStart w:id="2" w:name="_Toc121928443"/>
+    <w:bookmarkStart w:id="3" w:name="_Toc212016881"/>
     <w:p>
       <w:pPr>
         <w:pStyle w:val="Titre1"/>
@@ -972,11 +2462,23 @@
           </w:r>
         </w:sdtContent>
       </w:sdt>
+      <w:bookmarkEnd w:id="2"/>
       <w:bookmarkEnd w:id="3"/>
     </w:p>
     <w:p>
+      <w:proofErr w:type="spellStart"/>
       <w:r>
-        <w:t>Leosac Key Manager est un logiciel de gestion de clés pour différents types de magasins de clés.</w:t>
+        <w:t>Leosac</w:t>
+      </w:r>
+      <w:proofErr w:type="spellEnd"/>
+      <w:r>
+        <w:t xml:space="preserve"> Key Manager est un logiciel de gestion de clés pour différents types de magasins de clés</w:t>
+      </w:r>
+      <w:r>
+        <w:t xml:space="preserve"> utilisés dans le métier du contrôle d’accès physique</w:t>
+      </w:r>
+      <w:r>
+        <w:t>.</w:t>
       </w:r>
     </w:p>
     <w:p>
@@ -989,21 +2491,21 @@
       <w:pPr>
         <w:pStyle w:val="Titre2"/>
       </w:pPr>
-      <w:bookmarkStart w:id="4" w:name="__RefHeading___Toc1158_2924010706"/>
-      <w:bookmarkEnd w:id="4"/>
+      <w:bookmarkStart w:id="4" w:name="_Toc212016882"/>
       <w:r>
         <w:t>Prérequis</w:t>
       </w:r>
+      <w:bookmarkEnd w:id="4"/>
     </w:p>
     <w:p>
       <w:pPr>
         <w:pStyle w:val="Titre3"/>
       </w:pPr>
-      <w:bookmarkStart w:id="5" w:name="__RefHeading___Toc1160_2924010706"/>
-      <w:bookmarkEnd w:id="5"/>
+      <w:bookmarkStart w:id="5" w:name="_Toc212016883"/>
       <w:r>
         <w:t>Logiciels</w:t>
       </w:r>
+      <w:bookmarkEnd w:id="5"/>
     </w:p>
     <w:p>
       <w:pPr>
@@ -1012,12 +2514,21 @@
           <w:numId w:val="11"/>
         </w:numPr>
       </w:pPr>
+      <w:proofErr w:type="gramStart"/>
       <w:r>
         <w:rPr>
           <w:b/>
           <w:bCs/>
         </w:rPr>
-        <w:t>.NET Desktop 8.0</w:t>
+        <w:t>.NET</w:t>
+      </w:r>
+      <w:proofErr w:type="gramEnd"/>
+      <w:r>
+        <w:rPr>
+          <w:b/>
+          <w:bCs/>
+        </w:rPr>
+        <w:t xml:space="preserve"> Desktop 8.0</w:t>
       </w:r>
       <w:r>
         <w:rPr>
@@ -1044,6 +2555,7 @@
       </w:r>
       <w:bookmarkStart w:id="6" w:name="microsoft-visual-c-redistributable-lates"/>
       <w:bookmarkEnd w:id="6"/>
+      <w:proofErr w:type="spellStart"/>
       <w:r>
         <w:rPr>
           <w:b/>
@@ -1051,6 +2563,7 @@
         </w:rPr>
         <w:t>Redistributable</w:t>
       </w:r>
+      <w:proofErr w:type="spellEnd"/>
       <w:r>
         <w:rPr>
           <w:rStyle w:val="Appelnotedebasdep"/>
@@ -1064,11 +2577,11 @@
       <w:pPr>
         <w:pStyle w:val="Titre3"/>
       </w:pPr>
-      <w:bookmarkStart w:id="7" w:name="__RefHeading___Toc1162_2924010706"/>
-      <w:bookmarkEnd w:id="7"/>
+      <w:bookmarkStart w:id="7" w:name="_Toc212016884"/>
       <w:r>
         <w:t>Matériels</w:t>
       </w:r>
+      <w:bookmarkEnd w:id="7"/>
     </w:p>
     <w:p>
       <w:pPr>
@@ -1194,13 +2707,13 @@
       <w:pPr>
         <w:pStyle w:val="Titre2"/>
       </w:pPr>
-      <w:bookmarkStart w:id="8" w:name="__RefHeading___Toc1164_2924010706"/>
-      <w:bookmarkStart w:id="9" w:name="_Toc121928444"/>
-      <w:bookmarkEnd w:id="8"/>
+      <w:bookmarkStart w:id="8" w:name="_Toc121928444"/>
+      <w:bookmarkStart w:id="9" w:name="_Toc212016885"/>
       <w:r>
         <w:lastRenderedPageBreak/>
         <w:t>Accueil</w:t>
       </w:r>
+      <w:bookmarkEnd w:id="8"/>
       <w:bookmarkEnd w:id="9"/>
     </w:p>
     <w:p>
@@ -1229,7 +2742,7 @@
                     </pic:cNvPicPr>
                   </pic:nvPicPr>
                   <pic:blipFill>
-                    <a:blip r:embed="rId14"/>
+                    <a:blip r:embed="rId9"/>
                     <a:stretch>
                       <a:fillRect/>
                     </a:stretch>
@@ -1258,7 +2771,15 @@
         <w:t>d’accueil</w:t>
       </w:r>
       <w:r>
-        <w:t xml:space="preserve"> de Leosac Key Manager vous permet d’accéder rapidement aux fonctionnalités principales du logiciel.</w:t>
+        <w:t xml:space="preserve"> de </w:t>
+      </w:r>
+      <w:proofErr w:type="spellStart"/>
+      <w:r>
+        <w:t>Leosac</w:t>
+      </w:r>
+      <w:proofErr w:type="spellEnd"/>
+      <w:r>
+        <w:t xml:space="preserve"> Key Manager vous permet d’accéder rapidement aux fonctionnalités principales du logiciel.</w:t>
       </w:r>
     </w:p>
     <w:p>
@@ -1292,7 +2813,7 @@
                     </pic:cNvPicPr>
                   </pic:nvPicPr>
                   <pic:blipFill>
-                    <a:blip r:embed="rId15"/>
+                    <a:blip r:embed="rId10"/>
                     <a:stretch>
                       <a:fillRect/>
                     </a:stretch>
@@ -1342,7 +2863,7 @@
                     </pic:cNvPicPr>
                   </pic:nvPicPr>
                   <pic:blipFill>
-                    <a:blip r:embed="rId16"/>
+                    <a:blip r:embed="rId11"/>
                     <a:stretch>
                       <a:fillRect/>
                     </a:stretch>
@@ -1390,7 +2911,7 @@
                     </pic:cNvPicPr>
                   </pic:nvPicPr>
                   <pic:blipFill>
-                    <a:blip r:embed="rId17"/>
+                    <a:blip r:embed="rId12"/>
                     <a:stretch>
                       <a:fillRect/>
                     </a:stretch>
@@ -1440,7 +2961,7 @@
                     </pic:cNvPicPr>
                   </pic:nvPicPr>
                   <pic:blipFill>
-                    <a:blip r:embed="rId18"/>
+                    <a:blip r:embed="rId13"/>
                     <a:stretch>
                       <a:fillRect/>
                     </a:stretch>
@@ -1465,12 +2986,12 @@
       <w:pPr>
         <w:pStyle w:val="Titre2"/>
       </w:pPr>
-      <w:bookmarkStart w:id="10" w:name="__RefHeading___Toc1166_2924010706"/>
-      <w:bookmarkStart w:id="11" w:name="_Toc121928445"/>
-      <w:bookmarkEnd w:id="10"/>
+      <w:bookmarkStart w:id="10" w:name="_Toc121928445"/>
+      <w:bookmarkStart w:id="11" w:name="_Toc212016886"/>
       <w:r>
         <w:t>Mode Sombre</w:t>
       </w:r>
+      <w:bookmarkEnd w:id="10"/>
       <w:bookmarkEnd w:id="11"/>
     </w:p>
     <w:p>
@@ -1499,7 +3020,7 @@
                     </pic:cNvPicPr>
                   </pic:nvPicPr>
                   <pic:blipFill>
-                    <a:blip r:embed="rId19"/>
+                    <a:blip r:embed="rId14"/>
                     <a:stretch>
                       <a:fillRect/>
                     </a:stretch>
@@ -1527,12 +3048,12 @@
       <w:pPr>
         <w:pStyle w:val="Titre2"/>
       </w:pPr>
-      <w:bookmarkStart w:id="12" w:name="__RefHeading___Toc1168_2924010706"/>
-      <w:bookmarkStart w:id="13" w:name="_Toc121928446"/>
-      <w:bookmarkEnd w:id="12"/>
+      <w:bookmarkStart w:id="12" w:name="_Toc121928446"/>
+      <w:bookmarkStart w:id="13" w:name="_Toc212016887"/>
       <w:r>
         <w:t>Log Console</w:t>
       </w:r>
+      <w:bookmarkEnd w:id="12"/>
       <w:bookmarkEnd w:id="13"/>
     </w:p>
     <w:p>
@@ -1561,7 +3082,7 @@
                     </pic:cNvPicPr>
                   </pic:nvPicPr>
                   <pic:blipFill>
-                    <a:blip r:embed="rId20"/>
+                    <a:blip r:embed="rId15"/>
                     <a:stretch>
                       <a:fillRect/>
                     </a:stretch>
@@ -1595,13 +3116,13 @@
       <w:pPr>
         <w:pStyle w:val="Titre2"/>
       </w:pPr>
-      <w:bookmarkStart w:id="14" w:name="__RefHeading___Toc1170_2924010706"/>
-      <w:bookmarkStart w:id="15" w:name="_Toc121928447"/>
-      <w:bookmarkEnd w:id="14"/>
+      <w:bookmarkStart w:id="14" w:name="_Toc121928447"/>
+      <w:bookmarkStart w:id="15" w:name="_Toc212016888"/>
       <w:r>
         <w:lastRenderedPageBreak/>
         <w:t>A propos</w:t>
       </w:r>
+      <w:bookmarkEnd w:id="14"/>
       <w:bookmarkEnd w:id="15"/>
     </w:p>
     <w:p>
@@ -1630,7 +3151,7 @@
                     </pic:cNvPicPr>
                   </pic:nvPicPr>
                   <pic:blipFill>
-                    <a:blip r:embed="rId21"/>
+                    <a:blip r:embed="rId16"/>
                     <a:stretch>
                       <a:fillRect/>
                     </a:stretch>
@@ -1673,15 +3194,15 @@
           <w:rStyle w:val="Titre3Car"/>
         </w:rPr>
       </w:pPr>
-      <w:bookmarkStart w:id="16" w:name="__RefHeading___Toc1172_2924010706"/>
-      <w:bookmarkStart w:id="17" w:name="_Toc121928448"/>
-      <w:bookmarkEnd w:id="16"/>
+      <w:bookmarkStart w:id="16" w:name="_Toc121928448"/>
+      <w:bookmarkStart w:id="17" w:name="_Toc212016889"/>
       <w:r>
         <w:rPr>
           <w:rStyle w:val="Titre3Car"/>
         </w:rPr>
         <w:t>Plan de maintenance</w:t>
       </w:r>
+      <w:bookmarkEnd w:id="16"/>
       <w:bookmarkEnd w:id="17"/>
     </w:p>
     <w:p>
@@ -1694,7 +3215,7 @@
         <w:br/>
         <w:t xml:space="preserve">Visitez </w:t>
       </w:r>
-      <w:hyperlink r:id="rId22">
+      <w:hyperlink r:id="rId17">
         <w:r>
           <w:rPr>
             <w:rStyle w:val="Lienhypertexte"/>
@@ -1738,7 +3259,7 @@
                     </pic:cNvPicPr>
                   </pic:nvPicPr>
                   <pic:blipFill>
-                    <a:blip r:embed="rId23"/>
+                    <a:blip r:embed="rId18"/>
                     <a:stretch>
                       <a:fillRect/>
                     </a:stretch>
@@ -1764,12 +3285,12 @@
       <w:pPr>
         <w:pStyle w:val="Titre1"/>
       </w:pPr>
-      <w:bookmarkStart w:id="18" w:name="__RefHeading___Toc1174_2924010706"/>
-      <w:bookmarkStart w:id="19" w:name="_Toc121928449"/>
-      <w:bookmarkEnd w:id="18"/>
+      <w:bookmarkStart w:id="18" w:name="_Toc121928449"/>
+      <w:bookmarkStart w:id="19" w:name="_Toc212016890"/>
       <w:r>
         <w:t>Magasins de clés</w:t>
       </w:r>
+      <w:bookmarkEnd w:id="18"/>
       <w:bookmarkEnd w:id="19"/>
     </w:p>
     <w:p>
@@ -1798,7 +3319,7 @@
                     </pic:cNvPicPr>
                   </pic:nvPicPr>
                   <pic:blipFill>
-                    <a:blip r:embed="rId24"/>
+                    <a:blip r:embed="rId19"/>
                     <a:stretch>
                       <a:fillRect/>
                     </a:stretch>
@@ -1823,13 +3344,13 @@
       <w:pPr>
         <w:pStyle w:val="Titre2"/>
       </w:pPr>
-      <w:bookmarkStart w:id="20" w:name="__RefHeading___Toc1176_2924010706"/>
-      <w:bookmarkStart w:id="21" w:name="_Toc121928450"/>
-      <w:bookmarkEnd w:id="20"/>
+      <w:bookmarkStart w:id="20" w:name="_Toc121928450"/>
+      <w:bookmarkStart w:id="21" w:name="_Toc212016891"/>
       <w:r>
         <w:lastRenderedPageBreak/>
         <w:t>Liste des clés</w:t>
       </w:r>
+      <w:bookmarkEnd w:id="20"/>
       <w:bookmarkEnd w:id="21"/>
     </w:p>
     <w:p>
@@ -1863,7 +3384,7 @@
                     </pic:cNvPicPr>
                   </pic:nvPicPr>
                   <pic:blipFill>
-                    <a:blip r:embed="rId25"/>
+                    <a:blip r:embed="rId20"/>
                     <a:stretch>
                       <a:fillRect/>
                     </a:stretch>
@@ -1908,7 +3429,7 @@
                     </pic:cNvPicPr>
                   </pic:nvPicPr>
                   <pic:blipFill>
-                    <a:blip r:embed="rId26"/>
+                    <a:blip r:embed="rId21"/>
                     <a:stretch>
                       <a:fillRect/>
                     </a:stretch>
@@ -1953,7 +3474,7 @@
                     </pic:cNvPicPr>
                   </pic:nvPicPr>
                   <pic:blipFill>
-                    <a:blip r:embed="rId27"/>
+                    <a:blip r:embed="rId22"/>
                     <a:stretch>
                       <a:fillRect/>
                     </a:stretch>
@@ -1981,12 +3502,12 @@
       <w:pPr>
         <w:pStyle w:val="Titre3"/>
       </w:pPr>
-      <w:bookmarkStart w:id="22" w:name="__RefHeading___Toc1178_2924010706"/>
-      <w:bookmarkStart w:id="23" w:name="_Toc121928451"/>
-      <w:bookmarkEnd w:id="22"/>
+      <w:bookmarkStart w:id="22" w:name="_Toc121928451"/>
+      <w:bookmarkStart w:id="23" w:name="_Toc212016892"/>
       <w:r>
         <w:t>Recherche d’une clé</w:t>
       </w:r>
+      <w:bookmarkEnd w:id="22"/>
       <w:bookmarkEnd w:id="23"/>
     </w:p>
     <w:p>
@@ -2015,7 +3536,7 @@
                     </pic:cNvPicPr>
                   </pic:nvPicPr>
                   <pic:blipFill>
-                    <a:blip r:embed="rId28"/>
+                    <a:blip r:embed="rId23"/>
                     <a:stretch>
                       <a:fillRect/>
                     </a:stretch>
@@ -2045,24 +3566,24 @@
       <w:pPr>
         <w:pStyle w:val="Titre2"/>
       </w:pPr>
-      <w:bookmarkStart w:id="24" w:name="__RefHeading___Toc1180_2924010706"/>
-      <w:bookmarkStart w:id="25" w:name="_Toc121928452"/>
-      <w:bookmarkEnd w:id="24"/>
+      <w:bookmarkStart w:id="24" w:name="_Toc121928452"/>
+      <w:bookmarkStart w:id="25" w:name="_Toc212016893"/>
       <w:r>
         <w:t>Création d’une nouvelle clé</w:t>
       </w:r>
+      <w:bookmarkEnd w:id="24"/>
       <w:bookmarkEnd w:id="25"/>
     </w:p>
     <w:p>
       <w:pPr>
         <w:pStyle w:val="Titre3"/>
       </w:pPr>
-      <w:bookmarkStart w:id="26" w:name="__RefHeading___Toc1182_2924010706"/>
-      <w:bookmarkStart w:id="27" w:name="_Toc121928453"/>
-      <w:bookmarkEnd w:id="26"/>
+      <w:bookmarkStart w:id="26" w:name="_Toc121928453"/>
+      <w:bookmarkStart w:id="27" w:name="_Toc212016894"/>
       <w:r>
         <w:t>Définition manuelle</w:t>
       </w:r>
+      <w:bookmarkEnd w:id="26"/>
       <w:bookmarkEnd w:id="27"/>
     </w:p>
     <w:p>
@@ -2091,7 +3612,7 @@
                     </pic:cNvPicPr>
                   </pic:nvPicPr>
                   <pic:blipFill>
-                    <a:blip r:embed="rId29"/>
+                    <a:blip r:embed="rId24"/>
                     <a:stretch>
                       <a:fillRect/>
                     </a:stretch>
@@ -2128,12 +3649,11 @@
         <w:rPr>
           <w:noProof/>
         </w:rPr>
-        <w:lastRenderedPageBreak/>
         <w:drawing>
-          <wp:inline distT="0" distB="0" distL="0" distR="0" wp14:anchorId="78BDC281" wp14:editId="22DBD237">
-            <wp:extent cx="2778760" cy="3116580"/>
-            <wp:effectExtent l="0" t="0" r="0" b="0"/>
-            <wp:docPr id="18" name="Image 20"/>
+          <wp:inline distT="0" distB="0" distL="0" distR="0" wp14:anchorId="67E09D20" wp14:editId="77A27D53">
+            <wp:extent cx="3848100" cy="2723050"/>
+            <wp:effectExtent l="0" t="0" r="0" b="1270"/>
+            <wp:docPr id="318456592" name="Image 3"/>
             <wp:cNvGraphicFramePr>
               <a:graphicFrameLocks xmlns:a="http://schemas.openxmlformats.org/drawingml/2006/main" noChangeAspect="1"/>
             </wp:cNvGraphicFramePr>
@@ -2141,13 +3661,20 @@
               <a:graphicData uri="http://schemas.openxmlformats.org/drawingml/2006/picture">
                 <pic:pic xmlns:pic="http://schemas.openxmlformats.org/drawingml/2006/picture">
                   <pic:nvPicPr>
-                    <pic:cNvPr id="18" name="Image 20"/>
+                    <pic:cNvPr id="0" name="Picture 2"/>
                     <pic:cNvPicPr>
                       <a:picLocks noChangeAspect="1" noChangeArrowheads="1"/>
                     </pic:cNvPicPr>
                   </pic:nvPicPr>
                   <pic:blipFill>
-                    <a:blip r:embed="rId30"/>
+                    <a:blip r:embed="rId25">
+                      <a:extLst>
+                        <a:ext uri="{28A0092B-C50C-407E-A947-70E740481C1C}">
+                          <a14:useLocalDpi xmlns:a14="http://schemas.microsoft.com/office/drawing/2010/main" val="0"/>
+                        </a:ext>
+                      </a:extLst>
+                    </a:blip>
+                    <a:srcRect/>
                     <a:stretch>
                       <a:fillRect/>
                     </a:stretch>
@@ -2155,11 +3682,15 @@
                   <pic:spPr bwMode="auto">
                     <a:xfrm>
                       <a:off x="0" y="0"/>
-                      <a:ext cx="2778760" cy="3116580"/>
+                      <a:ext cx="3858589" cy="2730472"/>
                     </a:xfrm>
                     <a:prstGeom prst="rect">
                       <a:avLst/>
                     </a:prstGeom>
+                    <a:noFill/>
+                    <a:ln>
+                      <a:noFill/>
+                    </a:ln>
                   </pic:spPr>
                 </pic:pic>
               </a:graphicData>
@@ -2173,6 +3704,7 @@
         <w:pStyle w:val="Titre4"/>
       </w:pPr>
       <w:r>
+        <w:lastRenderedPageBreak/>
         <w:t>Type de clé</w:t>
       </w:r>
     </w:p>
@@ -2290,7 +3822,7 @@
                     </pic:cNvPicPr>
                   </pic:nvPicPr>
                   <pic:blipFill>
-                    <a:blip r:embed="rId31"/>
+                    <a:blip r:embed="rId26"/>
                     <a:stretch>
                       <a:fillRect/>
                     </a:stretch>
@@ -2322,7 +3854,6 @@
         <w:rPr>
           <w:noProof/>
         </w:rPr>
-        <w:lastRenderedPageBreak/>
         <w:drawing>
           <wp:inline distT="0" distB="0" distL="0" distR="0" wp14:anchorId="2E0C2157" wp14:editId="2267D848">
             <wp:extent cx="3645535" cy="2262505"/>
@@ -2341,7 +3872,7 @@
                     </pic:cNvPicPr>
                   </pic:nvPicPr>
                   <pic:blipFill>
-                    <a:blip r:embed="rId32"/>
+                    <a:blip r:embed="rId27"/>
                     <a:stretch>
                       <a:fillRect/>
                     </a:stretch>
@@ -2369,24 +3900,36 @@
     </w:p>
     <w:p>
       <w:r>
-        <w:t>Les liaisons à ce stade sont simplement déclaratives, elles ne sont exécutées qu’au moment de la publication du magasin vers un magasin cible. Ce type d’opération est généralement effectué à partir d’un magasin de type « Fichiers », servant de modèle à la création de magasins de type « NXP SAM AV2/AV3 » ou « HSM PKCS#11 ».</w:t>
+        <w:t xml:space="preserve">Les liaisons à ce stade sont simplement déclaratives, elles ne sont exécutées qu’au moment de la publication du magasin vers un magasin cible. Ce type d’opération est généralement effectué à </w:t>
+      </w:r>
+      <w:r>
+        <w:lastRenderedPageBreak/>
+        <w:t>partir d’un magasin de type « Fichiers », servant de modèle à la création de magasins de type « NXP SAM AV2/AV3 » ou « HSM PKCS#11 ».</w:t>
       </w:r>
     </w:p>
     <w:p>
       <w:r>
-        <w:t>De plus, il vous sera sûrement nécessaire de définir une Clé de Wrapping sécurisant le cryptogramme. Cette clé devra exister de façon conjointe dans le magasin de liaison, et dans le magasin cible au moment de la publication.</w:t>
+        <w:t xml:space="preserve">De plus, il vous sera sûrement nécessaire de définir une Clé de </w:t>
+      </w:r>
+      <w:proofErr w:type="spellStart"/>
+      <w:r>
+        <w:t>Wrapping</w:t>
+      </w:r>
+      <w:proofErr w:type="spellEnd"/>
+      <w:r>
+        <w:t xml:space="preserve"> sécurisant le cryptogramme. Cette clé devra exister de façon conjointe dans le magasin de liaison, et dans le magasin cible au moment de la publication.</w:t>
       </w:r>
     </w:p>
     <w:p>
       <w:pPr>
         <w:pStyle w:val="Titre3"/>
       </w:pPr>
-      <w:bookmarkStart w:id="28" w:name="__RefHeading___Toc1184_2924010706"/>
-      <w:bookmarkStart w:id="29" w:name="_Toc121928454"/>
-      <w:bookmarkEnd w:id="28"/>
+      <w:bookmarkStart w:id="28" w:name="_Toc121928454"/>
+      <w:bookmarkStart w:id="29" w:name="_Toc212016895"/>
       <w:r>
         <w:t>Import d’un cryptogramme</w:t>
       </w:r>
+      <w:bookmarkEnd w:id="28"/>
       <w:bookmarkEnd w:id="29"/>
     </w:p>
     <w:p>
@@ -2415,7 +3958,7 @@
                     </pic:cNvPicPr>
                   </pic:nvPicPr>
                   <pic:blipFill>
-                    <a:blip r:embed="rId33"/>
+                    <a:blip r:embed="rId28"/>
                     <a:stretch>
                       <a:fillRect/>
                     </a:stretch>
@@ -2465,7 +4008,7 @@
                     </pic:cNvPicPr>
                   </pic:nvPicPr>
                   <pic:blipFill>
-                    <a:blip r:embed="rId34"/>
+                    <a:blip r:embed="rId29"/>
                     <a:stretch>
                       <a:fillRect/>
                     </a:stretch>
@@ -2495,13 +4038,12 @@
       <w:pPr>
         <w:pStyle w:val="Titre2"/>
       </w:pPr>
-      <w:bookmarkStart w:id="30" w:name="__RefHeading___Toc1186_2924010706"/>
-      <w:bookmarkStart w:id="31" w:name="_Toc121928455"/>
-      <w:bookmarkEnd w:id="30"/>
+      <w:bookmarkStart w:id="30" w:name="_Toc121928455"/>
+      <w:bookmarkStart w:id="31" w:name="_Toc212016896"/>
       <w:r>
-        <w:lastRenderedPageBreak/>
         <w:t>Clés symétriques</w:t>
       </w:r>
+      <w:bookmarkEnd w:id="30"/>
       <w:bookmarkEnd w:id="31"/>
     </w:p>
     <w:p>
@@ -2530,7 +4072,7 @@
                     </pic:cNvPicPr>
                   </pic:nvPicPr>
                   <pic:blipFill>
-                    <a:blip r:embed="rId35"/>
+                    <a:blip r:embed="rId30"/>
                     <a:stretch>
                       <a:fillRect/>
                     </a:stretch>
@@ -2555,12 +4097,12 @@
       <w:pPr>
         <w:pStyle w:val="Titre3"/>
       </w:pPr>
-      <w:bookmarkStart w:id="32" w:name="__RefHeading___Toc1188_2924010706"/>
-      <w:bookmarkStart w:id="33" w:name="_Toc121928456"/>
-      <w:bookmarkEnd w:id="32"/>
+      <w:bookmarkStart w:id="32" w:name="_Toc121928456"/>
+      <w:bookmarkStart w:id="33" w:name="_Toc212016897"/>
       <w:r>
         <w:t>Version de la clé</w:t>
       </w:r>
+      <w:bookmarkEnd w:id="32"/>
       <w:bookmarkEnd w:id="33"/>
     </w:p>
     <w:p>
@@ -2570,6 +4112,7 @@
     </w:p>
     <w:p>
       <w:r>
+        <w:lastRenderedPageBreak/>
         <w:t>Cette information est purement informative mais peut permettre des automatismes ultérieurs de rotation de clés.</w:t>
       </w:r>
     </w:p>
@@ -2577,12 +4120,12 @@
       <w:pPr>
         <w:pStyle w:val="Titre3"/>
       </w:pPr>
-      <w:bookmarkStart w:id="34" w:name="__RefHeading___Toc1190_2924010706"/>
-      <w:bookmarkStart w:id="35" w:name="_Toc121928457"/>
-      <w:bookmarkEnd w:id="34"/>
+      <w:bookmarkStart w:id="34" w:name="_Toc121928457"/>
+      <w:bookmarkStart w:id="35" w:name="_Toc212016898"/>
       <w:r>
         <w:t>Somme de contrôle</w:t>
       </w:r>
+      <w:bookmarkEnd w:id="34"/>
       <w:bookmarkEnd w:id="35"/>
     </w:p>
     <w:p>
@@ -2599,17 +4142,22 @@
       <w:pPr>
         <w:pStyle w:val="Titre3"/>
       </w:pPr>
-      <w:bookmarkStart w:id="36" w:name="__RefHeading___Toc1192_2924010706"/>
-      <w:bookmarkStart w:id="37" w:name="_Toc121928458"/>
-      <w:bookmarkEnd w:id="36"/>
+      <w:bookmarkStart w:id="36" w:name="_Toc121928458"/>
+      <w:bookmarkStart w:id="37" w:name="_Toc212016899"/>
       <w:r>
         <w:t>Génération</w:t>
       </w:r>
+      <w:bookmarkEnd w:id="36"/>
       <w:bookmarkEnd w:id="37"/>
     </w:p>
     <w:p>
+      <w:proofErr w:type="spellStart"/>
       <w:r>
-        <w:t xml:space="preserve">Leosac Key Manager attache une attention particulière à la génération des clés. Ouvrez l’interface de génération locale d’une clé via le bouton </w:t>
+        <w:t>Leosac</w:t>
+      </w:r>
+      <w:proofErr w:type="spellEnd"/>
+      <w:r>
+        <w:t xml:space="preserve"> Key Manager attache une attention particulière à la génération des clés. Ouvrez l’interface de génération locale d’une clé via le bouton </w:t>
       </w:r>
       <w:r>
         <w:rPr>
@@ -2633,7 +4181,7 @@
                     </pic:cNvPicPr>
                   </pic:nvPicPr>
                   <pic:blipFill>
-                    <a:blip r:embed="rId36"/>
+                    <a:blip r:embed="rId31"/>
                     <a:stretch>
                       <a:fillRect/>
                     </a:stretch>
@@ -2667,7 +4215,6 @@
         <w:pStyle w:val="Titre4"/>
       </w:pPr>
       <w:r>
-        <w:lastRenderedPageBreak/>
         <w:t>Aléatoire</w:t>
       </w:r>
     </w:p>
@@ -2697,7 +4244,7 @@
                     </pic:cNvPicPr>
                   </pic:nvPicPr>
                   <pic:blipFill>
-                    <a:blip r:embed="rId37"/>
+                    <a:blip r:embed="rId32"/>
                     <a:stretch>
                       <a:fillRect/>
                     </a:stretch>
@@ -2728,6 +4275,7 @@
         <w:pStyle w:val="Titre4"/>
       </w:pPr>
       <w:r>
+        <w:lastRenderedPageBreak/>
         <w:t>Mot de passe</w:t>
       </w:r>
     </w:p>
@@ -2757,7 +4305,7 @@
                     </pic:cNvPicPr>
                   </pic:nvPicPr>
                   <pic:blipFill>
-                    <a:blip r:embed="rId38"/>
+                    <a:blip r:embed="rId33"/>
                     <a:stretch>
                       <a:fillRect/>
                     </a:stretch>
@@ -2787,10 +4335,11 @@
       <w:pPr>
         <w:pStyle w:val="Titre4"/>
       </w:pPr>
+      <w:proofErr w:type="spellStart"/>
       <w:r>
-        <w:lastRenderedPageBreak/>
         <w:t>Mnémonic</w:t>
       </w:r>
+      <w:proofErr w:type="spellEnd"/>
     </w:p>
     <w:p>
       <w:pPr>
@@ -2818,7 +4367,7 @@
                     </pic:cNvPicPr>
                   </pic:nvPicPr>
                   <pic:blipFill>
-                    <a:blip r:embed="rId39"/>
+                    <a:blip r:embed="rId34"/>
                     <a:stretch>
                       <a:fillRect/>
                     </a:stretch>
@@ -2841,7 +4390,15 @@
     </w:p>
     <w:p>
       <w:r>
-        <w:t xml:space="preserve">Créez une clé à partir de mots Mnemonic (BIP-39). Il est recommandé de générer une liste de mots via le bouton </w:t>
+        <w:t xml:space="preserve">Créez une clé à partir de mots </w:t>
+      </w:r>
+      <w:proofErr w:type="spellStart"/>
+      <w:r>
+        <w:t>Mnemonic</w:t>
+      </w:r>
+      <w:proofErr w:type="spellEnd"/>
+      <w:r>
+        <w:t xml:space="preserve"> (BIP-39). Il est recommandé de générer une liste de mots via le bouton </w:t>
       </w:r>
       <w:r>
         <w:rPr>
@@ -2865,7 +4422,7 @@
                     </pic:cNvPicPr>
                   </pic:nvPicPr>
                   <pic:blipFill>
-                    <a:blip r:embed="rId40"/>
+                    <a:blip r:embed="rId35"/>
                     <a:stretch>
                       <a:fillRect/>
                     </a:stretch>
@@ -2899,6 +4456,7 @@
         <w:pStyle w:val="Titre4"/>
       </w:pPr>
       <w:r>
+        <w:lastRenderedPageBreak/>
         <w:t>Cérémonie de clés</w:t>
       </w:r>
     </w:p>
@@ -2928,7 +4486,7 @@
                     </pic:cNvPicPr>
                   </pic:nvPicPr>
                   <pic:blipFill>
-                    <a:blip r:embed="rId41"/>
+                    <a:blip r:embed="rId36"/>
                     <a:stretch>
                       <a:fillRect/>
                     </a:stretch>
@@ -2961,7 +4519,6 @@
     </w:p>
     <w:p>
       <w:r>
-        <w:lastRenderedPageBreak/>
         <w:t>Une cérémonie simple correspond à un XOR ou une concaténation des fragments. Il est toutefois recommandé d’utiliser une cérémonie plus fiable, fournissant de la parité en cas de perde d’un des fragments. La cérémonie de clé de type Shamir est donc ici recommandé.</w:t>
       </w:r>
     </w:p>
@@ -2996,7 +4553,7 @@
                     </pic:cNvPicPr>
                   </pic:nvPicPr>
                   <pic:blipFill>
-                    <a:blip r:embed="rId42"/>
+                    <a:blip r:embed="rId37"/>
                     <a:stretch>
                       <a:fillRect/>
                     </a:stretch>
@@ -3043,7 +4600,7 @@
                     </pic:cNvPicPr>
                   </pic:nvPicPr>
                   <pic:blipFill>
-                    <a:blip r:embed="rId43"/>
+                    <a:blip r:embed="rId38"/>
                     <a:stretch>
                       <a:fillRect/>
                     </a:stretch>
@@ -3075,6 +4632,7 @@
         <w:rPr>
           <w:noProof/>
         </w:rPr>
+        <w:lastRenderedPageBreak/>
         <w:drawing>
           <wp:inline distT="0" distB="0" distL="0" distR="0" wp14:anchorId="52653A45" wp14:editId="10795232">
             <wp:extent cx="4536440" cy="2556510"/>
@@ -3093,7 +4651,7 @@
                     </pic:cNvPicPr>
                   </pic:nvPicPr>
                   <pic:blipFill>
-                    <a:blip r:embed="rId44"/>
+                    <a:blip r:embed="rId39"/>
                     <a:stretch>
                       <a:fillRect/>
                     </a:stretch>
@@ -3140,7 +4698,7 @@
                     </pic:cNvPicPr>
                   </pic:nvPicPr>
                   <pic:blipFill>
-                    <a:blip r:embed="rId43"/>
+                    <a:blip r:embed="rId38"/>
                     <a:stretch>
                       <a:fillRect/>
                     </a:stretch>
@@ -3172,7 +4730,6 @@
         <w:rPr>
           <w:noProof/>
         </w:rPr>
-        <w:lastRenderedPageBreak/>
         <w:drawing>
           <wp:inline distT="0" distB="0" distL="0" distR="0" wp14:anchorId="0AD8B380" wp14:editId="366AE561">
             <wp:extent cx="4453255" cy="2510155"/>
@@ -3191,7 +4748,7 @@
                     </pic:cNvPicPr>
                   </pic:nvPicPr>
                   <pic:blipFill>
-                    <a:blip r:embed="rId45"/>
+                    <a:blip r:embed="rId40"/>
                     <a:stretch>
                       <a:fillRect/>
                     </a:stretch>
@@ -3221,12 +4778,12 @@
       <w:pPr>
         <w:pStyle w:val="Titre3"/>
       </w:pPr>
-      <w:bookmarkStart w:id="38" w:name="__RefHeading___Toc1194_2924010706"/>
-      <w:bookmarkStart w:id="39" w:name="_Toc121928459"/>
-      <w:bookmarkEnd w:id="38"/>
+      <w:bookmarkStart w:id="38" w:name="_Toc121928459"/>
+      <w:bookmarkStart w:id="39" w:name="_Toc212016900"/>
       <w:r>
         <w:t>Liaison</w:t>
       </w:r>
+      <w:bookmarkEnd w:id="38"/>
       <w:bookmarkEnd w:id="39"/>
     </w:p>
     <w:p>
@@ -3255,7 +4812,7 @@
                     </pic:cNvPicPr>
                   </pic:nvPicPr>
                   <pic:blipFill>
-                    <a:blip r:embed="rId46"/>
+                    <a:blip r:embed="rId41"/>
                     <a:stretch>
                       <a:fillRect/>
                     </a:stretch>
@@ -3292,6 +4849,7 @@
         <w:rPr>
           <w:noProof/>
         </w:rPr>
+        <w:lastRenderedPageBreak/>
         <w:drawing>
           <wp:inline distT="0" distB="0" distL="0" distR="0" wp14:anchorId="0C060EC1" wp14:editId="5F70B716">
             <wp:extent cx="2624455" cy="1931035"/>
@@ -3310,7 +4868,7 @@
                     </pic:cNvPicPr>
                   </pic:nvPicPr>
                   <pic:blipFill>
-                    <a:blip r:embed="rId47"/>
+                    <a:blip r:embed="rId42"/>
                     <a:stretch>
                       <a:fillRect/>
                     </a:stretch>
@@ -3340,12 +4898,12 @@
       <w:pPr>
         <w:pStyle w:val="Titre3"/>
       </w:pPr>
-      <w:bookmarkStart w:id="40" w:name="__RefHeading___Toc1196_2924010706"/>
-      <w:bookmarkStart w:id="41" w:name="_Toc121928460"/>
-      <w:bookmarkEnd w:id="40"/>
+      <w:bookmarkStart w:id="40" w:name="_Toc121928460"/>
+      <w:bookmarkStart w:id="41" w:name="_Toc212016901"/>
       <w:r>
         <w:t>Impression</w:t>
       </w:r>
+      <w:bookmarkEnd w:id="40"/>
       <w:bookmarkEnd w:id="41"/>
     </w:p>
     <w:p>
@@ -3374,7 +4932,7 @@
                     </pic:cNvPicPr>
                   </pic:nvPicPr>
                   <pic:blipFill>
-                    <a:blip r:embed="rId48"/>
+                    <a:blip r:embed="rId43"/>
                     <a:stretch>
                       <a:fillRect/>
                     </a:stretch>
@@ -3400,7 +4958,6 @@
     </w:p>
     <w:p>
       <w:r>
-        <w:lastRenderedPageBreak/>
         <w:t>Cette opération est considérée comme sensible, sortant du magasin de clé sa valeur, en clair, et à effectuer en connaissance de cause.</w:t>
       </w:r>
     </w:p>
@@ -3412,6 +4969,7 @@
         <w:rPr>
           <w:noProof/>
         </w:rPr>
+        <w:lastRenderedPageBreak/>
         <w:drawing>
           <wp:inline distT="0" distB="0" distL="0" distR="0" wp14:anchorId="42AA039B" wp14:editId="0F593A5A">
             <wp:extent cx="4039235" cy="5224780"/>
@@ -3430,7 +4988,7 @@
                     </pic:cNvPicPr>
                   </pic:nvPicPr>
                   <pic:blipFill>
-                    <a:blip r:embed="rId49"/>
+                    <a:blip r:embed="rId44"/>
                     <a:stretch>
                       <a:fillRect/>
                     </a:stretch>
@@ -3455,12 +5013,12 @@
       <w:pPr>
         <w:pStyle w:val="Titre2"/>
       </w:pPr>
-      <w:bookmarkStart w:id="42" w:name="__RefHeading___Toc1198_2924010706"/>
-      <w:bookmarkStart w:id="43" w:name="_Toc121928461"/>
-      <w:bookmarkEnd w:id="42"/>
+      <w:bookmarkStart w:id="42" w:name="_Toc121928461"/>
+      <w:bookmarkStart w:id="43" w:name="_Toc212016902"/>
       <w:r>
         <w:t>Clés asymétriques</w:t>
       </w:r>
+      <w:bookmarkEnd w:id="42"/>
       <w:bookmarkEnd w:id="43"/>
     </w:p>
     <w:p>
@@ -3473,12 +5031,12 @@
       <w:pPr>
         <w:pStyle w:val="Titre2"/>
       </w:pPr>
-      <w:bookmarkStart w:id="44" w:name="__RefHeading___Toc1200_2924010706"/>
-      <w:bookmarkStart w:id="45" w:name="_Toc121928462"/>
-      <w:bookmarkEnd w:id="44"/>
+      <w:bookmarkStart w:id="44" w:name="_Toc121928462"/>
+      <w:bookmarkStart w:id="45" w:name="_Toc212016903"/>
       <w:r>
         <w:t>Enregistrement dans les favoris</w:t>
       </w:r>
+      <w:bookmarkEnd w:id="44"/>
       <w:bookmarkEnd w:id="45"/>
     </w:p>
     <w:p>
@@ -3507,7 +5065,7 @@
                     </pic:cNvPicPr>
                   </pic:nvPicPr>
                   <pic:blipFill>
-                    <a:blip r:embed="rId50"/>
+                    <a:blip r:embed="rId45"/>
                     <a:stretch>
                       <a:fillRect/>
                     </a:stretch>
@@ -3558,7 +5116,7 @@
                     </pic:cNvPicPr>
                   </pic:nvPicPr>
                   <pic:blipFill>
-                    <a:blip r:embed="rId51"/>
+                    <a:blip r:embed="rId46"/>
                     <a:stretch>
                       <a:fillRect/>
                     </a:stretch>
@@ -3586,12 +5144,12 @@
       <w:pPr>
         <w:pStyle w:val="Titre2"/>
       </w:pPr>
-      <w:bookmarkStart w:id="46" w:name="__RefHeading___Toc1202_2924010706"/>
-      <w:bookmarkStart w:id="47" w:name="_Toc121928463"/>
-      <w:bookmarkEnd w:id="46"/>
+      <w:bookmarkStart w:id="46" w:name="_Toc121928463"/>
+      <w:bookmarkStart w:id="47" w:name="_Toc212016904"/>
       <w:r>
         <w:t>Edition du favori</w:t>
       </w:r>
+      <w:bookmarkEnd w:id="46"/>
       <w:bookmarkEnd w:id="47"/>
     </w:p>
     <w:p>
@@ -3620,7 +5178,7 @@
                     </pic:cNvPicPr>
                   </pic:nvPicPr>
                   <pic:blipFill>
-                    <a:blip r:embed="rId52"/>
+                    <a:blip r:embed="rId47"/>
                     <a:stretch>
                       <a:fillRect/>
                     </a:stretch>
@@ -3648,12 +5206,12 @@
       <w:pPr>
         <w:pStyle w:val="Titre2"/>
       </w:pPr>
-      <w:bookmarkStart w:id="48" w:name="__RefHeading___Toc1204_2924010706"/>
-      <w:bookmarkStart w:id="49" w:name="_Toc121928464"/>
-      <w:bookmarkEnd w:id="48"/>
+      <w:bookmarkStart w:id="48" w:name="_Toc121928464"/>
+      <w:bookmarkStart w:id="49" w:name="_Toc212016905"/>
       <w:r>
         <w:t>Fermeture du magasin de clés</w:t>
       </w:r>
+      <w:bookmarkEnd w:id="48"/>
       <w:bookmarkEnd w:id="49"/>
     </w:p>
     <w:p>
@@ -3682,7 +5240,7 @@
                     </pic:cNvPicPr>
                   </pic:nvPicPr>
                   <pic:blipFill>
-                    <a:blip r:embed="rId53"/>
+                    <a:blip r:embed="rId48"/>
                     <a:stretch>
                       <a:fillRect/>
                     </a:stretch>
@@ -3710,25 +5268,324 @@
       <w:pPr>
         <w:pStyle w:val="Titre2"/>
       </w:pPr>
-      <w:bookmarkStart w:id="50" w:name="__RefHeading___Toc1206_2924010706"/>
+      <w:bookmarkStart w:id="50" w:name="_Toc212016906"/>
+      <w:r>
+        <w:t>Publication du magasin</w:t>
+      </w:r>
+      <w:bookmarkEnd w:id="50"/>
+    </w:p>
+    <w:p>
+      <w:proofErr w:type="spellStart"/>
+      <w:r>
+        <w:t>Leosac</w:t>
+      </w:r>
+      <w:proofErr w:type="spellEnd"/>
+      <w:r>
+        <w:t xml:space="preserve"> Key Manager permet la du</w:t>
+      </w:r>
+      <w:r>
+        <w:t>plication, la migration, ou la production de nouveaux magasins de clés à partir un existant de façon très simplifiée. Ouvrez le magasin que vous souhaitez utiliser en référence, souvent un File Key Store servant de « modèle », puis cliquez sur le bouton</w:t>
+      </w:r>
+      <w:r>
+        <w:t xml:space="preserve">  </w:t>
+      </w:r>
+      <w:r>
+        <w:rPr>
+          <w:noProof/>
+        </w:rPr>
+        <w:drawing>
+          <wp:inline distT="0" distB="0" distL="0" distR="0" wp14:anchorId="38B10FD4" wp14:editId="5FD058D2">
+            <wp:extent cx="361950" cy="355709"/>
+            <wp:effectExtent l="0" t="0" r="0" b="6350"/>
+            <wp:docPr id="1252938868" name="Image 4"/>
+            <wp:cNvGraphicFramePr>
+              <a:graphicFrameLocks xmlns:a="http://schemas.openxmlformats.org/drawingml/2006/main" noChangeAspect="1"/>
+            </wp:cNvGraphicFramePr>
+            <a:graphic xmlns:a="http://schemas.openxmlformats.org/drawingml/2006/main">
+              <a:graphicData uri="http://schemas.openxmlformats.org/drawingml/2006/picture">
+                <pic:pic xmlns:pic="http://schemas.openxmlformats.org/drawingml/2006/picture">
+                  <pic:nvPicPr>
+                    <pic:cNvPr id="0" name="Picture 3"/>
+                    <pic:cNvPicPr>
+                      <a:picLocks noChangeAspect="1" noChangeArrowheads="1"/>
+                    </pic:cNvPicPr>
+                  </pic:nvPicPr>
+                  <pic:blipFill>
+                    <a:blip r:embed="rId49">
+                      <a:extLst>
+                        <a:ext uri="{28A0092B-C50C-407E-A947-70E740481C1C}">
+                          <a14:useLocalDpi xmlns:a14="http://schemas.microsoft.com/office/drawing/2010/main" val="0"/>
+                        </a:ext>
+                      </a:extLst>
+                    </a:blip>
+                    <a:srcRect/>
+                    <a:stretch>
+                      <a:fillRect/>
+                    </a:stretch>
+                  </pic:blipFill>
+                  <pic:spPr bwMode="auto">
+                    <a:xfrm>
+                      <a:off x="0" y="0"/>
+                      <a:ext cx="371523" cy="365117"/>
+                    </a:xfrm>
+                    <a:prstGeom prst="rect">
+                      <a:avLst/>
+                    </a:prstGeom>
+                    <a:noFill/>
+                    <a:ln>
+                      <a:noFill/>
+                    </a:ln>
+                  </pic:spPr>
+                </pic:pic>
+              </a:graphicData>
+            </a:graphic>
+          </wp:inline>
+        </w:drawing>
+      </w:r>
+      <w:r>
+        <w:t>.</w:t>
+      </w:r>
+    </w:p>
+    <w:p>
+      <w:pPr>
+        <w:jc w:val="center"/>
+      </w:pPr>
+      <w:r>
+        <w:rPr>
+          <w:noProof/>
+        </w:rPr>
+        <w:drawing>
+          <wp:inline distT="0" distB="0" distL="0" distR="0" wp14:anchorId="20AED3DB" wp14:editId="6FDE4F1F">
+            <wp:extent cx="2123404" cy="1381125"/>
+            <wp:effectExtent l="0" t="0" r="0" b="0"/>
+            <wp:docPr id="237858181" name="Image 5"/>
+            <wp:cNvGraphicFramePr>
+              <a:graphicFrameLocks xmlns:a="http://schemas.openxmlformats.org/drawingml/2006/main" noChangeAspect="1"/>
+            </wp:cNvGraphicFramePr>
+            <a:graphic xmlns:a="http://schemas.openxmlformats.org/drawingml/2006/main">
+              <a:graphicData uri="http://schemas.openxmlformats.org/drawingml/2006/picture">
+                <pic:pic xmlns:pic="http://schemas.openxmlformats.org/drawingml/2006/picture">
+                  <pic:nvPicPr>
+                    <pic:cNvPr id="0" name="Picture 4"/>
+                    <pic:cNvPicPr>
+                      <a:picLocks noChangeAspect="1" noChangeArrowheads="1"/>
+                    </pic:cNvPicPr>
+                  </pic:nvPicPr>
+                  <pic:blipFill>
+                    <a:blip r:embed="rId50">
+                      <a:extLst>
+                        <a:ext uri="{28A0092B-C50C-407E-A947-70E740481C1C}">
+                          <a14:useLocalDpi xmlns:a14="http://schemas.microsoft.com/office/drawing/2010/main" val="0"/>
+                        </a:ext>
+                      </a:extLst>
+                    </a:blip>
+                    <a:srcRect/>
+                    <a:stretch>
+                      <a:fillRect/>
+                    </a:stretch>
+                  </pic:blipFill>
+                  <pic:spPr bwMode="auto">
+                    <a:xfrm>
+                      <a:off x="0" y="0"/>
+                      <a:ext cx="2130624" cy="1385821"/>
+                    </a:xfrm>
+                    <a:prstGeom prst="rect">
+                      <a:avLst/>
+                    </a:prstGeom>
+                    <a:noFill/>
+                    <a:ln>
+                      <a:noFill/>
+                    </a:ln>
+                  </pic:spPr>
+                </pic:pic>
+              </a:graphicData>
+            </a:graphic>
+          </wp:inline>
+        </w:drawing>
+      </w:r>
+    </w:p>
+    <w:p>
+      <w:r>
+        <w:t xml:space="preserve">Choisissez ensuite le magasin de clé cible, renseignez optionnellement son secret si celui-ci n’est pas sauvegardé puis cliquez sur « OK » pour publier les clés vers ce nouveau magasin. Dans le cas de créations de </w:t>
+      </w:r>
+      <w:proofErr w:type="spellStart"/>
+      <w:r>
+        <w:t>SAMs</w:t>
+      </w:r>
+      <w:proofErr w:type="spellEnd"/>
+      <w:r>
+        <w:t xml:space="preserve"> à partir d’un modèle File Key Store, insérez au préalable une nouvelle SAM vierge dans le lecteur.</w:t>
+      </w:r>
+    </w:p>
+    <w:p>
+      <w:r>
+        <w:t>Des options avancées sont disponibles lors de la publication, celles-ci ne sont généralement pas à modifier. Voici toutefois leur signification ci-dessous :</w:t>
+      </w:r>
+    </w:p>
+    <w:p>
+      <w:pPr>
+        <w:pStyle w:val="Paragraphedeliste"/>
+        <w:numPr>
+          <w:ilvl w:val="0"/>
+          <w:numId w:val="13"/>
+        </w:numPr>
+      </w:pPr>
+      <w:r>
+        <w:rPr>
+          <w:b/>
+          <w:bCs/>
+        </w:rPr>
+        <w:t>Générer les clés </w:t>
+      </w:r>
+      <w:r>
+        <w:t>: de nouvelles valeurs de clés sont générées pour toutes les clés publiées</w:t>
+      </w:r>
+    </w:p>
+    <w:p>
+      <w:pPr>
+        <w:pStyle w:val="Paragraphedeliste"/>
+        <w:numPr>
+          <w:ilvl w:val="0"/>
+          <w:numId w:val="13"/>
+        </w:numPr>
+      </w:pPr>
+      <w:r>
+        <w:rPr>
+          <w:b/>
+          <w:bCs/>
+        </w:rPr>
+        <w:lastRenderedPageBreak/>
+        <w:t>Résoudre la liaison des clés</w:t>
+      </w:r>
+      <w:r>
+        <w:t> : si les clés possèdent des liaisons, celles-ci sont résolues afin de récupérer les valeurs de clés avant republication vers le nouveau magasin. Si cette option est désactivée, les valeurs ne sont pas transmises au magasin et les références recréées (si possible).</w:t>
+      </w:r>
+    </w:p>
+    <w:p>
+      <w:pPr>
+        <w:pStyle w:val="Paragraphedeliste"/>
+        <w:numPr>
+          <w:ilvl w:val="0"/>
+          <w:numId w:val="13"/>
+        </w:numPr>
+      </w:pPr>
+      <w:r>
+        <w:rPr>
+          <w:b/>
+          <w:bCs/>
+        </w:rPr>
+        <w:t>Résoudre les variables</w:t>
+      </w:r>
+      <w:r>
+        <w:t> : l’ID et Libellé des clés peuvent utiliser une syntaxe utilisant des variables, le cas échéant celles-ci sont remplacées par la valeur des variables (si existante).</w:t>
+      </w:r>
+    </w:p>
+    <w:p>
+      <w:pPr>
+        <w:pStyle w:val="Paragraphedeliste"/>
+        <w:numPr>
+          <w:ilvl w:val="0"/>
+          <w:numId w:val="13"/>
+        </w:numPr>
+      </w:pPr>
+      <w:r>
+        <w:rPr>
+          <w:b/>
+          <w:bCs/>
+        </w:rPr>
+        <w:t>Essai (ne pas sauvegarder)</w:t>
+      </w:r>
+      <w:r>
+        <w:t> : n’enregistre pas les clés sur le magasin cible</w:t>
+      </w:r>
+    </w:p>
+    <w:p>
+      <w:pPr>
+        <w:pStyle w:val="Paragraphedeliste"/>
+        <w:numPr>
+          <w:ilvl w:val="0"/>
+          <w:numId w:val="13"/>
+        </w:numPr>
+      </w:pPr>
+      <w:r>
+        <w:rPr>
+          <w:b/>
+          <w:bCs/>
+        </w:rPr>
+        <w:t>Variable</w:t>
+      </w:r>
+      <w:r>
+        <w:t> : valeur de la variable %{</w:t>
+      </w:r>
+      <w:proofErr w:type="spellStart"/>
+      <w:r>
+        <w:t>pubvar</w:t>
+      </w:r>
+      <w:proofErr w:type="spellEnd"/>
+      <w:r>
+        <w:t>}</w:t>
+      </w:r>
+    </w:p>
+    <w:p>
+      <w:pPr>
+        <w:pStyle w:val="Paragraphedeliste"/>
+        <w:numPr>
+          <w:ilvl w:val="0"/>
+          <w:numId w:val="13"/>
+        </w:numPr>
+      </w:pPr>
+      <w:r>
+        <w:rPr>
+          <w:b/>
+          <w:bCs/>
+        </w:rPr>
+        <w:t xml:space="preserve">Clé de </w:t>
+      </w:r>
+      <w:proofErr w:type="spellStart"/>
+      <w:r>
+        <w:rPr>
+          <w:b/>
+          <w:bCs/>
+        </w:rPr>
+        <w:t>Wrapping</w:t>
+      </w:r>
+      <w:proofErr w:type="spellEnd"/>
+      <w:r>
+        <w:t xml:space="preserve"> : une clé de </w:t>
+      </w:r>
+      <w:proofErr w:type="spellStart"/>
+      <w:r>
+        <w:t>wrapping</w:t>
+      </w:r>
+      <w:proofErr w:type="spellEnd"/>
+      <w:r>
+        <w:t xml:space="preserve"> optionnelle pour les valeurs de clés, si nécessaire lors de la publication</w:t>
+      </w:r>
+    </w:p>
+    <w:p/>
+    <w:p>
+      <w:pPr>
+        <w:pStyle w:val="Titre2"/>
+      </w:pPr>
       <w:bookmarkStart w:id="51" w:name="_Toc121928465"/>
-      <w:bookmarkEnd w:id="50"/>
+      <w:bookmarkStart w:id="52" w:name="_Toc212016907"/>
       <w:r>
         <w:t>Types de magasins</w:t>
       </w:r>
       <w:bookmarkEnd w:id="51"/>
+      <w:bookmarkEnd w:id="52"/>
     </w:p>
     <w:p>
       <w:pPr>
         <w:pStyle w:val="Titre3"/>
       </w:pPr>
-      <w:bookmarkStart w:id="52" w:name="__RefHeading___Toc1208_2924010706"/>
       <w:bookmarkStart w:id="53" w:name="_Toc121928466"/>
-      <w:bookmarkEnd w:id="52"/>
+      <w:bookmarkStart w:id="54" w:name="_Toc212016908"/>
       <w:r>
         <w:t>Fichiers</w:t>
       </w:r>
       <w:bookmarkEnd w:id="53"/>
+      <w:bookmarkEnd w:id="54"/>
     </w:p>
     <w:p>
       <w:pPr>
@@ -3764,7 +5621,7 @@
                     </pic:cNvPicPr>
                   </pic:nvPicPr>
                   <pic:blipFill>
-                    <a:blip r:embed="rId54"/>
+                    <a:blip r:embed="rId51"/>
                     <a:stretch>
                       <a:fillRect/>
                     </a:stretch>
@@ -3799,9 +5656,8 @@
       <w:pPr>
         <w:pStyle w:val="Titre3"/>
       </w:pPr>
-      <w:bookmarkStart w:id="54" w:name="__RefHeading___Toc1210_2924010706"/>
       <w:bookmarkStart w:id="55" w:name="_Toc121928467"/>
-      <w:bookmarkEnd w:id="54"/>
+      <w:bookmarkStart w:id="56" w:name="_Toc212016909"/>
       <w:r>
         <w:t>NXP SAM AV2</w:t>
       </w:r>
@@ -3809,6 +5665,7 @@
       <w:r>
         <w:t xml:space="preserve"> / AV3</w:t>
       </w:r>
+      <w:bookmarkEnd w:id="56"/>
     </w:p>
     <w:p>
       <w:pPr>
@@ -3844,7 +5701,7 @@
                     </pic:cNvPicPr>
                   </pic:nvPicPr>
                   <pic:blipFill>
-                    <a:blip r:embed="rId55"/>
+                    <a:blip r:embed="rId52"/>
                     <a:stretch>
                       <a:fillRect/>
                     </a:stretch>
@@ -3895,12 +5752,28 @@
     </w:p>
     <w:p>
       <w:r>
-        <w:t>Les enregistrements de clés d’une SAM AVx possèdent une classification limitant leur usage.</w:t>
+        <w:t xml:space="preserve">Les enregistrements de clés d’une SAM </w:t>
+      </w:r>
+      <w:proofErr w:type="spellStart"/>
+      <w:r>
+        <w:t>AVx</w:t>
+      </w:r>
+      <w:proofErr w:type="spellEnd"/>
+      <w:r>
+        <w:t xml:space="preserve"> possèdent une classification limitant leur usage.</w:t>
       </w:r>
     </w:p>
     <w:p>
       <w:r>
-        <w:t>De manière générale à l’usage, les enregistrements 0 et 1 sont de type HOST, et les clés DESFire stockées à partir de l’enregistrement 2 sont de type PICC.</w:t>
+        <w:t xml:space="preserve">De manière générale à l’usage, les enregistrements 0 et 1 sont de type HOST, et les clés </w:t>
+      </w:r>
+      <w:proofErr w:type="spellStart"/>
+      <w:r>
+        <w:t>DESFire</w:t>
+      </w:r>
+      <w:proofErr w:type="spellEnd"/>
+      <w:r>
+        <w:t xml:space="preserve"> stockées à partir de l’enregistrement 2 sont de type PICC.</w:t>
       </w:r>
     </w:p>
     <w:p>
@@ -3946,7 +5819,7 @@
                     </pic:cNvPicPr>
                   </pic:nvPicPr>
                   <pic:blipFill>
-                    <a:blip r:embed="rId56"/>
+                    <a:blip r:embed="rId53"/>
                     <a:stretch>
                       <a:fillRect/>
                     </a:stretch>
@@ -4021,7 +5894,7 @@
                     </pic:cNvPicPr>
                   </pic:nvPicPr>
                   <pic:blipFill>
-                    <a:blip r:embed="rId57"/>
+                    <a:blip r:embed="rId54"/>
                     <a:stretch>
                       <a:fillRect/>
                     </a:stretch>
@@ -4046,13 +5919,23 @@
       <w:pPr>
         <w:pStyle w:val="Titre6"/>
       </w:pPr>
+      <w:proofErr w:type="spellStart"/>
       <w:r>
         <w:t>DESFire</w:t>
       </w:r>
+      <w:proofErr w:type="spellEnd"/>
     </w:p>
     <w:p>
       <w:r>
-        <w:t>Dans le cadre d’une clé de type PICC, il est possible de définir des métadonnées concernant son usage sur le badge DESFire, à savoir l’Application ID et le numéro de clé dans l’application.</w:t>
+        <w:t xml:space="preserve">Dans le cadre d’une clé de type PICC, il est possible de définir des métadonnées concernant son usage sur le badge </w:t>
+      </w:r>
+      <w:proofErr w:type="spellStart"/>
+      <w:r>
+        <w:t>DESFire</w:t>
+      </w:r>
+      <w:proofErr w:type="spellEnd"/>
+      <w:r>
+        <w:t>, à savoir l’Application ID et le numéro de clé dans l’application.</w:t>
       </w:r>
     </w:p>
     <w:p>
@@ -4086,7 +5969,7 @@
                     </pic:cNvPicPr>
                   </pic:nvPicPr>
                   <pic:blipFill>
-                    <a:blip r:embed="rId58"/>
+                    <a:blip r:embed="rId55"/>
                     <a:stretch>
                       <a:fillRect/>
                     </a:stretch>
@@ -4141,7 +6024,7 @@
                     </pic:cNvPicPr>
                   </pic:nvPicPr>
                   <pic:blipFill>
-                    <a:blip r:embed="rId59"/>
+                    <a:blip r:embed="rId56"/>
                     <a:stretch>
                       <a:fillRect/>
                     </a:stretch>
@@ -4197,7 +6080,7 @@
                     </pic:cNvPicPr>
                   </pic:nvPicPr>
                   <pic:blipFill>
-                    <a:blip r:embed="rId60"/>
+                    <a:blip r:embed="rId57"/>
                     <a:stretch>
                       <a:fillRect/>
                     </a:stretch>
@@ -4244,7 +6127,7 @@
                     </pic:cNvPicPr>
                   </pic:nvPicPr>
                   <pic:blipFill>
-                    <a:blip r:embed="rId61"/>
+                    <a:blip r:embed="rId58"/>
                     <a:stretch>
                       <a:fillRect/>
                     </a:stretch>
@@ -4301,7 +6184,7 @@
                     </pic:cNvPicPr>
                   </pic:nvPicPr>
                   <pic:blipFill>
-                    <a:blip r:embed="rId62"/>
+                    <a:blip r:embed="rId59"/>
                     <a:stretch>
                       <a:fillRect/>
                     </a:stretch>
@@ -4327,13 +6210,13 @@
       <w:pPr>
         <w:pStyle w:val="Titre3"/>
       </w:pPr>
-      <w:bookmarkStart w:id="56" w:name="__RefHeading___Toc1212_2924010706"/>
       <w:bookmarkStart w:id="57" w:name="_Toc121928468"/>
-      <w:bookmarkEnd w:id="56"/>
+      <w:bookmarkStart w:id="58" w:name="_Toc212016910"/>
       <w:r>
         <w:t>HSM PKCS#11</w:t>
       </w:r>
       <w:bookmarkEnd w:id="57"/>
+      <w:bookmarkEnd w:id="58"/>
     </w:p>
     <w:p>
       <w:pPr>
@@ -4369,7 +6252,7 @@
                     </pic:cNvPicPr>
                   </pic:nvPicPr>
                   <pic:blipFill>
-                    <a:blip r:embed="rId63"/>
+                    <a:blip r:embed="rId60"/>
                     <a:stretch>
                       <a:fillRect/>
                     </a:stretch>
@@ -4425,7 +6308,7 @@
                     </pic:cNvPicPr>
                   </pic:nvPicPr>
                   <pic:blipFill>
-                    <a:blip r:embed="rId64"/>
+                    <a:blip r:embed="rId61"/>
                     <a:stretch>
                       <a:fillRect/>
                     </a:stretch>
@@ -4452,13 +6335,13 @@
       <w:pPr>
         <w:pStyle w:val="Titre1"/>
       </w:pPr>
-      <w:bookmarkStart w:id="58" w:name="__RefHeading___Toc1214_2924010706"/>
       <w:bookmarkStart w:id="59" w:name="_Toc121928469"/>
-      <w:bookmarkEnd w:id="58"/>
+      <w:bookmarkStart w:id="60" w:name="_Toc212016911"/>
       <w:r>
         <w:t>Favoris</w:t>
       </w:r>
       <w:bookmarkEnd w:id="59"/>
+      <w:bookmarkEnd w:id="60"/>
     </w:p>
     <w:p>
       <w:pPr>
@@ -4486,7 +6369,7 @@
                     </pic:cNvPicPr>
                   </pic:nvPicPr>
                   <pic:blipFill>
-                    <a:blip r:embed="rId65"/>
+                    <a:blip r:embed="rId62"/>
                     <a:stretch>
                       <a:fillRect/>
                     </a:stretch>
@@ -4514,12 +6397,28 @@
     </w:p>
     <w:p>
       <w:r>
-        <w:t>L’utilisation des favoris est également nécessaire pour effectuer des interactions entre différents magasins de clés (eg. publication, liaison, …).</w:t>
+        <w:t>L’utilisation des favoris est également nécessaire pour effectuer des interactions entre différents magasins de clés (</w:t>
+      </w:r>
+      <w:proofErr w:type="spellStart"/>
+      <w:r>
+        <w:t>eg</w:t>
+      </w:r>
+      <w:proofErr w:type="spellEnd"/>
+      <w:r>
+        <w:t xml:space="preserve">. </w:t>
+      </w:r>
+      <w:proofErr w:type="gramStart"/>
+      <w:r>
+        <w:t>publication</w:t>
+      </w:r>
+      <w:proofErr w:type="gramEnd"/>
+      <w:r>
+        <w:t>, liaison, …).</w:t>
       </w:r>
     </w:p>
     <w:sectPr>
-      <w:footerReference w:type="default" r:id="rId66"/>
-      <w:footerReference w:type="first" r:id="rId67"/>
+      <w:footerReference w:type="default" r:id="rId63"/>
+      <w:footerReference w:type="first" r:id="rId64"/>
       <w:pgSz w:w="11906" w:h="16838"/>
       <w:pgMar w:top="1440" w:right="1440" w:bottom="1440" w:left="1440" w:header="0" w:footer="720" w:gutter="0"/>
       <w:pgNumType w:start="1"/>
@@ -4557,16 +6456,6 @@
 </file>
 
 <file path=word/footer1.xml><?xml version="1.0" encoding="utf-8"?>
-<w:ftr xmlns:wpc="http://schemas.microsoft.com/office/word/2010/wordprocessingCanvas" xmlns:cx="http://schemas.microsoft.com/office/drawing/2014/chartex" xmlns:cx1="http://schemas.microsoft.com/office/drawing/2015/9/8/chartex" xmlns:cx2="http://schemas.microsoft.com/office/drawing/2015/10/21/chartex" xmlns:cx3="http://schemas.microsoft.com/office/drawing/2016/5/9/chartex" xmlns:cx4="http://schemas.microsoft.com/office/drawing/2016/5/10/chartex" xmlns:cx5="http://schemas.microsoft.com/office/drawing/2016/5/11/chartex" xmlns:cx6="http://schemas.microsoft.com/office/drawing/2016/5/12/chartex" xmlns:cx7="http://schemas.microsoft.com/office/drawing/2016/5/13/chartex" xmlns:cx8="http://schemas.microsoft.com/office/drawing/2016/5/14/chartex" xmlns:mc="http://schemas.openxmlformats.org/markup-compatibility/2006" xmlns:aink="http://schemas.microsoft.com/office/drawing/2016/ink" xmlns:am3d="http://schemas.microsoft.com/office/drawing/2017/model3d" xmlns:o="urn:schemas-microsoft-com:office:office" xmlns:oel="http://schemas.microsoft.com/office/2019/extlst" xmlns:r="http://schemas.openxmlformats.org/officeDocument/2006/relationships" xmlns:m="http://schemas.openxmlformats.org/officeDocument/2006/math" xmlns:v="urn:schemas-microsoft-com:vml" xmlns:wp14="http://schemas.microsoft.com/office/word/2010/wordprocessingDrawing" xmlns:wp="http://schemas.openxmlformats.org/drawingml/2006/wordprocessingDrawing" xmlns:w10="urn:schemas-microsoft-com:office:word" xmlns:w="http://schemas.openxmlformats.org/wordprocessingml/2006/main" xmlns:w14="http://schemas.microsoft.com/office/word/2010/wordml" xmlns:w15="http://schemas.microsoft.com/office/word/2012/wordml" xmlns:w16cex="http://schemas.microsoft.com/office/word/2018/wordml/cex" xmlns:w16cid="http://schemas.microsoft.com/office/word/2016/wordml/cid" xmlns:w16="http://schemas.microsoft.com/office/word/2018/wordml" xmlns:w16du="http://schemas.microsoft.com/office/word/2023/wordml/word16du" xmlns:w16sdtdh="http://schemas.microsoft.com/office/word/2020/wordml/sdtdatahash" xmlns:w16sdtfl="http://schemas.microsoft.com/office/word/2024/wordml/sdtformatlock" xmlns:w16se="http://schemas.microsoft.com/office/word/2015/wordml/symex" xmlns:wpg="http://schemas.microsoft.com/office/word/2010/wordprocessingGroup" xmlns:wpi="http://schemas.microsoft.com/office/word/2010/wordprocessingInk" xmlns:wne="http://schemas.microsoft.com/office/word/2006/wordml" xmlns:wps="http://schemas.microsoft.com/office/word/2010/wordprocessingShape" mc:Ignorable="w14 w15 w16se w16cid w16 w16cex w16sdtdh w16sdtfl w16du wp14">
-  <w:p>
-    <w:pPr>
-      <w:pStyle w:val="Pieddepage"/>
-    </w:pPr>
-  </w:p>
-</w:ftr>
-</file>
-
-<file path=word/footer2.xml><?xml version="1.0" encoding="utf-8"?>
 <w:ftr xmlns:wpc="http://schemas.microsoft.com/office/word/2010/wordprocessingCanvas" xmlns:cx="http://schemas.microsoft.com/office/drawing/2014/chartex" xmlns:cx1="http://schemas.microsoft.com/office/drawing/2015/9/8/chartex" xmlns:cx2="http://schemas.microsoft.com/office/drawing/2015/10/21/chartex" xmlns:cx3="http://schemas.microsoft.com/office/drawing/2016/5/9/chartex" xmlns:cx4="http://schemas.microsoft.com/office/drawing/2016/5/10/chartex" xmlns:cx5="http://schemas.microsoft.com/office/drawing/2016/5/11/chartex" xmlns:cx6="http://schemas.microsoft.com/office/drawing/2016/5/12/chartex" xmlns:cx7="http://schemas.microsoft.com/office/drawing/2016/5/13/chartex" xmlns:cx8="http://schemas.microsoft.com/office/drawing/2016/5/14/chartex" xmlns:mc="http://schemas.openxmlformats.org/markup-compatibility/2006" xmlns:aink="http://schemas.microsoft.com/office/drawing/2016/ink" xmlns:am3d="http://schemas.microsoft.com/office/drawing/2017/model3d" xmlns:o="urn:schemas-microsoft-com:office:office" xmlns:oel="http://schemas.microsoft.com/office/2019/extlst" xmlns:r="http://schemas.openxmlformats.org/officeDocument/2006/relationships" xmlns:m="http://schemas.openxmlformats.org/officeDocument/2006/math" xmlns:v="urn:schemas-microsoft-com:vml" xmlns:wp14="http://schemas.microsoft.com/office/word/2010/wordprocessingDrawing" xmlns:wp="http://schemas.openxmlformats.org/drawingml/2006/wordprocessingDrawing" xmlns:w10="urn:schemas-microsoft-com:office:word" xmlns:w="http://schemas.openxmlformats.org/wordprocessingml/2006/main" xmlns:w14="http://schemas.microsoft.com/office/word/2010/wordml" xmlns:w15="http://schemas.microsoft.com/office/word/2012/wordml" xmlns:w16cex="http://schemas.microsoft.com/office/word/2018/wordml/cex" xmlns:w16cid="http://schemas.microsoft.com/office/word/2016/wordml/cid" xmlns:w16="http://schemas.microsoft.com/office/word/2018/wordml" xmlns:w16du="http://schemas.microsoft.com/office/word/2023/wordml/word16du" xmlns:w16sdtdh="http://schemas.microsoft.com/office/word/2020/wordml/sdtdatahash" xmlns:w16sdtfl="http://schemas.microsoft.com/office/word/2024/wordml/sdtformatlock" xmlns:w16se="http://schemas.microsoft.com/office/word/2015/wordml/symex" xmlns:wpg="http://schemas.microsoft.com/office/word/2010/wordprocessingGroup" xmlns:wpi="http://schemas.microsoft.com/office/word/2010/wordprocessingInk" xmlns:wne="http://schemas.microsoft.com/office/word/2006/wordml" xmlns:wps="http://schemas.microsoft.com/office/word/2010/wordprocessingShape" mc:Ignorable="w14 w15 w16se w16cid w16 w16cex w16sdtdh w16sdtfl w16du wp14">
   <w:p>
     <w:pPr>
@@ -4736,7 +6625,7 @@
                                   <w:rPr>
                                     <w:rFonts w:cs="Tahoma"/>
                                   </w:rPr>
-                                  <w:t>2</w:t>
+                                  <w:t>3</w:t>
                                 </w:r>
                               </w:p>
                               <w:p>
@@ -4758,7 +6647,7 @@
                                   <w:rPr>
                                     <w:rFonts w:cs="Tahoma"/>
                                   </w:rPr>
-                                  <w:instrText xml:space="preserve"> DATE \@"dd\/MM\/yyyy" </w:instrText>
+                                  <w:instrText xml:space="preserve"> DATE  \@ "MMMM yy" </w:instrText>
                                 </w:r>
                                 <w:r>
                                   <w:rPr>
@@ -4771,7 +6660,7 @@
                                     <w:rFonts w:cs="Tahoma"/>
                                     <w:noProof/>
                                   </w:rPr>
-                                  <w:t>04/06/2025</w:t>
+                                  <w:t>octobre 25</w:t>
                                 </w:r>
                                 <w:r>
                                   <w:rPr>
@@ -4992,7 +6881,7 @@
                             <w:rPr>
                               <w:rFonts w:cs="Tahoma"/>
                             </w:rPr>
-                            <w:t>2</w:t>
+                            <w:t>3</w:t>
                           </w:r>
                         </w:p>
                         <w:p>
@@ -5014,7 +6903,7 @@
                             <w:rPr>
                               <w:rFonts w:cs="Tahoma"/>
                             </w:rPr>
-                            <w:instrText xml:space="preserve"> DATE \@"dd\/MM\/yyyy" </w:instrText>
+                            <w:instrText xml:space="preserve"> DATE  \@ "MMMM yy" </w:instrText>
                           </w:r>
                           <w:r>
                             <w:rPr>
@@ -5027,7 +6916,7 @@
                               <w:rFonts w:cs="Tahoma"/>
                               <w:noProof/>
                             </w:rPr>
-                            <w:t>04/06/2025</w:t>
+                            <w:t>octobre 25</w:t>
                           </w:r>
                           <w:r>
                             <w:rPr>
@@ -5132,17 +7021,7 @@
 </w:ftr>
 </file>
 
-<file path=word/footer3.xml><?xml version="1.0" encoding="utf-8"?>
-<w:ftr xmlns:wpc="http://schemas.microsoft.com/office/word/2010/wordprocessingCanvas" xmlns:cx="http://schemas.microsoft.com/office/drawing/2014/chartex" xmlns:cx1="http://schemas.microsoft.com/office/drawing/2015/9/8/chartex" xmlns:cx2="http://schemas.microsoft.com/office/drawing/2015/10/21/chartex" xmlns:cx3="http://schemas.microsoft.com/office/drawing/2016/5/9/chartex" xmlns:cx4="http://schemas.microsoft.com/office/drawing/2016/5/10/chartex" xmlns:cx5="http://schemas.microsoft.com/office/drawing/2016/5/11/chartex" xmlns:cx6="http://schemas.microsoft.com/office/drawing/2016/5/12/chartex" xmlns:cx7="http://schemas.microsoft.com/office/drawing/2016/5/13/chartex" xmlns:cx8="http://schemas.microsoft.com/office/drawing/2016/5/14/chartex" xmlns:mc="http://schemas.openxmlformats.org/markup-compatibility/2006" xmlns:aink="http://schemas.microsoft.com/office/drawing/2016/ink" xmlns:am3d="http://schemas.microsoft.com/office/drawing/2017/model3d" xmlns:o="urn:schemas-microsoft-com:office:office" xmlns:oel="http://schemas.microsoft.com/office/2019/extlst" xmlns:r="http://schemas.openxmlformats.org/officeDocument/2006/relationships" xmlns:m="http://schemas.openxmlformats.org/officeDocument/2006/math" xmlns:v="urn:schemas-microsoft-com:vml" xmlns:wp14="http://schemas.microsoft.com/office/word/2010/wordprocessingDrawing" xmlns:wp="http://schemas.openxmlformats.org/drawingml/2006/wordprocessingDrawing" xmlns:w10="urn:schemas-microsoft-com:office:word" xmlns:w="http://schemas.openxmlformats.org/wordprocessingml/2006/main" xmlns:w14="http://schemas.microsoft.com/office/word/2010/wordml" xmlns:w15="http://schemas.microsoft.com/office/word/2012/wordml" xmlns:w16cex="http://schemas.microsoft.com/office/word/2018/wordml/cex" xmlns:w16cid="http://schemas.microsoft.com/office/word/2016/wordml/cid" xmlns:w16="http://schemas.microsoft.com/office/word/2018/wordml" xmlns:w16du="http://schemas.microsoft.com/office/word/2023/wordml/word16du" xmlns:w16sdtdh="http://schemas.microsoft.com/office/word/2020/wordml/sdtdatahash" xmlns:w16sdtfl="http://schemas.microsoft.com/office/word/2024/wordml/sdtformatlock" xmlns:w16se="http://schemas.microsoft.com/office/word/2015/wordml/symex" xmlns:wpg="http://schemas.microsoft.com/office/word/2010/wordprocessingGroup" xmlns:wpi="http://schemas.microsoft.com/office/word/2010/wordprocessingInk" xmlns:wne="http://schemas.microsoft.com/office/word/2006/wordml" xmlns:wps="http://schemas.microsoft.com/office/word/2010/wordprocessingShape" mc:Ignorable="w14 w15 w16se w16cid w16 w16cex w16sdtdh w16sdtfl w16du wp14">
-  <w:p>
-    <w:pPr>
-      <w:pStyle w:val="Pieddepage"/>
-    </w:pPr>
-  </w:p>
-</w:ftr>
-</file>
-
-<file path=word/footer4.xml><?xml version="1.0" encoding="utf-8"?>
+<file path=word/footer2.xml><?xml version="1.0" encoding="utf-8"?>
 <w:ftr xmlns:wpc="http://schemas.microsoft.com/office/word/2010/wordprocessingCanvas" xmlns:cx="http://schemas.microsoft.com/office/drawing/2014/chartex" xmlns:cx1="http://schemas.microsoft.com/office/drawing/2015/9/8/chartex" xmlns:cx2="http://schemas.microsoft.com/office/drawing/2015/10/21/chartex" xmlns:cx3="http://schemas.microsoft.com/office/drawing/2016/5/9/chartex" xmlns:cx4="http://schemas.microsoft.com/office/drawing/2016/5/10/chartex" xmlns:cx5="http://schemas.microsoft.com/office/drawing/2016/5/11/chartex" xmlns:cx6="http://schemas.microsoft.com/office/drawing/2016/5/12/chartex" xmlns:cx7="http://schemas.microsoft.com/office/drawing/2016/5/13/chartex" xmlns:cx8="http://schemas.microsoft.com/office/drawing/2016/5/14/chartex" xmlns:mc="http://schemas.openxmlformats.org/markup-compatibility/2006" xmlns:aink="http://schemas.microsoft.com/office/drawing/2016/ink" xmlns:am3d="http://schemas.microsoft.com/office/drawing/2017/model3d" xmlns:o="urn:schemas-microsoft-com:office:office" xmlns:oel="http://schemas.microsoft.com/office/2019/extlst" xmlns:r="http://schemas.openxmlformats.org/officeDocument/2006/relationships" xmlns:m="http://schemas.openxmlformats.org/officeDocument/2006/math" xmlns:v="urn:schemas-microsoft-com:vml" xmlns:wp14="http://schemas.microsoft.com/office/word/2010/wordprocessingDrawing" xmlns:wp="http://schemas.openxmlformats.org/drawingml/2006/wordprocessingDrawing" xmlns:w10="urn:schemas-microsoft-com:office:word" xmlns:w="http://schemas.openxmlformats.org/wordprocessingml/2006/main" xmlns:w14="http://schemas.microsoft.com/office/word/2010/wordml" xmlns:w15="http://schemas.microsoft.com/office/word/2012/wordml" xmlns:w16cex="http://schemas.microsoft.com/office/word/2018/wordml/cex" xmlns:w16cid="http://schemas.microsoft.com/office/word/2016/wordml/cid" xmlns:w16="http://schemas.microsoft.com/office/word/2018/wordml" xmlns:w16du="http://schemas.microsoft.com/office/word/2023/wordml/word16du" xmlns:w16sdtdh="http://schemas.microsoft.com/office/word/2020/wordml/sdtdatahash" xmlns:w16sdtfl="http://schemas.microsoft.com/office/word/2024/wordml/sdtformatlock" xmlns:w16se="http://schemas.microsoft.com/office/word/2015/wordml/symex" xmlns:wpg="http://schemas.microsoft.com/office/word/2010/wordprocessingGroup" xmlns:wpi="http://schemas.microsoft.com/office/word/2010/wordprocessingInk" xmlns:wne="http://schemas.microsoft.com/office/word/2006/wordml" xmlns:wps="http://schemas.microsoft.com/office/word/2010/wordprocessingShape" mc:Ignorable="w14 w15 w16se w16cid w16 w16cex w16sdtdh w16sdtfl w16du wp14">
   <w:tbl>
     <w:tblPr>
@@ -5283,7 +7162,7 @@
 </w:ftr>
 </file>
 
-<file path=word/footer5.xml><?xml version="1.0" encoding="utf-8"?>
+<file path=word/footer3.xml><?xml version="1.0" encoding="utf-8"?>
 <w:ftr xmlns:wpc="http://schemas.microsoft.com/office/word/2010/wordprocessingCanvas" xmlns:cx="http://schemas.microsoft.com/office/drawing/2014/chartex" xmlns:cx1="http://schemas.microsoft.com/office/drawing/2015/9/8/chartex" xmlns:cx2="http://schemas.microsoft.com/office/drawing/2015/10/21/chartex" xmlns:cx3="http://schemas.microsoft.com/office/drawing/2016/5/9/chartex" xmlns:cx4="http://schemas.microsoft.com/office/drawing/2016/5/10/chartex" xmlns:cx5="http://schemas.microsoft.com/office/drawing/2016/5/11/chartex" xmlns:cx6="http://schemas.microsoft.com/office/drawing/2016/5/12/chartex" xmlns:cx7="http://schemas.microsoft.com/office/drawing/2016/5/13/chartex" xmlns:cx8="http://schemas.microsoft.com/office/drawing/2016/5/14/chartex" xmlns:mc="http://schemas.openxmlformats.org/markup-compatibility/2006" xmlns:aink="http://schemas.microsoft.com/office/drawing/2016/ink" xmlns:am3d="http://schemas.microsoft.com/office/drawing/2017/model3d" xmlns:o="urn:schemas-microsoft-com:office:office" xmlns:oel="http://schemas.microsoft.com/office/2019/extlst" xmlns:r="http://schemas.openxmlformats.org/officeDocument/2006/relationships" xmlns:m="http://schemas.openxmlformats.org/officeDocument/2006/math" xmlns:v="urn:schemas-microsoft-com:vml" xmlns:wp14="http://schemas.microsoft.com/office/word/2010/wordprocessingDrawing" xmlns:wp="http://schemas.openxmlformats.org/drawingml/2006/wordprocessingDrawing" xmlns:w10="urn:schemas-microsoft-com:office:word" xmlns:w="http://schemas.openxmlformats.org/wordprocessingml/2006/main" xmlns:w14="http://schemas.microsoft.com/office/word/2010/wordml" xmlns:w15="http://schemas.microsoft.com/office/word/2012/wordml" xmlns:w16cex="http://schemas.microsoft.com/office/word/2018/wordml/cex" xmlns:w16cid="http://schemas.microsoft.com/office/word/2016/wordml/cid" xmlns:w16="http://schemas.microsoft.com/office/word/2018/wordml" xmlns:w16du="http://schemas.microsoft.com/office/word/2023/wordml/word16du" xmlns:w16sdtdh="http://schemas.microsoft.com/office/word/2020/wordml/sdtdatahash" xmlns:w16sdtfl="http://schemas.microsoft.com/office/word/2024/wordml/sdtformatlock" xmlns:w16se="http://schemas.microsoft.com/office/word/2015/wordml/symex" xmlns:wpg="http://schemas.microsoft.com/office/word/2010/wordprocessingGroup" xmlns:wpi="http://schemas.microsoft.com/office/word/2010/wordprocessingInk" xmlns:wne="http://schemas.microsoft.com/office/word/2006/wordml" xmlns:wps="http://schemas.microsoft.com/office/word/2010/wordprocessingShape" mc:Ignorable="w14 w15 w16se w16cid w16 w16cex w16sdtdh w16sdtfl w16du wp14">
   <w:p/>
 </w:ftr>
@@ -5352,36 +7231,6 @@
     </w:p>
   </w:footnote>
 </w:footnotes>
-</file>
-
-<file path=word/header1.xml><?xml version="1.0" encoding="utf-8"?>
-<w:hdr xmlns:wpc="http://schemas.microsoft.com/office/word/2010/wordprocessingCanvas" xmlns:cx="http://schemas.microsoft.com/office/drawing/2014/chartex" xmlns:cx1="http://schemas.microsoft.com/office/drawing/2015/9/8/chartex" xmlns:cx2="http://schemas.microsoft.com/office/drawing/2015/10/21/chartex" xmlns:cx3="http://schemas.microsoft.com/office/drawing/2016/5/9/chartex" xmlns:cx4="http://schemas.microsoft.com/office/drawing/2016/5/10/chartex" xmlns:cx5="http://schemas.microsoft.com/office/drawing/2016/5/11/chartex" xmlns:cx6="http://schemas.microsoft.com/office/drawing/2016/5/12/chartex" xmlns:cx7="http://schemas.microsoft.com/office/drawing/2016/5/13/chartex" xmlns:cx8="http://schemas.microsoft.com/office/drawing/2016/5/14/chartex" xmlns:mc="http://schemas.openxmlformats.org/markup-compatibility/2006" xmlns:aink="http://schemas.microsoft.com/office/drawing/2016/ink" xmlns:am3d="http://schemas.microsoft.com/office/drawing/2017/model3d" xmlns:o="urn:schemas-microsoft-com:office:office" xmlns:oel="http://schemas.microsoft.com/office/2019/extlst" xmlns:r="http://schemas.openxmlformats.org/officeDocument/2006/relationships" xmlns:m="http://schemas.openxmlformats.org/officeDocument/2006/math" xmlns:v="urn:schemas-microsoft-com:vml" xmlns:wp14="http://schemas.microsoft.com/office/word/2010/wordprocessingDrawing" xmlns:wp="http://schemas.openxmlformats.org/drawingml/2006/wordprocessingDrawing" xmlns:w10="urn:schemas-microsoft-com:office:word" xmlns:w="http://schemas.openxmlformats.org/wordprocessingml/2006/main" xmlns:w14="http://schemas.microsoft.com/office/word/2010/wordml" xmlns:w15="http://schemas.microsoft.com/office/word/2012/wordml" xmlns:w16cex="http://schemas.microsoft.com/office/word/2018/wordml/cex" xmlns:w16cid="http://schemas.microsoft.com/office/word/2016/wordml/cid" xmlns:w16="http://schemas.microsoft.com/office/word/2018/wordml" xmlns:w16du="http://schemas.microsoft.com/office/word/2023/wordml/word16du" xmlns:w16sdtdh="http://schemas.microsoft.com/office/word/2020/wordml/sdtdatahash" xmlns:w16sdtfl="http://schemas.microsoft.com/office/word/2024/wordml/sdtformatlock" xmlns:w16se="http://schemas.microsoft.com/office/word/2015/wordml/symex" xmlns:wpg="http://schemas.microsoft.com/office/word/2010/wordprocessingGroup" xmlns:wpi="http://schemas.microsoft.com/office/word/2010/wordprocessingInk" xmlns:wne="http://schemas.microsoft.com/office/word/2006/wordml" xmlns:wps="http://schemas.microsoft.com/office/word/2010/wordprocessingShape" mc:Ignorable="w14 w15 w16se w16cid w16 w16cex w16sdtdh w16sdtfl w16du wp14">
-  <w:p>
-    <w:pPr>
-      <w:pStyle w:val="En-tte"/>
-    </w:pPr>
-  </w:p>
-</w:hdr>
-</file>
-
-<file path=word/header2.xml><?xml version="1.0" encoding="utf-8"?>
-<w:hdr xmlns:wpc="http://schemas.microsoft.com/office/word/2010/wordprocessingCanvas" xmlns:cx="http://schemas.microsoft.com/office/drawing/2014/chartex" xmlns:cx1="http://schemas.microsoft.com/office/drawing/2015/9/8/chartex" xmlns:cx2="http://schemas.microsoft.com/office/drawing/2015/10/21/chartex" xmlns:cx3="http://schemas.microsoft.com/office/drawing/2016/5/9/chartex" xmlns:cx4="http://schemas.microsoft.com/office/drawing/2016/5/10/chartex" xmlns:cx5="http://schemas.microsoft.com/office/drawing/2016/5/11/chartex" xmlns:cx6="http://schemas.microsoft.com/office/drawing/2016/5/12/chartex" xmlns:cx7="http://schemas.microsoft.com/office/drawing/2016/5/13/chartex" xmlns:cx8="http://schemas.microsoft.com/office/drawing/2016/5/14/chartex" xmlns:mc="http://schemas.openxmlformats.org/markup-compatibility/2006" xmlns:aink="http://schemas.microsoft.com/office/drawing/2016/ink" xmlns:am3d="http://schemas.microsoft.com/office/drawing/2017/model3d" xmlns:o="urn:schemas-microsoft-com:office:office" xmlns:oel="http://schemas.microsoft.com/office/2019/extlst" xmlns:r="http://schemas.openxmlformats.org/officeDocument/2006/relationships" xmlns:m="http://schemas.openxmlformats.org/officeDocument/2006/math" xmlns:v="urn:schemas-microsoft-com:vml" xmlns:wp14="http://schemas.microsoft.com/office/word/2010/wordprocessingDrawing" xmlns:wp="http://schemas.openxmlformats.org/drawingml/2006/wordprocessingDrawing" xmlns:w10="urn:schemas-microsoft-com:office:word" xmlns:w="http://schemas.openxmlformats.org/wordprocessingml/2006/main" xmlns:w14="http://schemas.microsoft.com/office/word/2010/wordml" xmlns:w15="http://schemas.microsoft.com/office/word/2012/wordml" xmlns:w16cex="http://schemas.microsoft.com/office/word/2018/wordml/cex" xmlns:w16cid="http://schemas.microsoft.com/office/word/2016/wordml/cid" xmlns:w16="http://schemas.microsoft.com/office/word/2018/wordml" xmlns:w16du="http://schemas.microsoft.com/office/word/2023/wordml/word16du" xmlns:w16sdtdh="http://schemas.microsoft.com/office/word/2020/wordml/sdtdatahash" xmlns:w16sdtfl="http://schemas.microsoft.com/office/word/2024/wordml/sdtformatlock" xmlns:w16se="http://schemas.microsoft.com/office/word/2015/wordml/symex" xmlns:wpg="http://schemas.microsoft.com/office/word/2010/wordprocessingGroup" xmlns:wpi="http://schemas.microsoft.com/office/word/2010/wordprocessingInk" xmlns:wne="http://schemas.microsoft.com/office/word/2006/wordml" xmlns:wps="http://schemas.microsoft.com/office/word/2010/wordprocessingShape" mc:Ignorable="w14 w15 w16se w16cid w16 w16cex w16sdtdh w16sdtfl w16du wp14">
-  <w:p>
-    <w:pPr>
-      <w:pStyle w:val="En-tte"/>
-    </w:pPr>
-  </w:p>
-</w:hdr>
-</file>
-
-<file path=word/header3.xml><?xml version="1.0" encoding="utf-8"?>
-<w:hdr xmlns:wpc="http://schemas.microsoft.com/office/word/2010/wordprocessingCanvas" xmlns:cx="http://schemas.microsoft.com/office/drawing/2014/chartex" xmlns:cx1="http://schemas.microsoft.com/office/drawing/2015/9/8/chartex" xmlns:cx2="http://schemas.microsoft.com/office/drawing/2015/10/21/chartex" xmlns:cx3="http://schemas.microsoft.com/office/drawing/2016/5/9/chartex" xmlns:cx4="http://schemas.microsoft.com/office/drawing/2016/5/10/chartex" xmlns:cx5="http://schemas.microsoft.com/office/drawing/2016/5/11/chartex" xmlns:cx6="http://schemas.microsoft.com/office/drawing/2016/5/12/chartex" xmlns:cx7="http://schemas.microsoft.com/office/drawing/2016/5/13/chartex" xmlns:cx8="http://schemas.microsoft.com/office/drawing/2016/5/14/chartex" xmlns:mc="http://schemas.openxmlformats.org/markup-compatibility/2006" xmlns:aink="http://schemas.microsoft.com/office/drawing/2016/ink" xmlns:am3d="http://schemas.microsoft.com/office/drawing/2017/model3d" xmlns:o="urn:schemas-microsoft-com:office:office" xmlns:oel="http://schemas.microsoft.com/office/2019/extlst" xmlns:r="http://schemas.openxmlformats.org/officeDocument/2006/relationships" xmlns:m="http://schemas.openxmlformats.org/officeDocument/2006/math" xmlns:v="urn:schemas-microsoft-com:vml" xmlns:wp14="http://schemas.microsoft.com/office/word/2010/wordprocessingDrawing" xmlns:wp="http://schemas.openxmlformats.org/drawingml/2006/wordprocessingDrawing" xmlns:w10="urn:schemas-microsoft-com:office:word" xmlns:w="http://schemas.openxmlformats.org/wordprocessingml/2006/main" xmlns:w14="http://schemas.microsoft.com/office/word/2010/wordml" xmlns:w15="http://schemas.microsoft.com/office/word/2012/wordml" xmlns:w16cex="http://schemas.microsoft.com/office/word/2018/wordml/cex" xmlns:w16cid="http://schemas.microsoft.com/office/word/2016/wordml/cid" xmlns:w16="http://schemas.microsoft.com/office/word/2018/wordml" xmlns:w16du="http://schemas.microsoft.com/office/word/2023/wordml/word16du" xmlns:w16sdtdh="http://schemas.microsoft.com/office/word/2020/wordml/sdtdatahash" xmlns:w16sdtfl="http://schemas.microsoft.com/office/word/2024/wordml/sdtformatlock" xmlns:w16se="http://schemas.microsoft.com/office/word/2015/wordml/symex" xmlns:wpg="http://schemas.microsoft.com/office/word/2010/wordprocessingGroup" xmlns:wpi="http://schemas.microsoft.com/office/word/2010/wordprocessingInk" xmlns:wne="http://schemas.microsoft.com/office/word/2006/wordml" xmlns:wps="http://schemas.microsoft.com/office/word/2010/wordprocessingShape" mc:Ignorable="w14 w15 w16se w16cid w16 w16cex w16sdtdh w16sdtfl w16du wp14">
-  <w:p>
-    <w:pPr>
-      <w:pStyle w:val="En-tte"/>
-    </w:pPr>
-  </w:p>
-</w:hdr>
 </file>
 
 <file path=word/numbering.xml><?xml version="1.0" encoding="utf-8"?>
@@ -5963,6 +7812,119 @@
     </w:lvl>
   </w:abstractNum>
   <w:abstractNum w:abstractNumId="5" w15:restartNumberingAfterBreak="0">
+    <w:nsid w:val="2C6010E3"/>
+    <w:multiLevelType w:val="hybridMultilevel"/>
+    <w:tmpl w:val="17020A2E"/>
+    <w:lvl w:ilvl="0" w:tplc="04090001">
+      <w:start w:val="1"/>
+      <w:numFmt w:val="bullet"/>
+      <w:lvlText w:val=""/>
+      <w:lvlJc w:val="left"/>
+      <w:pPr>
+        <w:ind w:left="720" w:hanging="360"/>
+      </w:pPr>
+      <w:rPr>
+        <w:rFonts w:ascii="Symbol" w:hAnsi="Symbol" w:hint="default"/>
+      </w:rPr>
+    </w:lvl>
+    <w:lvl w:ilvl="1" w:tplc="04090003" w:tentative="1">
+      <w:start w:val="1"/>
+      <w:numFmt w:val="bullet"/>
+      <w:lvlText w:val="o"/>
+      <w:lvlJc w:val="left"/>
+      <w:pPr>
+        <w:ind w:left="1440" w:hanging="360"/>
+      </w:pPr>
+      <w:rPr>
+        <w:rFonts w:ascii="Courier New" w:hAnsi="Courier New" w:cs="Courier New" w:hint="default"/>
+      </w:rPr>
+    </w:lvl>
+    <w:lvl w:ilvl="2" w:tplc="04090005" w:tentative="1">
+      <w:start w:val="1"/>
+      <w:numFmt w:val="bullet"/>
+      <w:lvlText w:val=""/>
+      <w:lvlJc w:val="left"/>
+      <w:pPr>
+        <w:ind w:left="2160" w:hanging="360"/>
+      </w:pPr>
+      <w:rPr>
+        <w:rFonts w:ascii="Wingdings" w:hAnsi="Wingdings" w:hint="default"/>
+      </w:rPr>
+    </w:lvl>
+    <w:lvl w:ilvl="3" w:tplc="04090001" w:tentative="1">
+      <w:start w:val="1"/>
+      <w:numFmt w:val="bullet"/>
+      <w:lvlText w:val=""/>
+      <w:lvlJc w:val="left"/>
+      <w:pPr>
+        <w:ind w:left="2880" w:hanging="360"/>
+      </w:pPr>
+      <w:rPr>
+        <w:rFonts w:ascii="Symbol" w:hAnsi="Symbol" w:hint="default"/>
+      </w:rPr>
+    </w:lvl>
+    <w:lvl w:ilvl="4" w:tplc="04090003" w:tentative="1">
+      <w:start w:val="1"/>
+      <w:numFmt w:val="bullet"/>
+      <w:lvlText w:val="o"/>
+      <w:lvlJc w:val="left"/>
+      <w:pPr>
+        <w:ind w:left="3600" w:hanging="360"/>
+      </w:pPr>
+      <w:rPr>
+        <w:rFonts w:ascii="Courier New" w:hAnsi="Courier New" w:cs="Courier New" w:hint="default"/>
+      </w:rPr>
+    </w:lvl>
+    <w:lvl w:ilvl="5" w:tplc="04090005" w:tentative="1">
+      <w:start w:val="1"/>
+      <w:numFmt w:val="bullet"/>
+      <w:lvlText w:val=""/>
+      <w:lvlJc w:val="left"/>
+      <w:pPr>
+        <w:ind w:left="4320" w:hanging="360"/>
+      </w:pPr>
+      <w:rPr>
+        <w:rFonts w:ascii="Wingdings" w:hAnsi="Wingdings" w:hint="default"/>
+      </w:rPr>
+    </w:lvl>
+    <w:lvl w:ilvl="6" w:tplc="04090001" w:tentative="1">
+      <w:start w:val="1"/>
+      <w:numFmt w:val="bullet"/>
+      <w:lvlText w:val=""/>
+      <w:lvlJc w:val="left"/>
+      <w:pPr>
+        <w:ind w:left="5040" w:hanging="360"/>
+      </w:pPr>
+      <w:rPr>
+        <w:rFonts w:ascii="Symbol" w:hAnsi="Symbol" w:hint="default"/>
+      </w:rPr>
+    </w:lvl>
+    <w:lvl w:ilvl="7" w:tplc="04090003" w:tentative="1">
+      <w:start w:val="1"/>
+      <w:numFmt w:val="bullet"/>
+      <w:lvlText w:val="o"/>
+      <w:lvlJc w:val="left"/>
+      <w:pPr>
+        <w:ind w:left="5760" w:hanging="360"/>
+      </w:pPr>
+      <w:rPr>
+        <w:rFonts w:ascii="Courier New" w:hAnsi="Courier New" w:cs="Courier New" w:hint="default"/>
+      </w:rPr>
+    </w:lvl>
+    <w:lvl w:ilvl="8" w:tplc="04090005" w:tentative="1">
+      <w:start w:val="1"/>
+      <w:numFmt w:val="bullet"/>
+      <w:lvlText w:val=""/>
+      <w:lvlJc w:val="left"/>
+      <w:pPr>
+        <w:ind w:left="6480" w:hanging="360"/>
+      </w:pPr>
+      <w:rPr>
+        <w:rFonts w:ascii="Wingdings" w:hAnsi="Wingdings" w:hint="default"/>
+      </w:rPr>
+    </w:lvl>
+  </w:abstractNum>
+  <w:abstractNum w:abstractNumId="6" w15:restartNumberingAfterBreak="0">
     <w:nsid w:val="358F67C9"/>
     <w:multiLevelType w:val="multilevel"/>
     <w:tmpl w:val="A612931E"/>
@@ -6079,7 +8041,7 @@
       </w:pPr>
     </w:lvl>
   </w:abstractNum>
-  <w:abstractNum w:abstractNumId="6" w15:restartNumberingAfterBreak="0">
+  <w:abstractNum w:abstractNumId="7" w15:restartNumberingAfterBreak="0">
     <w:nsid w:val="3B5E4652"/>
     <w:multiLevelType w:val="multilevel"/>
     <w:tmpl w:val="EF76152A"/>
@@ -6219,7 +8181,7 @@
       </w:rPr>
     </w:lvl>
   </w:abstractNum>
-  <w:abstractNum w:abstractNumId="7" w15:restartNumberingAfterBreak="0">
+  <w:abstractNum w:abstractNumId="8" w15:restartNumberingAfterBreak="0">
     <w:nsid w:val="3CFC403D"/>
     <w:multiLevelType w:val="multilevel"/>
     <w:tmpl w:val="615A4F8E"/>
@@ -6341,7 +8303,7 @@
       </w:pPr>
     </w:lvl>
   </w:abstractNum>
-  <w:abstractNum w:abstractNumId="8" w15:restartNumberingAfterBreak="0">
+  <w:abstractNum w:abstractNumId="9" w15:restartNumberingAfterBreak="0">
     <w:nsid w:val="45A16269"/>
     <w:multiLevelType w:val="multilevel"/>
     <w:tmpl w:val="28AA45FE"/>
@@ -6455,7 +8417,7 @@
       </w:pPr>
     </w:lvl>
   </w:abstractNum>
-  <w:abstractNum w:abstractNumId="9" w15:restartNumberingAfterBreak="0">
+  <w:abstractNum w:abstractNumId="10" w15:restartNumberingAfterBreak="0">
     <w:nsid w:val="605D2D5D"/>
     <w:multiLevelType w:val="multilevel"/>
     <w:tmpl w:val="FBACB320"/>
@@ -6572,7 +8534,7 @@
       </w:pPr>
     </w:lvl>
   </w:abstractNum>
-  <w:abstractNum w:abstractNumId="10" w15:restartNumberingAfterBreak="0">
+  <w:abstractNum w:abstractNumId="11" w15:restartNumberingAfterBreak="0">
     <w:nsid w:val="75B44952"/>
     <w:multiLevelType w:val="multilevel"/>
     <w:tmpl w:val="493A8AD6"/>
@@ -6686,7 +8648,7 @@
       </w:pPr>
     </w:lvl>
   </w:abstractNum>
-  <w:abstractNum w:abstractNumId="11" w15:restartNumberingAfterBreak="0">
+  <w:abstractNum w:abstractNumId="12" w15:restartNumberingAfterBreak="0">
     <w:nsid w:val="7AFE2385"/>
     <w:multiLevelType w:val="multilevel"/>
     <w:tmpl w:val="B588B9D0"/>
@@ -6804,13 +8766,13 @@
     </w:lvl>
   </w:abstractNum>
   <w:num w:numId="1" w16cid:durableId="243950801">
-    <w:abstractNumId w:val="9"/>
+    <w:abstractNumId w:val="10"/>
   </w:num>
   <w:num w:numId="2" w16cid:durableId="207256029">
-    <w:abstractNumId w:val="5"/>
+    <w:abstractNumId w:val="6"/>
   </w:num>
   <w:num w:numId="3" w16cid:durableId="1192764225">
-    <w:abstractNumId w:val="11"/>
+    <w:abstractNumId w:val="12"/>
   </w:num>
   <w:num w:numId="4" w16cid:durableId="1146356863">
     <w:abstractNumId w:val="1"/>
@@ -6825,19 +8787,22 @@
     <w:abstractNumId w:val="4"/>
   </w:num>
   <w:num w:numId="8" w16cid:durableId="332489008">
-    <w:abstractNumId w:val="10"/>
+    <w:abstractNumId w:val="11"/>
   </w:num>
   <w:num w:numId="9" w16cid:durableId="2007049721">
     <w:abstractNumId w:val="3"/>
   </w:num>
   <w:num w:numId="10" w16cid:durableId="871965056">
+    <w:abstractNumId w:val="9"/>
+  </w:num>
+  <w:num w:numId="11" w16cid:durableId="1280605225">
+    <w:abstractNumId w:val="7"/>
+  </w:num>
+  <w:num w:numId="12" w16cid:durableId="976759630">
     <w:abstractNumId w:val="8"/>
   </w:num>
-  <w:num w:numId="11" w16cid:durableId="1280605225">
-    <w:abstractNumId w:val="6"/>
-  </w:num>
-  <w:num w:numId="12" w16cid:durableId="976759630">
-    <w:abstractNumId w:val="7"/>
+  <w:num w:numId="13" w16cid:durableId="1791825121">
+    <w:abstractNumId w:val="5"/>
   </w:num>
 </w:numbering>
 </file>
@@ -9306,7 +11271,6 @@
     <w:name w:val="List Paragraph"/>
     <w:basedOn w:val="Normal"/>
     <w:uiPriority w:val="34"/>
-    <w:semiHidden/>
     <w:unhideWhenUsed/>
     <w:qFormat/>
     <w:rsid w:val="002A4610"/>
@@ -31862,16 +33826,6 @@
             <w:t>Discours liminaire</w:t>
           </w:r>
         </w:p>
-        <w:bookmarkStart w:id="5" w:name="_Hlk508635881"/>
-        <w:bookmarkStart w:id="6" w:name="_Hlk508635988"/>
-        <w:bookmarkStart w:id="7" w:name="_Hlk508636038"/>
-        <w:bookmarkStart w:id="8" w:name="_Hlk508636056"/>
-        <w:bookmarkStart w:id="9" w:name="_Hlk508636067"/>
-        <w:bookmarkEnd w:id="5"/>
-        <w:bookmarkEnd w:id="6"/>
-        <w:bookmarkEnd w:id="7"/>
-        <w:bookmarkEnd w:id="8"/>
-        <w:bookmarkEnd w:id="9"/>
       </w:docPartBody>
     </w:docPart>
   </w:docParts>
@@ -31894,11 +33848,27 @@
     <w:pitch w:val="variable"/>
     <w:sig w:usb0="E0002EFF" w:usb1="C000785B" w:usb2="00000009" w:usb3="00000000" w:csb0="000001FF" w:csb1="00000000"/>
   </w:font>
+  <w:font w:name="Courier New">
+    <w:panose1 w:val="02070309020205020404"/>
+    <w:charset w:val="00"/>
+    <w:family w:val="modern"/>
+    <w:pitch w:val="fixed"/>
+    <w:sig w:usb0="E0002EFF" w:usb1="C0007843" w:usb2="00000009" w:usb3="00000000" w:csb0="000001FF" w:csb1="00000000"/>
+  </w:font>
+  <w:font w:name="Wingdings">
+    <w:panose1 w:val="05000000000000000000"/>
+    <w:charset w:val="02"/>
+    <w:family w:val="auto"/>
+    <w:pitch w:val="variable"/>
+    <w:sig w:usb0="00000000" w:usb1="10000000" w:usb2="00000000" w:usb3="00000000" w:csb0="80000000" w:csb1="00000000"/>
+  </w:font>
   <w:font w:name="OpenSymbol">
     <w:altName w:val="Calibri"/>
+    <w:panose1 w:val="05010000000000000000"/>
     <w:charset w:val="01"/>
     <w:family w:val="auto"/>
     <w:pitch w:val="variable"/>
+    <w:sig w:usb0="800000AF" w:usb1="1001ECEA" w:usb2="00000000" w:usb3="00000000" w:csb0="80000001" w:csb1="00000000"/>
   </w:font>
   <w:font w:name="Cambria">
     <w:panose1 w:val="02040503050406030204"/>
@@ -31937,9 +33907,11 @@
   </w:font>
   <w:font w:name="Liberation Sans">
     <w:altName w:val="Arial"/>
+    <w:panose1 w:val="020B0604020202020204"/>
     <w:charset w:val="00"/>
-    <w:family w:val="roman"/>
+    <w:family w:val="swiss"/>
     <w:pitch w:val="variable"/>
+    <w:sig w:usb0="E0000AFF" w:usb1="500078FF" w:usb2="00000021" w:usb3="00000000" w:csb0="000001BF" w:csb1="00000000"/>
   </w:font>
   <w:font w:name="Microsoft YaHei">
     <w:panose1 w:val="020B0503020204020204"/>
@@ -31982,9 +33954,12 @@
   <w:rsids>
     <w:rsidRoot w:val="00072E8B"/>
     <w:rsid w:val="00072E8B"/>
+    <w:rsid w:val="00164B19"/>
     <w:rsid w:val="002417EC"/>
+    <w:rsid w:val="00536FA5"/>
     <w:rsid w:val="0059792B"/>
     <w:rsid w:val="009D7543"/>
+    <w:rsid w:val="009E020E"/>
     <w:rsid w:val="00CB5271"/>
     <w:rsid w:val="00DC227C"/>
     <w:rsid w:val="00E818F7"/>
@@ -32456,12 +34431,6 @@
       <w:color w:val="404040" w:themeColor="text1" w:themeTint="BF"/>
     </w:rPr>
   </w:style>
-  <w:style w:type="paragraph" w:customStyle="1" w:styleId="5771BC50DB9A4D71ADF6AEE0CCE72A87">
-    <w:name w:val="5771BC50DB9A4D71ADF6AEE0CCE72A87"/>
-  </w:style>
-  <w:style w:type="paragraph" w:customStyle="1" w:styleId="F499A8228D064C5AA60ADD034DCC0FEA">
-    <w:name w:val="F499A8228D064C5AA60ADD034DCC0FEA"/>
-  </w:style>
   <w:style w:type="character" w:styleId="Textedelespacerserv">
     <w:name w:val="Placeholder Text"/>
     <w:basedOn w:val="Policepardfaut"/>
